--- a/基于Spring Cloud的校园兼职平台的设计与实现.docx
+++ b/基于Spring Cloud的校园兼职平台的设计与实现.docx
@@ -292,7 +292,7 @@
       <w:pPr>
         <w:spacing w:line="360"/>
         <w:ind w:firstLine="420"/>
-        <w:jc w:val="both"/>
+        <w:jc w:val="left"/>
       </w:pPr>
       <w:r>
         <w:rPr>
@@ -368,7 +368,7 @@
       <w:pPr>
         <w:spacing w:line="360"/>
         <w:ind w:firstLine="420"/>
-        <w:jc w:val="both"/>
+        <w:jc w:val="left"/>
       </w:pPr>
       <w:r>
         <w:rPr>
@@ -453,6 +453,897 @@
           </w:r>
         </w:p>
         <w:p>
+          <w:pPr>
+            <w:pStyle w:val="9"/>
+            <w:tabs>
+              <w:tab w:val="right" w:leader="dot" w:pos="9026"/>
+            </w:tabs>
+          </w:pPr>
+          <w:r>
+            <w:t>1 绪论</w:t>
+          </w:r>
+          <w:r>
+            <w:tab/>
+          </w:r>
+          <w:r>
+            <w:t>1</w:t>
+          </w:r>
+        </w:p>
+        <w:p>
+          <w:pPr>
+            <w:pStyle w:val="11"/>
+            <w:ind w:left="360"/>
+            <w:tabs>
+              <w:tab w:val="right" w:leader="dot" w:pos="9026"/>
+            </w:tabs>
+          </w:pPr>
+          <w:r>
+            <w:t>1.1 项目背景</w:t>
+          </w:r>
+          <w:r>
+            <w:tab/>
+          </w:r>
+          <w:r>
+            <w:t>1</w:t>
+          </w:r>
+        </w:p>
+        <w:p>
+          <w:pPr>
+            <w:pStyle w:val="11"/>
+            <w:ind w:left="360"/>
+            <w:tabs>
+              <w:tab w:val="right" w:leader="dot" w:pos="9026"/>
+            </w:tabs>
+          </w:pPr>
+          <w:r>
+            <w:t>1.2 项目研究的目的和意义</w:t>
+          </w:r>
+          <w:r>
+            <w:tab/>
+          </w:r>
+          <w:r>
+            <w:t>2</w:t>
+          </w:r>
+        </w:p>
+        <w:p>
+          <w:pPr>
+            <w:pStyle w:val="11"/>
+            <w:ind w:left="360"/>
+            <w:tabs>
+              <w:tab w:val="right" w:leader="dot" w:pos="9026"/>
+            </w:tabs>
+          </w:pPr>
+          <w:r>
+            <w:t>1.3 校园兼职平台的概述</w:t>
+          </w:r>
+          <w:r>
+            <w:tab/>
+          </w:r>
+          <w:r>
+            <w:t>3</w:t>
+          </w:r>
+        </w:p>
+        <w:p>
+          <w:pPr>
+            <w:pStyle w:val="9"/>
+            <w:tabs>
+              <w:tab w:val="right" w:leader="dot" w:pos="9026"/>
+            </w:tabs>
+          </w:pPr>
+          <w:r>
+            <w:t>2 系统开发环境和相关技术</w:t>
+          </w:r>
+          <w:r>
+            <w:tab/>
+          </w:r>
+          <w:r>
+            <w:t>4</w:t>
+          </w:r>
+        </w:p>
+        <w:p>
+          <w:pPr>
+            <w:pStyle w:val="11"/>
+            <w:ind w:left="360"/>
+            <w:tabs>
+              <w:tab w:val="right" w:leader="dot" w:pos="9026"/>
+            </w:tabs>
+          </w:pPr>
+          <w:r>
+            <w:t>2.1 开发与运行环境</w:t>
+          </w:r>
+          <w:r>
+            <w:tab/>
+          </w:r>
+          <w:r>
+            <w:t>4</w:t>
+          </w:r>
+        </w:p>
+        <w:p>
+          <w:pPr>
+            <w:pStyle w:val="11"/>
+            <w:ind w:left="360"/>
+            <w:tabs>
+              <w:tab w:val="right" w:leader="dot" w:pos="9026"/>
+            </w:tabs>
+          </w:pPr>
+          <w:r>
+            <w:t>2.2 项目所用技术分析</w:t>
+          </w:r>
+          <w:r>
+            <w:tab/>
+          </w:r>
+          <w:r>
+            <w:t>4</w:t>
+          </w:r>
+        </w:p>
+        <w:p>
+          <w:pPr>
+            <w:pStyle w:val="12"/>
+            <w:ind w:left="720"/>
+            <w:tabs>
+              <w:tab w:val="right" w:leader="dot" w:pos="9026"/>
+            </w:tabs>
+          </w:pPr>
+          <w:r>
+            <w:t>2.2.1 Spring Cloud 微服务架构</w:t>
+          </w:r>
+          <w:r>
+            <w:tab/>
+          </w:r>
+          <w:r>
+            <w:t>4</w:t>
+          </w:r>
+        </w:p>
+        <w:p>
+          <w:pPr>
+            <w:pStyle w:val="12"/>
+            <w:ind w:left="720"/>
+            <w:tabs>
+              <w:tab w:val="right" w:leader="dot" w:pos="9026"/>
+            </w:tabs>
+          </w:pPr>
+          <w:r>
+            <w:t>2.2.2 Spring Cloud Gateway 网关技术</w:t>
+          </w:r>
+          <w:r>
+            <w:tab/>
+          </w:r>
+          <w:r>
+            <w:t>5</w:t>
+          </w:r>
+        </w:p>
+        <w:p>
+          <w:pPr>
+            <w:pStyle w:val="12"/>
+            <w:ind w:left="720"/>
+            <w:tabs>
+              <w:tab w:val="right" w:leader="dot" w:pos="9026"/>
+            </w:tabs>
+          </w:pPr>
+          <w:r>
+            <w:t>2.2.3 Spring Security 与 JWT 认证</w:t>
+          </w:r>
+          <w:r>
+            <w:tab/>
+          </w:r>
+          <w:r>
+            <w:t>5</w:t>
+          </w:r>
+        </w:p>
+        <w:p>
+          <w:pPr>
+            <w:pStyle w:val="12"/>
+            <w:ind w:left="720"/>
+            <w:tabs>
+              <w:tab w:val="right" w:leader="dot" w:pos="9026"/>
+            </w:tabs>
+          </w:pPr>
+          <w:r>
+            <w:t>2.2.4 Vue 3 前端框架</w:t>
+          </w:r>
+          <w:r>
+            <w:tab/>
+          </w:r>
+          <w:r>
+            <w:t>6</w:t>
+          </w:r>
+        </w:p>
+        <w:p>
+          <w:pPr>
+            <w:pStyle w:val="12"/>
+            <w:ind w:left="720"/>
+            <w:tabs>
+              <w:tab w:val="right" w:leader="dot" w:pos="9026"/>
+            </w:tabs>
+          </w:pPr>
+          <w:r>
+            <w:t>2.2.5 MyBatis-Plus 持久层框架</w:t>
+          </w:r>
+          <w:r>
+            <w:tab/>
+          </w:r>
+          <w:r>
+            <w:t>6</w:t>
+          </w:r>
+        </w:p>
+        <w:p>
+          <w:pPr>
+            <w:pStyle w:val="12"/>
+            <w:ind w:left="720"/>
+            <w:tabs>
+              <w:tab w:val="right" w:leader="dot" w:pos="9026"/>
+            </w:tabs>
+          </w:pPr>
+          <w:r>
+            <w:t>2.2.6 Redis 缓存技术</w:t>
+          </w:r>
+          <w:r>
+            <w:tab/>
+          </w:r>
+          <w:r>
+            <w:t>7</w:t>
+          </w:r>
+        </w:p>
+        <w:p>
+          <w:pPr>
+            <w:pStyle w:val="12"/>
+            <w:ind w:left="720"/>
+            <w:tabs>
+              <w:tab w:val="right" w:leader="dot" w:pos="9026"/>
+            </w:tabs>
+          </w:pPr>
+          <w:r>
+            <w:t>2.2.7 Nacos 服务注册与配置中心</w:t>
+          </w:r>
+          <w:r>
+            <w:tab/>
+          </w:r>
+          <w:r>
+            <w:t>7</w:t>
+          </w:r>
+        </w:p>
+        <w:p>
+          <w:pPr>
+            <w:pStyle w:val="9"/>
+            <w:tabs>
+              <w:tab w:val="right" w:leader="dot" w:pos="9026"/>
+            </w:tabs>
+          </w:pPr>
+          <w:r>
+            <w:t>3 需求分析</w:t>
+          </w:r>
+          <w:r>
+            <w:tab/>
+          </w:r>
+          <w:r>
+            <w:t>8</w:t>
+          </w:r>
+        </w:p>
+        <w:p>
+          <w:pPr>
+            <w:pStyle w:val="11"/>
+            <w:ind w:left="360"/>
+            <w:tabs>
+              <w:tab w:val="right" w:leader="dot" w:pos="9026"/>
+            </w:tabs>
+          </w:pPr>
+          <w:r>
+            <w:t>3.1 学生端功能需求分析</w:t>
+          </w:r>
+          <w:r>
+            <w:tab/>
+          </w:r>
+          <w:r>
+            <w:t>8</w:t>
+          </w:r>
+        </w:p>
+        <w:p>
+          <w:pPr>
+            <w:pStyle w:val="11"/>
+            <w:ind w:left="360"/>
+            <w:tabs>
+              <w:tab w:val="right" w:leader="dot" w:pos="9026"/>
+            </w:tabs>
+          </w:pPr>
+          <w:r>
+            <w:t>3.2 雇主端功能需求分析</w:t>
+          </w:r>
+          <w:r>
+            <w:tab/>
+          </w:r>
+          <w:r>
+            <w:t>9</w:t>
+          </w:r>
+        </w:p>
+        <w:p>
+          <w:pPr>
+            <w:pStyle w:val="11"/>
+            <w:ind w:left="360"/>
+            <w:tabs>
+              <w:tab w:val="right" w:leader="dot" w:pos="9026"/>
+            </w:tabs>
+          </w:pPr>
+          <w:r>
+            <w:t>3.3 管理员端功能需求分析</w:t>
+          </w:r>
+          <w:r>
+            <w:tab/>
+          </w:r>
+          <w:r>
+            <w:t>10</w:t>
+          </w:r>
+        </w:p>
+        <w:p>
+          <w:pPr>
+            <w:pStyle w:val="9"/>
+            <w:tabs>
+              <w:tab w:val="right" w:leader="dot" w:pos="9026"/>
+            </w:tabs>
+          </w:pPr>
+          <w:r>
+            <w:t>4 系统概要设计</w:t>
+          </w:r>
+          <w:r>
+            <w:tab/>
+          </w:r>
+          <w:r>
+            <w:t>11</w:t>
+          </w:r>
+        </w:p>
+        <w:p>
+          <w:pPr>
+            <w:pStyle w:val="11"/>
+            <w:ind w:left="360"/>
+            <w:tabs>
+              <w:tab w:val="right" w:leader="dot" w:pos="9026"/>
+            </w:tabs>
+          </w:pPr>
+          <w:r>
+            <w:t>4.1 系统总体架构</w:t>
+          </w:r>
+          <w:r>
+            <w:tab/>
+          </w:r>
+          <w:r>
+            <w:t>11</w:t>
+          </w:r>
+        </w:p>
+        <w:p>
+          <w:pPr>
+            <w:pStyle w:val="11"/>
+            <w:ind w:left="360"/>
+            <w:tabs>
+              <w:tab w:val="right" w:leader="dot" w:pos="9026"/>
+            </w:tabs>
+          </w:pPr>
+          <w:r>
+            <w:t>4.2 数据库总体设计</w:t>
+          </w:r>
+          <w:r>
+            <w:tab/>
+          </w:r>
+          <w:r>
+            <w:t>12</w:t>
+          </w:r>
+        </w:p>
+        <w:p>
+          <w:pPr>
+            <w:pStyle w:val="12"/>
+            <w:ind w:left="720"/>
+            <w:tabs>
+              <w:tab w:val="right" w:leader="dot" w:pos="9026"/>
+            </w:tabs>
+          </w:pPr>
+          <w:r>
+            <w:t>4.2.1 E-R 图设计</w:t>
+          </w:r>
+          <w:r>
+            <w:tab/>
+          </w:r>
+          <w:r>
+            <w:t>12</w:t>
+          </w:r>
+        </w:p>
+        <w:p>
+          <w:pPr>
+            <w:pStyle w:val="12"/>
+            <w:ind w:left="720"/>
+            <w:tabs>
+              <w:tab w:val="right" w:leader="dot" w:pos="9026"/>
+            </w:tabs>
+          </w:pPr>
+          <w:r>
+            <w:t>4.2.2 数据库表结构设计</w:t>
+          </w:r>
+          <w:r>
+            <w:tab/>
+          </w:r>
+          <w:r>
+            <w:t>12</w:t>
+          </w:r>
+        </w:p>
+        <w:p>
+          <w:pPr>
+            <w:pStyle w:val="9"/>
+            <w:tabs>
+              <w:tab w:val="right" w:leader="dot" w:pos="9026"/>
+            </w:tabs>
+          </w:pPr>
+          <w:r>
+            <w:t>5 系统的详细设计与实现</w:t>
+          </w:r>
+          <w:r>
+            <w:tab/>
+          </w:r>
+          <w:r>
+            <w:t>15</w:t>
+          </w:r>
+        </w:p>
+        <w:p>
+          <w:pPr>
+            <w:pStyle w:val="11"/>
+            <w:ind w:left="360"/>
+            <w:tabs>
+              <w:tab w:val="right" w:leader="dot" w:pos="9026"/>
+            </w:tabs>
+          </w:pPr>
+          <w:r>
+            <w:t>5.1 管理员端模块</w:t>
+          </w:r>
+          <w:r>
+            <w:tab/>
+          </w:r>
+          <w:r>
+            <w:t>15</w:t>
+          </w:r>
+        </w:p>
+        <w:p>
+          <w:pPr>
+            <w:pStyle w:val="12"/>
+            <w:ind w:left="720"/>
+            <w:tabs>
+              <w:tab w:val="right" w:leader="dot" w:pos="9026"/>
+            </w:tabs>
+          </w:pPr>
+          <w:r>
+            <w:t>5.1.1 登录模块</w:t>
+          </w:r>
+          <w:r>
+            <w:tab/>
+          </w:r>
+          <w:r>
+            <w:t>15</w:t>
+          </w:r>
+        </w:p>
+        <w:p>
+          <w:pPr>
+            <w:pStyle w:val="12"/>
+            <w:ind w:left="720"/>
+            <w:tabs>
+              <w:tab w:val="right" w:leader="dot" w:pos="9026"/>
+            </w:tabs>
+          </w:pPr>
+          <w:r>
+            <w:t>5.1.2 系统首页/数据统计</w:t>
+          </w:r>
+          <w:r>
+            <w:tab/>
+          </w:r>
+          <w:r>
+            <w:t>16</w:t>
+          </w:r>
+        </w:p>
+        <w:p>
+          <w:pPr>
+            <w:pStyle w:val="12"/>
+            <w:ind w:left="720"/>
+            <w:tabs>
+              <w:tab w:val="right" w:leader="dot" w:pos="9026"/>
+            </w:tabs>
+          </w:pPr>
+          <w:r>
+            <w:t>5.1.3 兼职信息审核模块</w:t>
+          </w:r>
+          <w:r>
+            <w:tab/>
+          </w:r>
+          <w:r>
+            <w:t>16</w:t>
+          </w:r>
+        </w:p>
+        <w:p>
+          <w:pPr>
+            <w:pStyle w:val="12"/>
+            <w:ind w:left="720"/>
+            <w:tabs>
+              <w:tab w:val="right" w:leader="dot" w:pos="9026"/>
+            </w:tabs>
+          </w:pPr>
+          <w:r>
+            <w:t>5.1.4 用户管理模块</w:t>
+          </w:r>
+          <w:r>
+            <w:tab/>
+          </w:r>
+          <w:r>
+            <w:t>17</w:t>
+          </w:r>
+        </w:p>
+        <w:p>
+          <w:pPr>
+            <w:pStyle w:val="11"/>
+            <w:ind w:left="360"/>
+            <w:tabs>
+              <w:tab w:val="right" w:leader="dot" w:pos="9026"/>
+            </w:tabs>
+          </w:pPr>
+          <w:r>
+            <w:t>5.2 雇主端模块</w:t>
+          </w:r>
+          <w:r>
+            <w:tab/>
+          </w:r>
+          <w:r>
+            <w:t>17</w:t>
+          </w:r>
+        </w:p>
+        <w:p>
+          <w:pPr>
+            <w:pStyle w:val="12"/>
+            <w:ind w:left="720"/>
+            <w:tabs>
+              <w:tab w:val="right" w:leader="dot" w:pos="9026"/>
+            </w:tabs>
+          </w:pPr>
+          <w:r>
+            <w:t>5.2.1 登录注册模块</w:t>
+          </w:r>
+          <w:r>
+            <w:tab/>
+          </w:r>
+          <w:r>
+            <w:t>17</w:t>
+          </w:r>
+        </w:p>
+        <w:p>
+          <w:pPr>
+            <w:pStyle w:val="12"/>
+            <w:ind w:left="720"/>
+            <w:tabs>
+              <w:tab w:val="right" w:leader="dot" w:pos="9026"/>
+            </w:tabs>
+          </w:pPr>
+          <w:r>
+            <w:t>5.2.2 发布兼职模块</w:t>
+          </w:r>
+          <w:r>
+            <w:tab/>
+          </w:r>
+          <w:r>
+            <w:t>18</w:t>
+          </w:r>
+        </w:p>
+        <w:p>
+          <w:pPr>
+            <w:pStyle w:val="12"/>
+            <w:ind w:left="720"/>
+            <w:tabs>
+              <w:tab w:val="right" w:leader="dot" w:pos="9026"/>
+            </w:tabs>
+          </w:pPr>
+          <w:r>
+            <w:t>5.2.3 我的兼职管理模块</w:t>
+          </w:r>
+          <w:r>
+            <w:tab/>
+          </w:r>
+          <w:r>
+            <w:t>18</w:t>
+          </w:r>
+        </w:p>
+        <w:p>
+          <w:pPr>
+            <w:pStyle w:val="12"/>
+            <w:ind w:left="720"/>
+            <w:tabs>
+              <w:tab w:val="right" w:leader="dot" w:pos="9026"/>
+            </w:tabs>
+          </w:pPr>
+          <w:r>
+            <w:t>5.2.4 申请管理模块</w:t>
+          </w:r>
+          <w:r>
+            <w:tab/>
+          </w:r>
+          <w:r>
+            <w:t>19</w:t>
+          </w:r>
+        </w:p>
+        <w:p>
+          <w:pPr>
+            <w:pStyle w:val="12"/>
+            <w:ind w:left="720"/>
+            <w:tabs>
+              <w:tab w:val="right" w:leader="dot" w:pos="9026"/>
+            </w:tabs>
+          </w:pPr>
+          <w:r>
+            <w:t>5.2.5 订单结算模块</w:t>
+          </w:r>
+          <w:r>
+            <w:tab/>
+          </w:r>
+          <w:r>
+            <w:t>19</w:t>
+          </w:r>
+        </w:p>
+        <w:p>
+          <w:pPr>
+            <w:pStyle w:val="11"/>
+            <w:ind w:left="360"/>
+            <w:tabs>
+              <w:tab w:val="right" w:leader="dot" w:pos="9026"/>
+            </w:tabs>
+          </w:pPr>
+          <w:r>
+            <w:t>5.3 学生端模块</w:t>
+          </w:r>
+          <w:r>
+            <w:tab/>
+          </w:r>
+          <w:r>
+            <w:t>20</w:t>
+          </w:r>
+        </w:p>
+        <w:p>
+          <w:pPr>
+            <w:pStyle w:val="12"/>
+            <w:ind w:left="720"/>
+            <w:tabs>
+              <w:tab w:val="right" w:leader="dot" w:pos="9026"/>
+            </w:tabs>
+          </w:pPr>
+          <w:r>
+            <w:t>5.3.1 登录注册模块</w:t>
+          </w:r>
+          <w:r>
+            <w:tab/>
+          </w:r>
+          <w:r>
+            <w:t>20</w:t>
+          </w:r>
+        </w:p>
+        <w:p>
+          <w:pPr>
+            <w:pStyle w:val="12"/>
+            <w:ind w:left="720"/>
+            <w:tabs>
+              <w:tab w:val="right" w:leader="dot" w:pos="9026"/>
+            </w:tabs>
+          </w:pPr>
+          <w:r>
+            <w:t>5.3.2 兼职浏览模块</w:t>
+          </w:r>
+          <w:r>
+            <w:tab/>
+          </w:r>
+          <w:r>
+            <w:t>20</w:t>
+          </w:r>
+        </w:p>
+        <w:p>
+          <w:pPr>
+            <w:pStyle w:val="12"/>
+            <w:ind w:left="720"/>
+            <w:tabs>
+              <w:tab w:val="right" w:leader="dot" w:pos="9026"/>
+            </w:tabs>
+          </w:pPr>
+          <w:r>
+            <w:t>5.3.3 兼职详情与申请模块</w:t>
+          </w:r>
+          <w:r>
+            <w:tab/>
+          </w:r>
+          <w:r>
+            <w:t>21</w:t>
+          </w:r>
+        </w:p>
+        <w:p>
+          <w:pPr>
+            <w:pStyle w:val="12"/>
+            <w:ind w:left="720"/>
+            <w:tabs>
+              <w:tab w:val="right" w:leader="dot" w:pos="9026"/>
+            </w:tabs>
+          </w:pPr>
+          <w:r>
+            <w:t>5.3.4 我的申请模块</w:t>
+          </w:r>
+          <w:r>
+            <w:tab/>
+          </w:r>
+          <w:r>
+            <w:t>21</w:t>
+          </w:r>
+        </w:p>
+        <w:p>
+          <w:pPr>
+            <w:pStyle w:val="12"/>
+            <w:ind w:left="720"/>
+            <w:tabs>
+              <w:tab w:val="right" w:leader="dot" w:pos="9026"/>
+            </w:tabs>
+          </w:pPr>
+          <w:r>
+            <w:t>5.3.5 我的订单模块</w:t>
+          </w:r>
+          <w:r>
+            <w:tab/>
+          </w:r>
+          <w:r>
+            <w:t>22</w:t>
+          </w:r>
+        </w:p>
+        <w:p>
+          <w:pPr>
+            <w:pStyle w:val="12"/>
+            <w:ind w:left="720"/>
+            <w:tabs>
+              <w:tab w:val="right" w:leader="dot" w:pos="9026"/>
+            </w:tabs>
+          </w:pPr>
+          <w:r>
+            <w:t>5.3.6 评价模块</w:t>
+          </w:r>
+          <w:r>
+            <w:tab/>
+          </w:r>
+          <w:r>
+            <w:t>22</w:t>
+          </w:r>
+        </w:p>
+        <w:p>
+          <w:pPr>
+            <w:pStyle w:val="12"/>
+            <w:ind w:left="720"/>
+            <w:tabs>
+              <w:tab w:val="right" w:leader="dot" w:pos="9026"/>
+            </w:tabs>
+          </w:pPr>
+          <w:r>
+            <w:t>5.3.7 个人信息模块</w:t>
+          </w:r>
+          <w:r>
+            <w:tab/>
+          </w:r>
+          <w:r>
+            <w:t>23</w:t>
+          </w:r>
+        </w:p>
+        <w:p>
+          <w:pPr>
+            <w:pStyle w:val="9"/>
+            <w:tabs>
+              <w:tab w:val="right" w:leader="dot" w:pos="9026"/>
+            </w:tabs>
+          </w:pPr>
+          <w:r>
+            <w:t>6 系统功能测试</w:t>
+          </w:r>
+          <w:r>
+            <w:tab/>
+          </w:r>
+          <w:r>
+            <w:t>23</w:t>
+          </w:r>
+        </w:p>
+        <w:p>
+          <w:pPr>
+            <w:pStyle w:val="11"/>
+            <w:ind w:left="360"/>
+            <w:tabs>
+              <w:tab w:val="right" w:leader="dot" w:pos="9026"/>
+            </w:tabs>
+          </w:pPr>
+          <w:r>
+            <w:t>6.1 测试的定义和目的</w:t>
+          </w:r>
+          <w:r>
+            <w:tab/>
+          </w:r>
+          <w:r>
+            <w:t>23</w:t>
+          </w:r>
+        </w:p>
+        <w:p>
+          <w:pPr>
+            <w:pStyle w:val="11"/>
+            <w:ind w:left="360"/>
+            <w:tabs>
+              <w:tab w:val="right" w:leader="dot" w:pos="9026"/>
+            </w:tabs>
+          </w:pPr>
+          <w:r>
+            <w:t>6.2 测试的方法</w:t>
+          </w:r>
+          <w:r>
+            <w:tab/>
+          </w:r>
+          <w:r>
+            <w:t>24</w:t>
+          </w:r>
+        </w:p>
+        <w:p>
+          <w:pPr>
+            <w:pStyle w:val="11"/>
+            <w:ind w:left="360"/>
+            <w:tabs>
+              <w:tab w:val="right" w:leader="dot" w:pos="9026"/>
+            </w:tabs>
+          </w:pPr>
+          <w:r>
+            <w:t>6.3 系统测试</w:t>
+          </w:r>
+          <w:r>
+            <w:tab/>
+          </w:r>
+          <w:r>
+            <w:t>24</w:t>
+          </w:r>
+        </w:p>
+        <w:p>
+          <w:pPr>
+            <w:pStyle w:val="9"/>
+            <w:tabs>
+              <w:tab w:val="right" w:leader="dot" w:pos="9026"/>
+            </w:tabs>
+          </w:pPr>
+          <w:r>
+            <w:t>7 结论</w:t>
+          </w:r>
+          <w:r>
+            <w:tab/>
+          </w:r>
+          <w:r>
+            <w:t>26</w:t>
+          </w:r>
+        </w:p>
+        <w:p>
+          <w:pPr>
+            <w:pStyle w:val="9"/>
+            <w:tabs>
+              <w:tab w:val="right" w:leader="dot" w:pos="9026"/>
+            </w:tabs>
+          </w:pPr>
+          <w:r>
+            <w:t>参考文献</w:t>
+          </w:r>
+          <w:r>
+            <w:tab/>
+          </w:r>
+          <w:r>
+            <w:t>27</w:t>
+          </w:r>
+        </w:p>
+        <w:p>
+          <w:pPr>
+            <w:pStyle w:val="9"/>
+            <w:tabs>
+              <w:tab w:val="right" w:leader="dot" w:pos="9026"/>
+            </w:tabs>
+          </w:pPr>
+          <w:r>
+            <w:t>Design and Implementation of Campus Part-Time Job Platform Based on Spring Cloud</w:t>
+          </w:r>
+          <w:r>
+            <w:tab/>
+          </w:r>
+          <w:r>
+            <w:t>28</w:t>
+          </w:r>
+        </w:p>
+        <w:p>
           <w:r>
             <w:fldChar w:fldCharType="end"/>
           </w:r>
@@ -540,7 +1431,7 @@
       <w:pPr>
         <w:spacing w:line="360"/>
         <w:ind w:firstLine="420"/>
-        <w:jc w:val="both"/>
+        <w:jc w:val="left"/>
       </w:pPr>
       <w:r>
         <w:rPr>
@@ -617,7 +1508,7 @@
       <w:pPr>
         <w:spacing w:line="360"/>
         <w:ind w:firstLine="420"/>
-        <w:jc w:val="both"/>
+        <w:jc w:val="left"/>
       </w:pPr>
       <w:r>
         <w:rPr>
@@ -632,7 +1523,7 @@
       <w:pPr>
         <w:spacing w:line="360"/>
         <w:ind w:firstLine="420"/>
-        <w:jc w:val="both"/>
+        <w:jc w:val="left"/>
       </w:pPr>
       <w:r>
         <w:rPr>
@@ -647,7 +1538,7 @@
       <w:pPr>
         <w:spacing w:line="360"/>
         <w:ind w:firstLine="420"/>
-        <w:jc w:val="both"/>
+        <w:jc w:val="left"/>
       </w:pPr>
       <w:r>
         <w:rPr>
@@ -679,7 +1570,7 @@
       <w:pPr>
         <w:spacing w:line="360"/>
         <w:ind w:firstLine="420"/>
-        <w:jc w:val="both"/>
+        <w:jc w:val="left"/>
       </w:pPr>
       <w:r>
         <w:rPr>
@@ -694,7 +1585,7 @@
       <w:pPr>
         <w:spacing w:line="360"/>
         <w:ind w:firstLine="420"/>
-        <w:jc w:val="both"/>
+        <w:jc w:val="left"/>
       </w:pPr>
       <w:r>
         <w:rPr>
@@ -709,7 +1600,7 @@
       <w:pPr>
         <w:spacing w:line="360"/>
         <w:ind w:firstLine="420"/>
-        <w:jc w:val="both"/>
+        <w:jc w:val="left"/>
       </w:pPr>
       <w:r>
         <w:rPr>
@@ -724,7 +1615,7 @@
       <w:pPr>
         <w:spacing w:line="360"/>
         <w:ind w:firstLine="420"/>
-        <w:jc w:val="both"/>
+        <w:jc w:val="left"/>
       </w:pPr>
       <w:r>
         <w:rPr>
@@ -739,7 +1630,7 @@
       <w:pPr>
         <w:spacing w:line="360"/>
         <w:ind w:firstLine="420"/>
-        <w:jc w:val="both"/>
+        <w:jc w:val="left"/>
       </w:pPr>
       <w:r>
         <w:rPr>
@@ -754,7 +1645,7 @@
       <w:pPr>
         <w:spacing w:line="360"/>
         <w:ind w:firstLine="420"/>
-        <w:jc w:val="both"/>
+        <w:jc w:val="left"/>
       </w:pPr>
       <w:r>
         <w:rPr>
@@ -786,7 +1677,7 @@
       <w:pPr>
         <w:spacing w:line="360"/>
         <w:ind w:firstLine="420"/>
-        <w:jc w:val="both"/>
+        <w:jc w:val="left"/>
       </w:pPr>
       <w:r>
         <w:rPr>
@@ -801,7 +1692,7 @@
       <w:pPr>
         <w:spacing w:line="360"/>
         <w:ind w:firstLine="420"/>
-        <w:jc w:val="both"/>
+        <w:jc w:val="left"/>
       </w:pPr>
       <w:r>
         <w:rPr>
@@ -816,7 +1707,7 @@
       <w:pPr>
         <w:spacing w:line="360"/>
         <w:ind w:firstLine="420"/>
-        <w:jc w:val="both"/>
+        <w:jc w:val="left"/>
       </w:pPr>
       <w:r>
         <w:rPr>
@@ -831,7 +1722,7 @@
       <w:pPr>
         <w:spacing w:line="360"/>
         <w:ind w:firstLine="420"/>
-        <w:jc w:val="both"/>
+        <w:jc w:val="left"/>
       </w:pPr>
       <w:r>
         <w:rPr>
@@ -879,7 +1770,7 @@
     <w:p>
       <w:pPr>
         <w:spacing w:line="360"/>
-        <w:jc w:val="both"/>
+        <w:jc w:val="left"/>
       </w:pPr>
       <w:r>
         <w:rPr>
@@ -1854,7 +2745,7 @@
       <w:pPr>
         <w:spacing w:line="360"/>
         <w:ind w:firstLine="420"/>
-        <w:jc w:val="both"/>
+        <w:jc w:val="left"/>
       </w:pPr>
       <w:r>
         <w:rPr>
@@ -1869,7 +2760,7 @@
       <w:pPr>
         <w:spacing w:line="360"/>
         <w:ind w:firstLine="420"/>
-        <w:jc w:val="both"/>
+        <w:jc w:val="left"/>
       </w:pPr>
       <w:r>
         <w:rPr>
@@ -1899,7 +2790,7 @@
       <w:pPr>
         <w:spacing w:line="360"/>
         <w:ind w:firstLine="420"/>
-        <w:jc w:val="both"/>
+        <w:jc w:val="left"/>
       </w:pPr>
       <w:r>
         <w:rPr>
@@ -1914,7 +2805,7 @@
       <w:pPr>
         <w:spacing w:line="360"/>
         <w:ind w:firstLine="420"/>
-        <w:jc w:val="both"/>
+        <w:jc w:val="left"/>
       </w:pPr>
       <w:r>
         <w:rPr>
@@ -1944,7 +2835,7 @@
       <w:pPr>
         <w:spacing w:line="360"/>
         <w:ind w:firstLine="420"/>
-        <w:jc w:val="both"/>
+        <w:jc w:val="left"/>
       </w:pPr>
       <w:r>
         <w:rPr>
@@ -1959,7 +2850,7 @@
       <w:pPr>
         <w:spacing w:line="360"/>
         <w:ind w:firstLine="420"/>
-        <w:jc w:val="both"/>
+        <w:jc w:val="left"/>
       </w:pPr>
       <w:r>
         <w:rPr>
@@ -1989,7 +2880,7 @@
       <w:pPr>
         <w:spacing w:line="360"/>
         <w:ind w:firstLine="420"/>
-        <w:jc w:val="both"/>
+        <w:jc w:val="left"/>
       </w:pPr>
       <w:r>
         <w:rPr>
@@ -2004,7 +2895,7 @@
       <w:pPr>
         <w:spacing w:line="360"/>
         <w:ind w:firstLine="420"/>
-        <w:jc w:val="both"/>
+        <w:jc w:val="left"/>
       </w:pPr>
       <w:r>
         <w:rPr>
@@ -2034,7 +2925,7 @@
       <w:pPr>
         <w:spacing w:line="360"/>
         <w:ind w:firstLine="420"/>
-        <w:jc w:val="both"/>
+        <w:jc w:val="left"/>
       </w:pPr>
       <w:r>
         <w:rPr>
@@ -2049,7 +2940,7 @@
       <w:pPr>
         <w:spacing w:line="360"/>
         <w:ind w:firstLine="420"/>
-        <w:jc w:val="both"/>
+        <w:jc w:val="left"/>
       </w:pPr>
       <w:r>
         <w:rPr>
@@ -2079,7 +2970,7 @@
       <w:pPr>
         <w:spacing w:line="360"/>
         <w:ind w:firstLine="420"/>
-        <w:jc w:val="both"/>
+        <w:jc w:val="left"/>
       </w:pPr>
       <w:r>
         <w:rPr>
@@ -2094,7 +2985,7 @@
       <w:pPr>
         <w:spacing w:line="360"/>
         <w:ind w:firstLine="420"/>
-        <w:jc w:val="both"/>
+        <w:jc w:val="left"/>
       </w:pPr>
       <w:r>
         <w:rPr>
@@ -2124,7 +3015,7 @@
       <w:pPr>
         <w:spacing w:line="360"/>
         <w:ind w:firstLine="420"/>
-        <w:jc w:val="both"/>
+        <w:jc w:val="left"/>
       </w:pPr>
       <w:r>
         <w:rPr>
@@ -2139,7 +3030,7 @@
       <w:pPr>
         <w:spacing w:line="360"/>
         <w:ind w:firstLine="420"/>
-        <w:jc w:val="both"/>
+        <w:jc w:val="left"/>
       </w:pPr>
       <w:r>
         <w:rPr>
@@ -2188,7 +3079,7 @@
       <w:pPr>
         <w:spacing w:line="360"/>
         <w:ind w:firstLine="420"/>
-        <w:jc w:val="both"/>
+        <w:jc w:val="left"/>
       </w:pPr>
       <w:r>
         <w:rPr>
@@ -2202,7 +3093,7 @@
     <w:p>
       <w:pPr>
         <w:spacing w:line="360"/>
-        <w:jc w:val="both"/>
+        <w:jc w:val="left"/>
       </w:pPr>
       <w:r>
         <w:rPr>
@@ -2216,7 +3107,7 @@
     <w:p>
       <w:pPr>
         <w:spacing w:line="360"/>
-        <w:jc w:val="both"/>
+        <w:jc w:val="left"/>
       </w:pPr>
       <w:r>
         <w:rPr>
@@ -2230,7 +3121,7 @@
     <w:p>
       <w:pPr>
         <w:spacing w:line="360"/>
-        <w:jc w:val="both"/>
+        <w:jc w:val="left"/>
       </w:pPr>
       <w:r>
         <w:rPr>
@@ -2244,7 +3135,7 @@
     <w:p>
       <w:pPr>
         <w:spacing w:line="360"/>
-        <w:jc w:val="both"/>
+        <w:jc w:val="left"/>
       </w:pPr>
       <w:r>
         <w:rPr>
@@ -2258,7 +3149,7 @@
     <w:p>
       <w:pPr>
         <w:spacing w:line="360"/>
-        <w:jc w:val="both"/>
+        <w:jc w:val="left"/>
       </w:pPr>
       <w:r>
         <w:rPr>
@@ -2272,7 +3163,7 @@
     <w:p>
       <w:pPr>
         <w:spacing w:line="360"/>
-        <w:jc w:val="both"/>
+        <w:jc w:val="left"/>
       </w:pPr>
       <w:r>
         <w:rPr>
@@ -2321,7 +3212,7 @@
       <w:pPr>
         <w:spacing w:line="360"/>
         <w:ind w:firstLine="420"/>
-        <w:jc w:val="both"/>
+        <w:jc w:val="left"/>
       </w:pPr>
       <w:r>
         <w:rPr>
@@ -2335,7 +3226,7 @@
     <w:p>
       <w:pPr>
         <w:spacing w:line="360"/>
-        <w:jc w:val="both"/>
+        <w:jc w:val="left"/>
       </w:pPr>
       <w:r>
         <w:rPr>
@@ -2349,7 +3240,7 @@
     <w:p>
       <w:pPr>
         <w:spacing w:line="360"/>
-        <w:jc w:val="both"/>
+        <w:jc w:val="left"/>
       </w:pPr>
       <w:r>
         <w:rPr>
@@ -2363,7 +3254,7 @@
     <w:p>
       <w:pPr>
         <w:spacing w:line="360"/>
-        <w:jc w:val="both"/>
+        <w:jc w:val="left"/>
       </w:pPr>
       <w:r>
         <w:rPr>
@@ -2377,7 +3268,7 @@
     <w:p>
       <w:pPr>
         <w:spacing w:line="360"/>
-        <w:jc w:val="both"/>
+        <w:jc w:val="left"/>
       </w:pPr>
       <w:r>
         <w:rPr>
@@ -2391,7 +3282,7 @@
     <w:p>
       <w:pPr>
         <w:spacing w:line="360"/>
-        <w:jc w:val="both"/>
+        <w:jc w:val="left"/>
       </w:pPr>
       <w:r>
         <w:rPr>
@@ -2440,7 +3331,7 @@
       <w:pPr>
         <w:spacing w:line="360"/>
         <w:ind w:firstLine="420"/>
-        <w:jc w:val="both"/>
+        <w:jc w:val="left"/>
       </w:pPr>
       <w:r>
         <w:rPr>
@@ -2454,7 +3345,7 @@
     <w:p>
       <w:pPr>
         <w:spacing w:line="360"/>
-        <w:jc w:val="both"/>
+        <w:jc w:val="left"/>
       </w:pPr>
       <w:r>
         <w:rPr>
@@ -2468,7 +3359,7 @@
     <w:p>
       <w:pPr>
         <w:spacing w:line="360"/>
-        <w:jc w:val="both"/>
+        <w:jc w:val="left"/>
       </w:pPr>
       <w:r>
         <w:rPr>
@@ -2482,7 +3373,7 @@
     <w:p>
       <w:pPr>
         <w:spacing w:line="360"/>
-        <w:jc w:val="both"/>
+        <w:jc w:val="left"/>
       </w:pPr>
       <w:r>
         <w:rPr>
@@ -2496,7 +3387,7 @@
     <w:p>
       <w:pPr>
         <w:spacing w:line="360"/>
-        <w:jc w:val="both"/>
+        <w:jc w:val="left"/>
       </w:pPr>
       <w:r>
         <w:rPr>
@@ -2562,7 +3453,7 @@
       <w:pPr>
         <w:spacing w:line="360"/>
         <w:ind w:firstLine="420"/>
-        <w:jc w:val="both"/>
+        <w:jc w:val="left"/>
       </w:pPr>
       <w:r>
         <w:rPr>
@@ -2577,7 +3468,7 @@
       <w:pPr>
         <w:spacing w:line="360"/>
         <w:ind w:firstLine="420"/>
-        <w:jc w:val="both"/>
+        <w:jc w:val="left"/>
       </w:pPr>
       <w:r>
         <w:rPr>
@@ -2609,7 +3500,7 @@
       <w:pPr>
         <w:spacing w:line="360"/>
         <w:ind w:firstLine="420"/>
-        <w:jc w:val="both"/>
+        <w:jc w:val="left"/>
       </w:pPr>
       <w:r>
         <w:rPr>
@@ -2673,7 +3564,7 @@
       <w:pPr>
         <w:spacing w:line="360"/>
         <w:ind w:firstLine="420"/>
-        <w:jc w:val="both"/>
+        <w:jc w:val="left"/>
       </w:pPr>
       <w:r>
         <w:rPr>
@@ -2688,7 +3579,7 @@
       <w:pPr>
         <w:spacing w:line="360"/>
         <w:ind w:firstLine="420"/>
-        <w:jc w:val="both"/>
+        <w:jc w:val="left"/>
       </w:pPr>
       <w:r>
         <w:rPr>
@@ -2734,7 +3625,7 @@
     <w:p>
       <w:pPr>
         <w:spacing w:line="360"/>
-        <w:jc w:val="both"/>
+        <w:jc w:val="left"/>
       </w:pPr>
       <w:r>
         <w:rPr>
@@ -14978,7 +15869,7 @@
       <w:pPr>
         <w:spacing w:line="360"/>
         <w:ind w:firstLine="420"/>
-        <w:jc w:val="both"/>
+        <w:jc w:val="left"/>
       </w:pPr>
       <w:r>
         <w:rPr>
@@ -15009,7 +15900,7 @@
     <w:p>
       <w:pPr>
         <w:spacing w:line="360"/>
-        <w:jc w:val="both"/>
+        <w:jc w:val="left"/>
       </w:pPr>
       <w:r>
         <w:rPr>
@@ -15056,7 +15947,7 @@
       <w:pPr>
         <w:spacing w:line="360"/>
         <w:ind w:firstLine="420"/>
-        <w:jc w:val="both"/>
+        <w:jc w:val="left"/>
       </w:pPr>
       <w:r>
         <w:rPr>
@@ -15103,7 +15994,7 @@
       <w:pPr>
         <w:spacing w:line="360"/>
         <w:ind w:firstLine="420"/>
-        <w:jc w:val="both"/>
+        <w:jc w:val="left"/>
       </w:pPr>
       <w:r>
         <w:rPr>
@@ -15134,7 +16025,7 @@
     <w:p>
       <w:pPr>
         <w:spacing w:line="360"/>
-        <w:jc w:val="both"/>
+        <w:jc w:val="left"/>
       </w:pPr>
       <w:r>
         <w:rPr>
@@ -15181,7 +16072,7 @@
       <w:pPr>
         <w:spacing w:line="360"/>
         <w:ind w:firstLine="420"/>
-        <w:jc w:val="both"/>
+        <w:jc w:val="left"/>
       </w:pPr>
       <w:r>
         <w:rPr>
@@ -15245,7 +16136,7 @@
       <w:pPr>
         <w:spacing w:line="360"/>
         <w:ind w:firstLine="420"/>
-        <w:jc w:val="both"/>
+        <w:jc w:val="left"/>
       </w:pPr>
       <w:r>
         <w:rPr>
@@ -15292,7 +16183,7 @@
       <w:pPr>
         <w:spacing w:line="360"/>
         <w:ind w:firstLine="420"/>
-        <w:jc w:val="both"/>
+        <w:jc w:val="left"/>
       </w:pPr>
       <w:r>
         <w:rPr>
@@ -15323,7 +16214,7 @@
     <w:p>
       <w:pPr>
         <w:spacing w:line="360"/>
-        <w:jc w:val="both"/>
+        <w:jc w:val="left"/>
       </w:pPr>
       <w:r>
         <w:rPr>
@@ -15370,7 +16261,7 @@
       <w:pPr>
         <w:spacing w:line="360"/>
         <w:ind w:firstLine="420"/>
-        <w:jc w:val="both"/>
+        <w:jc w:val="left"/>
       </w:pPr>
       <w:r>
         <w:rPr>
@@ -15417,7 +16308,7 @@
       <w:pPr>
         <w:spacing w:line="360"/>
         <w:ind w:firstLine="420"/>
-        <w:jc w:val="both"/>
+        <w:jc w:val="left"/>
       </w:pPr>
       <w:r>
         <w:rPr>
@@ -15448,7 +16339,7 @@
     <w:p>
       <w:pPr>
         <w:spacing w:line="360"/>
-        <w:jc w:val="both"/>
+        <w:jc w:val="left"/>
       </w:pPr>
       <w:r>
         <w:rPr>
@@ -15495,7 +16386,7 @@
       <w:pPr>
         <w:spacing w:line="360"/>
         <w:ind w:firstLine="420"/>
-        <w:jc w:val="both"/>
+        <w:jc w:val="left"/>
       </w:pPr>
       <w:r>
         <w:rPr>
@@ -15559,7 +16450,7 @@
       <w:pPr>
         <w:spacing w:line="360"/>
         <w:ind w:firstLine="420"/>
-        <w:jc w:val="both"/>
+        <w:jc w:val="left"/>
       </w:pPr>
       <w:r>
         <w:rPr>
@@ -15606,7 +16497,7 @@
       <w:pPr>
         <w:spacing w:line="360"/>
         <w:ind w:firstLine="420"/>
-        <w:jc w:val="both"/>
+        <w:jc w:val="left"/>
       </w:pPr>
       <w:r>
         <w:rPr>
@@ -15637,7 +16528,7 @@
     <w:p>
       <w:pPr>
         <w:spacing w:line="360"/>
-        <w:jc w:val="both"/>
+        <w:jc w:val="left"/>
       </w:pPr>
       <w:r>
         <w:rPr>
@@ -15684,7 +16575,7 @@
       <w:pPr>
         <w:spacing w:line="360"/>
         <w:ind w:firstLine="420"/>
-        <w:jc w:val="both"/>
+        <w:jc w:val="left"/>
       </w:pPr>
       <w:r>
         <w:rPr>
@@ -15731,7 +16622,7 @@
       <w:pPr>
         <w:spacing w:line="360"/>
         <w:ind w:firstLine="420"/>
-        <w:jc w:val="both"/>
+        <w:jc w:val="left"/>
       </w:pPr>
       <w:r>
         <w:rPr>
@@ -15778,7 +16669,7 @@
       <w:pPr>
         <w:spacing w:line="360"/>
         <w:ind w:firstLine="420"/>
-        <w:jc w:val="both"/>
+        <w:jc w:val="left"/>
       </w:pPr>
       <w:r>
         <w:rPr>
@@ -15825,7 +16716,7 @@
       <w:pPr>
         <w:spacing w:line="360"/>
         <w:ind w:firstLine="420"/>
-        <w:jc w:val="both"/>
+        <w:jc w:val="left"/>
       </w:pPr>
       <w:r>
         <w:rPr>
@@ -15856,7 +16747,7 @@
     <w:p>
       <w:pPr>
         <w:spacing w:line="360"/>
-        <w:jc w:val="both"/>
+        <w:jc w:val="left"/>
       </w:pPr>
       <w:r>
         <w:rPr>
@@ -15903,7 +16794,7 @@
       <w:pPr>
         <w:spacing w:line="360"/>
         <w:ind w:firstLine="420"/>
-        <w:jc w:val="both"/>
+        <w:jc w:val="left"/>
       </w:pPr>
       <w:r>
         <w:rPr>
@@ -15969,7 +16860,7 @@
       <w:pPr>
         <w:spacing w:line="360"/>
         <w:ind w:firstLine="420"/>
-        <w:jc w:val="both"/>
+        <w:jc w:val="left"/>
       </w:pPr>
       <w:r>
         <w:rPr>
@@ -15984,7 +16875,7 @@
       <w:pPr>
         <w:spacing w:line="360"/>
         <w:ind w:firstLine="420"/>
-        <w:jc w:val="both"/>
+        <w:jc w:val="left"/>
       </w:pPr>
       <w:r>
         <w:rPr>
@@ -16016,7 +16907,7 @@
       <w:pPr>
         <w:spacing w:line="360"/>
         <w:ind w:firstLine="420"/>
-        <w:jc w:val="both"/>
+        <w:jc w:val="left"/>
       </w:pPr>
       <w:r>
         <w:rPr>
@@ -16031,7 +16922,7 @@
       <w:pPr>
         <w:spacing w:line="360"/>
         <w:ind w:firstLine="420"/>
-        <w:jc w:val="both"/>
+        <w:jc w:val="left"/>
       </w:pPr>
       <w:r>
         <w:rPr>
@@ -16062,7 +16953,7 @@
     <w:p>
       <w:pPr>
         <w:spacing w:line="360"/>
-        <w:jc w:val="both"/>
+        <w:jc w:val="left"/>
       </w:pPr>
       <w:r>
         <w:rPr>
@@ -18161,7 +19052,7 @@
       <w:pPr>
         <w:spacing w:line="360"/>
         <w:ind w:firstLine="420"/>
-        <w:jc w:val="both"/>
+        <w:jc w:val="left"/>
       </w:pPr>
       <w:r>
         <w:rPr>
@@ -18193,7 +19084,7 @@
       <w:pPr>
         <w:spacing w:line="360"/>
         <w:ind w:firstLine="420"/>
-        <w:jc w:val="both"/>
+        <w:jc w:val="left"/>
       </w:pPr>
       <w:r>
         <w:rPr>
@@ -18208,7 +19099,7 @@
       <w:pPr>
         <w:spacing w:line="360"/>
         <w:ind w:firstLine="420"/>
-        <w:jc w:val="both"/>
+        <w:jc w:val="left"/>
       </w:pPr>
       <w:r>
         <w:rPr>
@@ -18223,7 +19114,7 @@
       <w:pPr>
         <w:spacing w:line="360"/>
         <w:ind w:firstLine="420"/>
-        <w:jc w:val="both"/>
+        <w:jc w:val="left"/>
       </w:pPr>
       <w:r>
         <w:rPr>

--- a/基于Spring Cloud的校园兼职平台的设计与实现.docx
+++ b/基于Spring Cloud的校园兼职平台的设计与实现.docx
@@ -41,7 +41,7 @@
           <w:sz w:val="36"/>
           <w:szCs w:val="36"/>
         </w:rPr>
-        <w:t xml:space="preserve">基于 Spring Cloud 的校园兼职平台的设计与实现</w:t>
+        <w:t xml:space="preserve">基于 Spring Cloud 的校园兼职平台的设计与实现</w:t>
       </w:r>
     </w:p>
     <w:p>
@@ -453,897 +453,6 @@
           </w:r>
         </w:p>
         <w:p>
-          <w:pPr>
-            <w:pStyle w:val="9"/>
-            <w:tabs>
-              <w:tab w:val="right" w:leader="dot" w:pos="9026"/>
-            </w:tabs>
-          </w:pPr>
-          <w:r>
-            <w:t>1 绪论</w:t>
-          </w:r>
-          <w:r>
-            <w:tab/>
-          </w:r>
-          <w:r>
-            <w:t>1</w:t>
-          </w:r>
-        </w:p>
-        <w:p>
-          <w:pPr>
-            <w:pStyle w:val="11"/>
-            <w:ind w:left="360"/>
-            <w:tabs>
-              <w:tab w:val="right" w:leader="dot" w:pos="9026"/>
-            </w:tabs>
-          </w:pPr>
-          <w:r>
-            <w:t>1.1 项目背景</w:t>
-          </w:r>
-          <w:r>
-            <w:tab/>
-          </w:r>
-          <w:r>
-            <w:t>1</w:t>
-          </w:r>
-        </w:p>
-        <w:p>
-          <w:pPr>
-            <w:pStyle w:val="11"/>
-            <w:ind w:left="360"/>
-            <w:tabs>
-              <w:tab w:val="right" w:leader="dot" w:pos="9026"/>
-            </w:tabs>
-          </w:pPr>
-          <w:r>
-            <w:t>1.2 项目研究的目的和意义</w:t>
-          </w:r>
-          <w:r>
-            <w:tab/>
-          </w:r>
-          <w:r>
-            <w:t>2</w:t>
-          </w:r>
-        </w:p>
-        <w:p>
-          <w:pPr>
-            <w:pStyle w:val="11"/>
-            <w:ind w:left="360"/>
-            <w:tabs>
-              <w:tab w:val="right" w:leader="dot" w:pos="9026"/>
-            </w:tabs>
-          </w:pPr>
-          <w:r>
-            <w:t>1.3 校园兼职平台的概述</w:t>
-          </w:r>
-          <w:r>
-            <w:tab/>
-          </w:r>
-          <w:r>
-            <w:t>3</w:t>
-          </w:r>
-        </w:p>
-        <w:p>
-          <w:pPr>
-            <w:pStyle w:val="9"/>
-            <w:tabs>
-              <w:tab w:val="right" w:leader="dot" w:pos="9026"/>
-            </w:tabs>
-          </w:pPr>
-          <w:r>
-            <w:t>2 系统开发环境和相关技术</w:t>
-          </w:r>
-          <w:r>
-            <w:tab/>
-          </w:r>
-          <w:r>
-            <w:t>4</w:t>
-          </w:r>
-        </w:p>
-        <w:p>
-          <w:pPr>
-            <w:pStyle w:val="11"/>
-            <w:ind w:left="360"/>
-            <w:tabs>
-              <w:tab w:val="right" w:leader="dot" w:pos="9026"/>
-            </w:tabs>
-          </w:pPr>
-          <w:r>
-            <w:t>2.1 开发与运行环境</w:t>
-          </w:r>
-          <w:r>
-            <w:tab/>
-          </w:r>
-          <w:r>
-            <w:t>4</w:t>
-          </w:r>
-        </w:p>
-        <w:p>
-          <w:pPr>
-            <w:pStyle w:val="11"/>
-            <w:ind w:left="360"/>
-            <w:tabs>
-              <w:tab w:val="right" w:leader="dot" w:pos="9026"/>
-            </w:tabs>
-          </w:pPr>
-          <w:r>
-            <w:t>2.2 项目所用技术分析</w:t>
-          </w:r>
-          <w:r>
-            <w:tab/>
-          </w:r>
-          <w:r>
-            <w:t>4</w:t>
-          </w:r>
-        </w:p>
-        <w:p>
-          <w:pPr>
-            <w:pStyle w:val="12"/>
-            <w:ind w:left="720"/>
-            <w:tabs>
-              <w:tab w:val="right" w:leader="dot" w:pos="9026"/>
-            </w:tabs>
-          </w:pPr>
-          <w:r>
-            <w:t>2.2.1 Spring Cloud 微服务架构</w:t>
-          </w:r>
-          <w:r>
-            <w:tab/>
-          </w:r>
-          <w:r>
-            <w:t>4</w:t>
-          </w:r>
-        </w:p>
-        <w:p>
-          <w:pPr>
-            <w:pStyle w:val="12"/>
-            <w:ind w:left="720"/>
-            <w:tabs>
-              <w:tab w:val="right" w:leader="dot" w:pos="9026"/>
-            </w:tabs>
-          </w:pPr>
-          <w:r>
-            <w:t>2.2.2 Spring Cloud Gateway 网关技术</w:t>
-          </w:r>
-          <w:r>
-            <w:tab/>
-          </w:r>
-          <w:r>
-            <w:t>5</w:t>
-          </w:r>
-        </w:p>
-        <w:p>
-          <w:pPr>
-            <w:pStyle w:val="12"/>
-            <w:ind w:left="720"/>
-            <w:tabs>
-              <w:tab w:val="right" w:leader="dot" w:pos="9026"/>
-            </w:tabs>
-          </w:pPr>
-          <w:r>
-            <w:t>2.2.3 Spring Security 与 JWT 认证</w:t>
-          </w:r>
-          <w:r>
-            <w:tab/>
-          </w:r>
-          <w:r>
-            <w:t>5</w:t>
-          </w:r>
-        </w:p>
-        <w:p>
-          <w:pPr>
-            <w:pStyle w:val="12"/>
-            <w:ind w:left="720"/>
-            <w:tabs>
-              <w:tab w:val="right" w:leader="dot" w:pos="9026"/>
-            </w:tabs>
-          </w:pPr>
-          <w:r>
-            <w:t>2.2.4 Vue 3 前端框架</w:t>
-          </w:r>
-          <w:r>
-            <w:tab/>
-          </w:r>
-          <w:r>
-            <w:t>6</w:t>
-          </w:r>
-        </w:p>
-        <w:p>
-          <w:pPr>
-            <w:pStyle w:val="12"/>
-            <w:ind w:left="720"/>
-            <w:tabs>
-              <w:tab w:val="right" w:leader="dot" w:pos="9026"/>
-            </w:tabs>
-          </w:pPr>
-          <w:r>
-            <w:t>2.2.5 MyBatis-Plus 持久层框架</w:t>
-          </w:r>
-          <w:r>
-            <w:tab/>
-          </w:r>
-          <w:r>
-            <w:t>6</w:t>
-          </w:r>
-        </w:p>
-        <w:p>
-          <w:pPr>
-            <w:pStyle w:val="12"/>
-            <w:ind w:left="720"/>
-            <w:tabs>
-              <w:tab w:val="right" w:leader="dot" w:pos="9026"/>
-            </w:tabs>
-          </w:pPr>
-          <w:r>
-            <w:t>2.2.6 Redis 缓存技术</w:t>
-          </w:r>
-          <w:r>
-            <w:tab/>
-          </w:r>
-          <w:r>
-            <w:t>7</w:t>
-          </w:r>
-        </w:p>
-        <w:p>
-          <w:pPr>
-            <w:pStyle w:val="12"/>
-            <w:ind w:left="720"/>
-            <w:tabs>
-              <w:tab w:val="right" w:leader="dot" w:pos="9026"/>
-            </w:tabs>
-          </w:pPr>
-          <w:r>
-            <w:t>2.2.7 Nacos 服务注册与配置中心</w:t>
-          </w:r>
-          <w:r>
-            <w:tab/>
-          </w:r>
-          <w:r>
-            <w:t>7</w:t>
-          </w:r>
-        </w:p>
-        <w:p>
-          <w:pPr>
-            <w:pStyle w:val="9"/>
-            <w:tabs>
-              <w:tab w:val="right" w:leader="dot" w:pos="9026"/>
-            </w:tabs>
-          </w:pPr>
-          <w:r>
-            <w:t>3 需求分析</w:t>
-          </w:r>
-          <w:r>
-            <w:tab/>
-          </w:r>
-          <w:r>
-            <w:t>8</w:t>
-          </w:r>
-        </w:p>
-        <w:p>
-          <w:pPr>
-            <w:pStyle w:val="11"/>
-            <w:ind w:left="360"/>
-            <w:tabs>
-              <w:tab w:val="right" w:leader="dot" w:pos="9026"/>
-            </w:tabs>
-          </w:pPr>
-          <w:r>
-            <w:t>3.1 学生端功能需求分析</w:t>
-          </w:r>
-          <w:r>
-            <w:tab/>
-          </w:r>
-          <w:r>
-            <w:t>8</w:t>
-          </w:r>
-        </w:p>
-        <w:p>
-          <w:pPr>
-            <w:pStyle w:val="11"/>
-            <w:ind w:left="360"/>
-            <w:tabs>
-              <w:tab w:val="right" w:leader="dot" w:pos="9026"/>
-            </w:tabs>
-          </w:pPr>
-          <w:r>
-            <w:t>3.2 雇主端功能需求分析</w:t>
-          </w:r>
-          <w:r>
-            <w:tab/>
-          </w:r>
-          <w:r>
-            <w:t>9</w:t>
-          </w:r>
-        </w:p>
-        <w:p>
-          <w:pPr>
-            <w:pStyle w:val="11"/>
-            <w:ind w:left="360"/>
-            <w:tabs>
-              <w:tab w:val="right" w:leader="dot" w:pos="9026"/>
-            </w:tabs>
-          </w:pPr>
-          <w:r>
-            <w:t>3.3 管理员端功能需求分析</w:t>
-          </w:r>
-          <w:r>
-            <w:tab/>
-          </w:r>
-          <w:r>
-            <w:t>10</w:t>
-          </w:r>
-        </w:p>
-        <w:p>
-          <w:pPr>
-            <w:pStyle w:val="9"/>
-            <w:tabs>
-              <w:tab w:val="right" w:leader="dot" w:pos="9026"/>
-            </w:tabs>
-          </w:pPr>
-          <w:r>
-            <w:t>4 系统概要设计</w:t>
-          </w:r>
-          <w:r>
-            <w:tab/>
-          </w:r>
-          <w:r>
-            <w:t>11</w:t>
-          </w:r>
-        </w:p>
-        <w:p>
-          <w:pPr>
-            <w:pStyle w:val="11"/>
-            <w:ind w:left="360"/>
-            <w:tabs>
-              <w:tab w:val="right" w:leader="dot" w:pos="9026"/>
-            </w:tabs>
-          </w:pPr>
-          <w:r>
-            <w:t>4.1 系统总体架构</w:t>
-          </w:r>
-          <w:r>
-            <w:tab/>
-          </w:r>
-          <w:r>
-            <w:t>11</w:t>
-          </w:r>
-        </w:p>
-        <w:p>
-          <w:pPr>
-            <w:pStyle w:val="11"/>
-            <w:ind w:left="360"/>
-            <w:tabs>
-              <w:tab w:val="right" w:leader="dot" w:pos="9026"/>
-            </w:tabs>
-          </w:pPr>
-          <w:r>
-            <w:t>4.2 数据库总体设计</w:t>
-          </w:r>
-          <w:r>
-            <w:tab/>
-          </w:r>
-          <w:r>
-            <w:t>12</w:t>
-          </w:r>
-        </w:p>
-        <w:p>
-          <w:pPr>
-            <w:pStyle w:val="12"/>
-            <w:ind w:left="720"/>
-            <w:tabs>
-              <w:tab w:val="right" w:leader="dot" w:pos="9026"/>
-            </w:tabs>
-          </w:pPr>
-          <w:r>
-            <w:t>4.2.1 E-R 图设计</w:t>
-          </w:r>
-          <w:r>
-            <w:tab/>
-          </w:r>
-          <w:r>
-            <w:t>12</w:t>
-          </w:r>
-        </w:p>
-        <w:p>
-          <w:pPr>
-            <w:pStyle w:val="12"/>
-            <w:ind w:left="720"/>
-            <w:tabs>
-              <w:tab w:val="right" w:leader="dot" w:pos="9026"/>
-            </w:tabs>
-          </w:pPr>
-          <w:r>
-            <w:t>4.2.2 数据库表结构设计</w:t>
-          </w:r>
-          <w:r>
-            <w:tab/>
-          </w:r>
-          <w:r>
-            <w:t>12</w:t>
-          </w:r>
-        </w:p>
-        <w:p>
-          <w:pPr>
-            <w:pStyle w:val="9"/>
-            <w:tabs>
-              <w:tab w:val="right" w:leader="dot" w:pos="9026"/>
-            </w:tabs>
-          </w:pPr>
-          <w:r>
-            <w:t>5 系统的详细设计与实现</w:t>
-          </w:r>
-          <w:r>
-            <w:tab/>
-          </w:r>
-          <w:r>
-            <w:t>15</w:t>
-          </w:r>
-        </w:p>
-        <w:p>
-          <w:pPr>
-            <w:pStyle w:val="11"/>
-            <w:ind w:left="360"/>
-            <w:tabs>
-              <w:tab w:val="right" w:leader="dot" w:pos="9026"/>
-            </w:tabs>
-          </w:pPr>
-          <w:r>
-            <w:t>5.1 管理员端模块</w:t>
-          </w:r>
-          <w:r>
-            <w:tab/>
-          </w:r>
-          <w:r>
-            <w:t>15</w:t>
-          </w:r>
-        </w:p>
-        <w:p>
-          <w:pPr>
-            <w:pStyle w:val="12"/>
-            <w:ind w:left="720"/>
-            <w:tabs>
-              <w:tab w:val="right" w:leader="dot" w:pos="9026"/>
-            </w:tabs>
-          </w:pPr>
-          <w:r>
-            <w:t>5.1.1 登录模块</w:t>
-          </w:r>
-          <w:r>
-            <w:tab/>
-          </w:r>
-          <w:r>
-            <w:t>15</w:t>
-          </w:r>
-        </w:p>
-        <w:p>
-          <w:pPr>
-            <w:pStyle w:val="12"/>
-            <w:ind w:left="720"/>
-            <w:tabs>
-              <w:tab w:val="right" w:leader="dot" w:pos="9026"/>
-            </w:tabs>
-          </w:pPr>
-          <w:r>
-            <w:t>5.1.2 系统首页/数据统计</w:t>
-          </w:r>
-          <w:r>
-            <w:tab/>
-          </w:r>
-          <w:r>
-            <w:t>16</w:t>
-          </w:r>
-        </w:p>
-        <w:p>
-          <w:pPr>
-            <w:pStyle w:val="12"/>
-            <w:ind w:left="720"/>
-            <w:tabs>
-              <w:tab w:val="right" w:leader="dot" w:pos="9026"/>
-            </w:tabs>
-          </w:pPr>
-          <w:r>
-            <w:t>5.1.3 兼职信息审核模块</w:t>
-          </w:r>
-          <w:r>
-            <w:tab/>
-          </w:r>
-          <w:r>
-            <w:t>16</w:t>
-          </w:r>
-        </w:p>
-        <w:p>
-          <w:pPr>
-            <w:pStyle w:val="12"/>
-            <w:ind w:left="720"/>
-            <w:tabs>
-              <w:tab w:val="right" w:leader="dot" w:pos="9026"/>
-            </w:tabs>
-          </w:pPr>
-          <w:r>
-            <w:t>5.1.4 用户管理模块</w:t>
-          </w:r>
-          <w:r>
-            <w:tab/>
-          </w:r>
-          <w:r>
-            <w:t>17</w:t>
-          </w:r>
-        </w:p>
-        <w:p>
-          <w:pPr>
-            <w:pStyle w:val="11"/>
-            <w:ind w:left="360"/>
-            <w:tabs>
-              <w:tab w:val="right" w:leader="dot" w:pos="9026"/>
-            </w:tabs>
-          </w:pPr>
-          <w:r>
-            <w:t>5.2 雇主端模块</w:t>
-          </w:r>
-          <w:r>
-            <w:tab/>
-          </w:r>
-          <w:r>
-            <w:t>17</w:t>
-          </w:r>
-        </w:p>
-        <w:p>
-          <w:pPr>
-            <w:pStyle w:val="12"/>
-            <w:ind w:left="720"/>
-            <w:tabs>
-              <w:tab w:val="right" w:leader="dot" w:pos="9026"/>
-            </w:tabs>
-          </w:pPr>
-          <w:r>
-            <w:t>5.2.1 登录注册模块</w:t>
-          </w:r>
-          <w:r>
-            <w:tab/>
-          </w:r>
-          <w:r>
-            <w:t>17</w:t>
-          </w:r>
-        </w:p>
-        <w:p>
-          <w:pPr>
-            <w:pStyle w:val="12"/>
-            <w:ind w:left="720"/>
-            <w:tabs>
-              <w:tab w:val="right" w:leader="dot" w:pos="9026"/>
-            </w:tabs>
-          </w:pPr>
-          <w:r>
-            <w:t>5.2.2 发布兼职模块</w:t>
-          </w:r>
-          <w:r>
-            <w:tab/>
-          </w:r>
-          <w:r>
-            <w:t>18</w:t>
-          </w:r>
-        </w:p>
-        <w:p>
-          <w:pPr>
-            <w:pStyle w:val="12"/>
-            <w:ind w:left="720"/>
-            <w:tabs>
-              <w:tab w:val="right" w:leader="dot" w:pos="9026"/>
-            </w:tabs>
-          </w:pPr>
-          <w:r>
-            <w:t>5.2.3 我的兼职管理模块</w:t>
-          </w:r>
-          <w:r>
-            <w:tab/>
-          </w:r>
-          <w:r>
-            <w:t>18</w:t>
-          </w:r>
-        </w:p>
-        <w:p>
-          <w:pPr>
-            <w:pStyle w:val="12"/>
-            <w:ind w:left="720"/>
-            <w:tabs>
-              <w:tab w:val="right" w:leader="dot" w:pos="9026"/>
-            </w:tabs>
-          </w:pPr>
-          <w:r>
-            <w:t>5.2.4 申请管理模块</w:t>
-          </w:r>
-          <w:r>
-            <w:tab/>
-          </w:r>
-          <w:r>
-            <w:t>19</w:t>
-          </w:r>
-        </w:p>
-        <w:p>
-          <w:pPr>
-            <w:pStyle w:val="12"/>
-            <w:ind w:left="720"/>
-            <w:tabs>
-              <w:tab w:val="right" w:leader="dot" w:pos="9026"/>
-            </w:tabs>
-          </w:pPr>
-          <w:r>
-            <w:t>5.2.5 订单结算模块</w:t>
-          </w:r>
-          <w:r>
-            <w:tab/>
-          </w:r>
-          <w:r>
-            <w:t>19</w:t>
-          </w:r>
-        </w:p>
-        <w:p>
-          <w:pPr>
-            <w:pStyle w:val="11"/>
-            <w:ind w:left="360"/>
-            <w:tabs>
-              <w:tab w:val="right" w:leader="dot" w:pos="9026"/>
-            </w:tabs>
-          </w:pPr>
-          <w:r>
-            <w:t>5.3 学生端模块</w:t>
-          </w:r>
-          <w:r>
-            <w:tab/>
-          </w:r>
-          <w:r>
-            <w:t>20</w:t>
-          </w:r>
-        </w:p>
-        <w:p>
-          <w:pPr>
-            <w:pStyle w:val="12"/>
-            <w:ind w:left="720"/>
-            <w:tabs>
-              <w:tab w:val="right" w:leader="dot" w:pos="9026"/>
-            </w:tabs>
-          </w:pPr>
-          <w:r>
-            <w:t>5.3.1 登录注册模块</w:t>
-          </w:r>
-          <w:r>
-            <w:tab/>
-          </w:r>
-          <w:r>
-            <w:t>20</w:t>
-          </w:r>
-        </w:p>
-        <w:p>
-          <w:pPr>
-            <w:pStyle w:val="12"/>
-            <w:ind w:left="720"/>
-            <w:tabs>
-              <w:tab w:val="right" w:leader="dot" w:pos="9026"/>
-            </w:tabs>
-          </w:pPr>
-          <w:r>
-            <w:t>5.3.2 兼职浏览模块</w:t>
-          </w:r>
-          <w:r>
-            <w:tab/>
-          </w:r>
-          <w:r>
-            <w:t>20</w:t>
-          </w:r>
-        </w:p>
-        <w:p>
-          <w:pPr>
-            <w:pStyle w:val="12"/>
-            <w:ind w:left="720"/>
-            <w:tabs>
-              <w:tab w:val="right" w:leader="dot" w:pos="9026"/>
-            </w:tabs>
-          </w:pPr>
-          <w:r>
-            <w:t>5.3.3 兼职详情与申请模块</w:t>
-          </w:r>
-          <w:r>
-            <w:tab/>
-          </w:r>
-          <w:r>
-            <w:t>21</w:t>
-          </w:r>
-        </w:p>
-        <w:p>
-          <w:pPr>
-            <w:pStyle w:val="12"/>
-            <w:ind w:left="720"/>
-            <w:tabs>
-              <w:tab w:val="right" w:leader="dot" w:pos="9026"/>
-            </w:tabs>
-          </w:pPr>
-          <w:r>
-            <w:t>5.3.4 我的申请模块</w:t>
-          </w:r>
-          <w:r>
-            <w:tab/>
-          </w:r>
-          <w:r>
-            <w:t>21</w:t>
-          </w:r>
-        </w:p>
-        <w:p>
-          <w:pPr>
-            <w:pStyle w:val="12"/>
-            <w:ind w:left="720"/>
-            <w:tabs>
-              <w:tab w:val="right" w:leader="dot" w:pos="9026"/>
-            </w:tabs>
-          </w:pPr>
-          <w:r>
-            <w:t>5.3.5 我的订单模块</w:t>
-          </w:r>
-          <w:r>
-            <w:tab/>
-          </w:r>
-          <w:r>
-            <w:t>22</w:t>
-          </w:r>
-        </w:p>
-        <w:p>
-          <w:pPr>
-            <w:pStyle w:val="12"/>
-            <w:ind w:left="720"/>
-            <w:tabs>
-              <w:tab w:val="right" w:leader="dot" w:pos="9026"/>
-            </w:tabs>
-          </w:pPr>
-          <w:r>
-            <w:t>5.3.6 评价模块</w:t>
-          </w:r>
-          <w:r>
-            <w:tab/>
-          </w:r>
-          <w:r>
-            <w:t>22</w:t>
-          </w:r>
-        </w:p>
-        <w:p>
-          <w:pPr>
-            <w:pStyle w:val="12"/>
-            <w:ind w:left="720"/>
-            <w:tabs>
-              <w:tab w:val="right" w:leader="dot" w:pos="9026"/>
-            </w:tabs>
-          </w:pPr>
-          <w:r>
-            <w:t>5.3.7 个人信息模块</w:t>
-          </w:r>
-          <w:r>
-            <w:tab/>
-          </w:r>
-          <w:r>
-            <w:t>23</w:t>
-          </w:r>
-        </w:p>
-        <w:p>
-          <w:pPr>
-            <w:pStyle w:val="9"/>
-            <w:tabs>
-              <w:tab w:val="right" w:leader="dot" w:pos="9026"/>
-            </w:tabs>
-          </w:pPr>
-          <w:r>
-            <w:t>6 系统功能测试</w:t>
-          </w:r>
-          <w:r>
-            <w:tab/>
-          </w:r>
-          <w:r>
-            <w:t>23</w:t>
-          </w:r>
-        </w:p>
-        <w:p>
-          <w:pPr>
-            <w:pStyle w:val="11"/>
-            <w:ind w:left="360"/>
-            <w:tabs>
-              <w:tab w:val="right" w:leader="dot" w:pos="9026"/>
-            </w:tabs>
-          </w:pPr>
-          <w:r>
-            <w:t>6.1 测试的定义和目的</w:t>
-          </w:r>
-          <w:r>
-            <w:tab/>
-          </w:r>
-          <w:r>
-            <w:t>23</w:t>
-          </w:r>
-        </w:p>
-        <w:p>
-          <w:pPr>
-            <w:pStyle w:val="11"/>
-            <w:ind w:left="360"/>
-            <w:tabs>
-              <w:tab w:val="right" w:leader="dot" w:pos="9026"/>
-            </w:tabs>
-          </w:pPr>
-          <w:r>
-            <w:t>6.2 测试的方法</w:t>
-          </w:r>
-          <w:r>
-            <w:tab/>
-          </w:r>
-          <w:r>
-            <w:t>24</w:t>
-          </w:r>
-        </w:p>
-        <w:p>
-          <w:pPr>
-            <w:pStyle w:val="11"/>
-            <w:ind w:left="360"/>
-            <w:tabs>
-              <w:tab w:val="right" w:leader="dot" w:pos="9026"/>
-            </w:tabs>
-          </w:pPr>
-          <w:r>
-            <w:t>6.3 系统测试</w:t>
-          </w:r>
-          <w:r>
-            <w:tab/>
-          </w:r>
-          <w:r>
-            <w:t>24</w:t>
-          </w:r>
-        </w:p>
-        <w:p>
-          <w:pPr>
-            <w:pStyle w:val="9"/>
-            <w:tabs>
-              <w:tab w:val="right" w:leader="dot" w:pos="9026"/>
-            </w:tabs>
-          </w:pPr>
-          <w:r>
-            <w:t>7 结论</w:t>
-          </w:r>
-          <w:r>
-            <w:tab/>
-          </w:r>
-          <w:r>
-            <w:t>26</w:t>
-          </w:r>
-        </w:p>
-        <w:p>
-          <w:pPr>
-            <w:pStyle w:val="9"/>
-            <w:tabs>
-              <w:tab w:val="right" w:leader="dot" w:pos="9026"/>
-            </w:tabs>
-          </w:pPr>
-          <w:r>
-            <w:t>参考文献</w:t>
-          </w:r>
-          <w:r>
-            <w:tab/>
-          </w:r>
-          <w:r>
-            <w:t>27</w:t>
-          </w:r>
-        </w:p>
-        <w:p>
-          <w:pPr>
-            <w:pStyle w:val="9"/>
-            <w:tabs>
-              <w:tab w:val="right" w:leader="dot" w:pos="9026"/>
-            </w:tabs>
-          </w:pPr>
-          <w:r>
-            <w:t>Design and Implementation of Campus Part-Time Job Platform Based on Spring Cloud</w:t>
-          </w:r>
-          <w:r>
-            <w:tab/>
-          </w:r>
-          <w:r>
-            <w:t>28</w:t>
-          </w:r>
-        </w:p>
-        <w:p>
           <w:r>
             <w:fldChar w:fldCharType="end"/>
           </w:r>
@@ -1390,7 +499,7 @@
           <w:sz w:val="32"/>
           <w:szCs w:val="32"/>
         </w:rPr>
-        <w:t xml:space="preserve">基于 Spring Cloud 的校园兼职平台的设计与实现</w:t>
+        <w:t xml:space="preserve">基于 Spring Cloud 的校园兼职平台的设计与实现</w:t>
       </w:r>
     </w:p>
     <w:p>
@@ -1439,7 +548,7 @@
           <w:sz w:val="24"/>
           <w:szCs w:val="24"/>
         </w:rPr>
-        <w:t xml:space="preserve">随着高校扩招和大学生数量的逐年增加，校园兼职已成为许多学生获取实践经验、减轻经济负担的重要途径。然而，传统的校园兼职信息传播方式主要依赖口耳相传、张贴海报、社交媒体群聊等非正规渠道，存在信息不对称、虚假招聘、薪资纠纷和安全隐患等问题。为解决上述问题，本课题设计并实现了一个基于 Spring Cloud 微服务架构的校园兼职平台——小易聘。该平台采用前后端分离的开发模式，后端基于 Spring Boot 和 Spring Cloud 构建了网关服务、认证服务、用户服务、兼职服务和订单服务五个核心微服务，使用 Nacos 实现服务注册与配置管理，通过 OpenFeign 完成服务间通信，利用 Redis 实现缓存加速和分布式锁；前端采用 Vue 3 框架结合 Element Plus 组件库，实现了学生端、雇主端和管理端三个角色的完整功能。平台涵盖了用户注册登录、兼职信息发布与审核、简历投递、申请审核、订单管理与结算、双向评价等核心业务流程，为校园兼职市场提供了一套安全、高效、规范的信息化解决方案。</w:t>
+        <w:t xml:space="preserve">随着高校扩招和大学生数量的逐年增加，校园兼职已成为许多学生获取实践经验、减轻经济负担的重要途径。然而，传统的校园兼职信息传播方式主要依赖口耳相传、张贴海报、社交媒体群聊等非正规渠道，存在信息不对称、虚假招聘、薪资纠纷和安全隐患等问题。为解决上述问题，本课题设计并实现了一个基于 Spring Cloud 微服务架构的校园兼职平台——小易聘。该平台采用前后端分离的开发模式，后端基于 Spring Boot 和 Spring Cloud 构建了网关服务、认证服务、用户服务、兼职服务和订单服务五个核心微服务，使用 Nacos 实现服务注册与配置管理，通过 OpenFeign 完成服务间通信，利用 Redis 实现缓存加速和分布式锁；前端采用 Vue 3 框架结合 Element Plus 组件库，实现了学生端、雇主端和管理端三个角色的完整功能。平台涵盖了用户注册登录、兼职信息发布与审核、简历投递、申请审核、订单管理与结算、双向评价等核心业务流程，为校园兼职市场提供了一套安全、高效、规范的信息化解决方案。</w:t>
       </w:r>
     </w:p>
     <w:p>
@@ -1484,7 +593,7 @@
           <w:sz w:val="24"/>
           <w:szCs w:val="24"/>
         </w:rPr>
-        <w:t xml:space="preserve">1 绪论</w:t>
+        <w:t xml:space="preserve">1 绪论</w:t>
       </w:r>
     </w:p>
     <w:p>
@@ -1501,7 +610,7 @@
           <w:sz w:val="24"/>
           <w:szCs w:val="24"/>
         </w:rPr>
-        <w:t xml:space="preserve">1.1 项目背景</w:t>
+        <w:t xml:space="preserve">1.1 项目背景</w:t>
       </w:r>
     </w:p>
     <w:p>
@@ -1531,7 +640,7 @@
           <w:sz w:val="21"/>
           <w:szCs w:val="21"/>
         </w:rPr>
-        <w:t xml:space="preserve">然而，当前校园兼职市场存在诸多问题。首先，信息传播渠道分散且低效，学生获取兼职信息的途径主要依赖同学推荐、校园海报、QQ 群或微信群等非正规渠道，信息覆盖面有限且更新不及时。其次，信息真实性难以保障，部分不法分子利用学生急于求职的心理发布虚假招聘信息，导致学生遭受经济损失甚至人身安全威胁。此外，薪资纠纷频发，由于缺乏规范的合同约束和第三方监管，学生与雇主之间的薪资支付争议屡见不鲜。最后，缺乏统一的评价体系和信用机制，使得优质雇主和学生难以建立长期稳定的合作关系。</w:t>
+        <w:t xml:space="preserve">然而，当前校园兼职市场存在诸多问题。首先，信息传播渠道分散且低效，学生获取兼职信息的途径主要依赖同学推荐、校园海报、QQ 群或微信群等非正规渠道，信息覆盖面有限且更新不及时。其次，信息真实性难以保障，部分不法分子利用学生急于求职的心理发布虚假招聘信息，导致学生遭受经济损失甚至人身安全威胁。此外，薪资纠纷频发，由于缺乏规范的合同约束和第三方监管，学生与雇主之间的薪资支付争议屡见不鲜。最后，缺乏统一的评价体系和信用机制，使得优质雇主和学生难以建立长期稳定的合作关系。</w:t>
       </w:r>
     </w:p>
     <w:p>
@@ -1546,7 +655,7 @@
           <w:sz w:val="21"/>
           <w:szCs w:val="21"/>
         </w:rPr>
-        <w:t xml:space="preserve">在技术层面，随着互联网技术的快速发展和微服务架构的成熟，基于 Spring Cloud 的微服务开发模式已成为企业级应用的主流选择。Spring Cloud 提供了服务注册与发现、配置管理、负载均衡、API 网关等完整的微服务治理方案，能够有效支撑高并发、高可用的校园兼职平台建设。因此，采用 Spring Cloud 微服务架构设计并实现校园兼职平台，既能满足平台的功能需求和性能要求，又能为校园信息化建设提供技术参考和实践范例。</w:t>
+        <w:t xml:space="preserve">在技术层面，随着互联网技术的快速发展和微服务架构的成熟，基于 Spring Cloud 的微服务开发模式已成为企业级应用的主流选择。Spring Cloud 提供了服务注册与发现、配置管理、负载均衡、API 网关等完整的微服务治理方案，能够有效支撑高并发、高可用的校园兼职平台建设。因此，采用 Spring Cloud 微服务架构设计并实现校园兼职平台，既能满足平台的功能需求和性能要求，又能为校园信息化建设提供技术参考和实践范例。</w:t>
       </w:r>
     </w:p>
     <w:p>
@@ -1563,7 +672,7 @@
           <w:sz w:val="24"/>
           <w:szCs w:val="24"/>
         </w:rPr>
-        <w:t xml:space="preserve">1.2 项目研究的目的和意义</w:t>
+        <w:t xml:space="preserve">1.2 项目研究的目的和意义</w:t>
       </w:r>
     </w:p>
     <w:p>
@@ -1653,7 +762,7 @@
           <w:sz w:val="21"/>
           <w:szCs w:val="21"/>
         </w:rPr>
-        <w:t xml:space="preserve">在技术层面，本课题将 Spring Cloud 微服务架构应用于校园兼职平台的实际开发中，验证了微服务架构在中小型项目中的适用性和优越性。项目实践涵盖了服务注册与发现、API 网关、认证授权、服务间通信、分布式缓存、分布式锁等核心微服务技术，对同类项目的开发具有一定的参考和借鉴价值。</w:t>
+        <w:t xml:space="preserve">在技术层面，本课题将 Spring Cloud 微服务架构应用于校园兼职平台的实际开发中，验证了微服务架构在中小型项目中的适用性和优越性。项目实践涵盖了服务注册与发现、API 网关、认证授权、服务间通信、分布式缓存、分布式锁等核心微服务技术，对同类项目的开发具有一定的参考和借鉴价值。</w:t>
       </w:r>
     </w:p>
     <w:p>
@@ -1670,7 +779,7 @@
           <w:sz w:val="24"/>
           <w:szCs w:val="24"/>
         </w:rPr>
-        <w:t xml:space="preserve">1.3 校园兼职平台的概述</w:t>
+        <w:t xml:space="preserve">1.3 校园兼职平台的概述</w:t>
       </w:r>
     </w:p>
     <w:p>
@@ -1685,7 +794,7 @@
           <w:sz w:val="21"/>
           <w:szCs w:val="21"/>
         </w:rPr>
-        <w:t xml:space="preserve">小易聘校园兼职平台是一个面向高校在校学生和用人单位的综合性兼职信息服务平台。平台采用 B/S 架构，基于前后端分离的开发模式，支持多角色访问和多终端使用。根据不同用户群体的需求，平台划分为三个核心功能端：学生端、雇主端和管理端。</w:t>
+        <w:t xml:space="preserve">小易聘校园兼职平台是一个面向高校在校学生和用人单位的综合性兼职信息服务平台。平台采用 B/S 架构，基于前后端分离的开发模式，支持多角色访问和多终端使用。根据不同用户群体的需求，平台划分为三个核心功能端：学生端、雇主端和管理端。</w:t>
       </w:r>
     </w:p>
     <w:p>
@@ -1747,7 +856,7 @@
           <w:sz w:val="24"/>
           <w:szCs w:val="24"/>
         </w:rPr>
-        <w:t xml:space="preserve">2 系统开发环境和相关技术</w:t>
+        <w:t xml:space="preserve">2 系统开发环境和相关技术</w:t>
       </w:r>
     </w:p>
     <w:p>
@@ -1764,7 +873,7 @@
           <w:sz w:val="24"/>
           <w:szCs w:val="24"/>
         </w:rPr>
-        <w:t xml:space="preserve">2.1 开发与运行环境</w:t>
+        <w:t xml:space="preserve">2.1 开发与运行环境</w:t>
       </w:r>
     </w:p>
     <w:p>
@@ -1778,7 +887,7 @@
           <w:sz w:val="21"/>
           <w:szCs w:val="21"/>
         </w:rPr>
-        <w:t xml:space="preserve">本系统的开发与运行环境配置如表 1 所示。</w:t>
+        <w:t xml:space="preserve">本系统的开发与运行环境配置如表 2-1 所示。</w:t>
       </w:r>
     </w:p>
     <w:tbl>
@@ -2706,7 +1815,7 @@
           <w:sz w:val="20"/>
           <w:szCs w:val="20"/>
         </w:rPr>
-        <w:t xml:space="preserve">表 1 开发与运行环境</w:t>
+        <w:t xml:space="preserve">表 2-1 开发与运行环境</w:t>
       </w:r>
     </w:p>
     <w:p>
@@ -2723,7 +1832,7 @@
           <w:sz w:val="24"/>
           <w:szCs w:val="24"/>
         </w:rPr>
-        <w:t xml:space="preserve">2.2 项目所用技术分析</w:t>
+        <w:t xml:space="preserve">2.2 项目所用技术分析</w:t>
       </w:r>
     </w:p>
     <w:p>
@@ -2738,7 +1847,7 @@
           <w:sz w:val="24"/>
           <w:szCs w:val="24"/>
         </w:rPr>
-        <w:t xml:space="preserve">2.2.1 Spring Cloud 微服务架构</w:t>
+        <w:t xml:space="preserve">2.2.1 Spring Cloud 微服务架构</w:t>
       </w:r>
     </w:p>
     <w:p>
@@ -2753,7 +1862,7 @@
           <w:sz w:val="21"/>
           <w:szCs w:val="21"/>
         </w:rPr>
-        <w:t xml:space="preserve">Spring Cloud 是一套基于 Spring Boot 的微服务开发工具集，为开发者提供了服务注册与发现、配置管理、负载均衡、熔断器、API 网关等分布式系统开发所需的常用组件。Spring Cloud 通过抽象底层基础设施细节，使开发者能够专注于业务逻辑的实现，大大降低了微服务架构的学习门槛和开发成本。</w:t>
+        <w:t xml:space="preserve">Spring Cloud 是一套基于 Spring Boot 的微服务开发工具集，为开发者提供了服务注册与发现、配置管理、负载均衡、熔断器、API 网关等分布式系统开发所需的常用组件。Spring Cloud 通过抽象底层基础设施细节，使开发者能够专注于业务逻辑的实现，大大降低了微服务架构的学习门槛和开发成本。</w:t>
       </w:r>
     </w:p>
     <w:p>
@@ -2768,7 +1877,7 @@
           <w:sz w:val="21"/>
           <w:szCs w:val="21"/>
         </w:rPr>
-        <w:t xml:space="preserve">在本项目中，系统采用 Spring Cloud 微服务架构将整个应用拆分为五个独立的微服务：网关服务（xiaoyipin-gateway）、认证服务（xiaoyipin-auth）、用户服务（xiaoyipin-user）、兼职服务（xiaoyipin-job）和订单服务（xiaoyipin-order），另有一个公共模块（xiaoyipin-common）提供通用的工具类、实体类和配置。各微服务通过 Nacos 进行服务注册与发现，利用 OpenFeign 实现声明式的服务间调用，有效降低了服务间通信的复杂度。这种架构设计使得各服务可以独立开发、独立部署、独立扩展，提高了系统的可维护性和可扩展性。</w:t>
+        <w:t xml:space="preserve">在本项目中，系统采用 Spring Cloud 微服务架构将整个应用拆分为五个独立的微服务：网关服务（xiaoyipin-gateway）、认证服务（xiaoyipin-auth）、用户服务（xiaoyipin-user）、兼职服务（xiaoyipin-job）和订单服务（xiaoyipin-order），另有一个公共模块（xiaoyipin-common）提供通用的工具类、实体类和配置。各微服务通过 Nacos 进行服务注册与发现，利用 OpenFeign 实现声明式的服务间调用，有效降低了服务间通信的复杂度。这种架构设计使得各服务可以独立开发、独立部署、独立扩展，提高了系统的可维护性和可扩展性。</w:t>
       </w:r>
     </w:p>
     <w:p>
@@ -2783,7 +1892,7 @@
           <w:sz w:val="24"/>
           <w:szCs w:val="24"/>
         </w:rPr>
-        <w:t xml:space="preserve">2.2.2 Spring Cloud Gateway 网关技术</w:t>
+        <w:t xml:space="preserve">2.2.2 Spring Cloud Gateway 网关技术</w:t>
       </w:r>
     </w:p>
     <w:p>
@@ -2798,7 +1907,7 @@
           <w:sz w:val="21"/>
           <w:szCs w:val="21"/>
         </w:rPr>
-        <w:t xml:space="preserve">Spring Cloud Gateway 是 Spring Cloud 官方推出的第二代网关框架，基于 Project Reactor 和 Spring WebFlux 构建，提供了高性能的非阻塞式 API 网关功能。Gateway 通过路由（Route）、断言（Predicate）和过滤器（Filter）三大核心组件，实现了请求的路由转发和跨切面处理。</w:t>
+        <w:t xml:space="preserve">Spring Cloud Gateway 是 Spring Cloud 官方推出的第二代网关框架，基于 Project Reactor 和 Spring WebFlux 构建，提供了高性能的非阻塞式 API 网关功能。Gateway 通过路由（Route）、断言（Predicate）和过滤器（Filter）三大核心组件，实现了请求的路由转发和跨切面处理。</w:t>
       </w:r>
     </w:p>
     <w:p>
@@ -2813,7 +1922,7 @@
           <w:sz w:val="21"/>
           <w:szCs w:val="21"/>
         </w:rPr>
-        <w:t xml:space="preserve">在本项目中，Gateway 作为系统的统一入口，承担了请求路由、身份认证和跨域处理等关键职责。所有来自前端客户端的请求首先到达 Gateway，由 AuthGlobalFilter 全局过滤器进行 JWT 令牌的验证和解析。验证通过后，Gateway 根据路由配置将请求转发至对应的后端微服务。通过在网关层统一处理认证逻辑，避免了各微服务重复实现认证代码，简化了系统架构。此外，Gateway 还配置了 CORS 跨域过滤器，解决了前后端分离架构下的跨域访问问题。</w:t>
+        <w:t xml:space="preserve">在本项目中，Gateway 作为系统的统一入口，承担了请求路由、身份认证和跨域处理等关键职责。所有来自前端客户端的请求首先到达 Gateway，由 AuthGlobalFilter 全局过滤器进行 JWT 令牌的验证和解析。验证通过后，Gateway 根据路由配置将请求转发至对应的后端微服务。通过在网关层统一处理认证逻辑，避免了各微服务重复实现认证代码，简化了系统架构。此外，Gateway 还配置了 CORS 跨域过滤器，解决了前后端分离架构下的跨域访问问题。</w:t>
       </w:r>
     </w:p>
     <w:p>
@@ -2828,7 +1937,7 @@
           <w:sz w:val="24"/>
           <w:szCs w:val="24"/>
         </w:rPr>
-        <w:t xml:space="preserve">2.2.3 Spring Security 与 JWT 认证</w:t>
+        <w:t xml:space="preserve">2.2.3 Spring Security 与 JWT 认证</w:t>
       </w:r>
     </w:p>
     <w:p>
@@ -2843,7 +1952,7 @@
           <w:sz w:val="21"/>
           <w:szCs w:val="21"/>
         </w:rPr>
-        <w:t xml:space="preserve">Spring Security 是 Spring 生态中强大的安全框架，提供了认证（Authentication）和授权（Authorization）等安全功能。在本项目中，Spring Security 被配置为无状态（Stateless）模式，不依赖 Session 机制，而是采用 JWT（JSON Web Token）实现用户身份的验证和传递。</w:t>
+        <w:t xml:space="preserve">Spring Security 是 Spring 生态中强大的安全框架，提供了认证（Authentication）和授权（Authorization）等安全功能。在本项目中，Spring Security 被配置为无状态（Stateless）模式，不依赖 Session 机制，而是采用 JWT（JSON Web Token）实现用户身份的验证和传递。</w:t>
       </w:r>
     </w:p>
     <w:p>
@@ -2858,7 +1967,7 @@
           <w:sz w:val="21"/>
           <w:szCs w:val="21"/>
         </w:rPr>
-        <w:t xml:space="preserve">系统采用双令牌机制：访问令牌（Access Token）有效期 2 小时，用于接口访问的身份验证；刷新令牌（Refresh Token）有效期 7 天，用于在访问令牌过期后自动获取新的访问令牌，避免用户频繁重新登录。用户登录成功后，认证服务生成 JWT 令牌并返回给前端，前端将令牌存储在本地并通过 Axios 请求拦截器自动附加至请求头。用户登出时，系统将当前令牌加入 Redis 黑名单，确保失效的令牌无法继续使用。前端还实现了令牌自动刷新机制，在访问令牌即将过期时自动调用刷新接口，保障用户操作的连续性。</w:t>
+        <w:t xml:space="preserve">系统采用双令牌机制：访问令牌（Access Token）有效期 2 小时，用于接口访问的身份验证；刷新令牌（Refresh Token）有效期 7 天，用于在访问令牌过期后自动获取新的访问令牌，避免用户频繁重新登录。用户登录成功后，认证服务生成 JWT 令牌并返回给前端，前端将令牌存储在本地并通过 Axios 请求拦截器自动附加至请求头。用户登出时，系统将当前令牌加入 Redis 黑名单，确保失效的令牌无法继续使用。前端还实现了令牌自动刷新机制，在访问令牌即将过期时自动调用刷新接口，保障用户操作的连续性。</w:t>
       </w:r>
     </w:p>
     <w:p>
@@ -2873,7 +1982,7 @@
           <w:sz w:val="24"/>
           <w:szCs w:val="24"/>
         </w:rPr>
-        <w:t xml:space="preserve">2.2.4 Vue 3 前端框架</w:t>
+        <w:t xml:space="preserve">2.2.4 Vue 3 前端框架</w:t>
       </w:r>
     </w:p>
     <w:p>
@@ -2888,7 +1997,7 @@
           <w:sz w:val="21"/>
           <w:szCs w:val="21"/>
         </w:rPr>
-        <w:t xml:space="preserve">Vue 3 是当前主流的渐进式 JavaScript 前端框架，相较于 Vue 2 引入了 Composition API、更高效的响应式系统和更好的 TypeScript 支持。在本项目中，前端采用 Vue 3 的 Composition API 进行组件开发，结合 Element Plus 组件库构建用户界面，实现了统一的 UI 风格和良好的交互体验。</w:t>
+        <w:t xml:space="preserve">Vue 3 是当前主流的渐进式 JavaScript 前端框架，相较于 Vue 2 引入了 Composition API、更高效的响应式系统和更好的 TypeScript 支持。在本项目中，前端采用 Vue 3 的 Composition API 进行组件开发，结合 Element Plus 组件库构建用户界面，实现了统一的 UI 风格和良好的交互体验。</w:t>
       </w:r>
     </w:p>
     <w:p>
@@ -2903,7 +2012,7 @@
           <w:sz w:val="21"/>
           <w:szCs w:val="21"/>
         </w:rPr>
-        <w:t xml:space="preserve">项目前端使用 Vue Router 实现路由管理，配置了基于角色的路由守卫，确保不同角色的用户只能访问各自权限范围内的页面。状态管理采用 Pinia 替代传统的 Vuex，利用其更简洁的 API 和更优的 TypeScript 支持管理全局状态。网络请求使用 Axios 封装，通过请求拦截器自动附加 JWT 令牌、通过响应拦截器统一处理错误和令牌过期刷新逻辑。前端整体采用模块化的目录结构，按照功能模块组织代码，提高了代码的可读性和可维护性。</w:t>
+        <w:t xml:space="preserve">项目前端使用 Vue Router 实现路由管理，配置了基于角色的路由守卫，确保不同角色的用户只能访问各自权限范围内的页面。状态管理采用 Pinia 替代传统的 Vuex，利用其更简洁的 API 和更优的 TypeScript 支持管理全局状态。网络请求使用 Axios 封装，通过请求拦截器自动附加 JWT 令牌、通过响应拦截器统一处理错误和令牌过期刷新逻辑。前端整体采用模块化的目录结构，按照功能模块组织代码，提高了代码的可读性和可维护性。</w:t>
       </w:r>
     </w:p>
     <w:p>
@@ -2918,7 +2027,7 @@
           <w:sz w:val="24"/>
           <w:szCs w:val="24"/>
         </w:rPr>
-        <w:t xml:space="preserve">2.2.5 MyBatis-Plus 持久层框架</w:t>
+        <w:t xml:space="preserve">2.2.5 MyBatis-Plus 持久层框架</w:t>
       </w:r>
     </w:p>
     <w:p>
@@ -2933,7 +2042,7 @@
           <w:sz w:val="21"/>
           <w:szCs w:val="21"/>
         </w:rPr>
-        <w:t xml:space="preserve">MyBatis-Plus 是 MyBatis 的增强工具，在 MyBatis 的基础上只做增强不做改变，旨在简化开发、提高效率。MyBatis-Plus 内置了通用的 CRUD 操作、分页插件、代码生成器等实用功能，大幅减少了持久层代码的编写量。</w:t>
+        <w:t xml:space="preserve">MyBatis-Plus 是 MyBatis 的增强工具，在 MyBatis 的基础上只做增强不做改变，旨在简化开发、提高效率。MyBatis-Plus 内置了通用的 CRUD 操作、分页插件、代码生成器等实用功能，大幅减少了持久层代码的编写量。</w:t>
       </w:r>
     </w:p>
     <w:p>
@@ -2948,7 +2057,7 @@
           <w:sz w:val="21"/>
           <w:szCs w:val="21"/>
         </w:rPr>
-        <w:t xml:space="preserve">在本项目中，所有微服务的持久层均采用 MyBatis-Plus 实现。通过继承 BaseMapper 接口，自动获得了基本的增删改查能力，无需编写大量重复的 SQL 语句。项目配置了分页插件（PaginationInterceptor），实现了数据库分页查询功能；启用了自动填充功能，自动处理创建时间和更新时间字段；配置了逻辑删除功能，通过 deleted 字段标记数据的软删除状态。对于复杂的多表关联查询，则通过自定义 XML Mapper 文件实现，在保持 MyBatis-Plus 简洁性的同时保留了 SQL 的灵活性。</w:t>
+        <w:t xml:space="preserve">在本项目中，所有微服务的持久层均采用 MyBatis-Plus 实现。通过继承 BaseMapper 接口，自动获得了基本的增删改查能力，无需编写大量重复的 SQL 语句。项目配置了分页插件（PaginationInterceptor），实现了数据库分页查询功能；启用了自动填充功能，自动处理创建时间和更新时间字段；配置了逻辑删除功能，通过 deleted 字段标记数据的软删除状态。对于复杂的多表关联查询，则通过自定义 XML Mapper 文件实现，在保持 MyBatis-Plus 简洁性的同时保留了 SQL 的灵活性。</w:t>
       </w:r>
     </w:p>
     <w:p>
@@ -2963,7 +2072,7 @@
           <w:sz w:val="24"/>
           <w:szCs w:val="24"/>
         </w:rPr>
-        <w:t xml:space="preserve">2.2.6 Redis 缓存技术</w:t>
+        <w:t xml:space="preserve">2.2.6 Redis 缓存技术</w:t>
       </w:r>
     </w:p>
     <w:p>
@@ -2978,7 +2087,7 @@
           <w:sz w:val="21"/>
           <w:szCs w:val="21"/>
         </w:rPr>
-        <w:t xml:space="preserve">Redis 是一款高性能的内存型键值数据库，支持字符串、哈希、列表、集合、有序集合等多种数据结构。在本项目中，Redis 发挥了多方面的重要作用。</w:t>
+        <w:t xml:space="preserve">Redis 是一款高性能的内存型键值数据库，支持字符串、哈希、列表、集合、有序集合等多种数据结构。在本项目中，Redis 发挥了多方面的重要作用。</w:t>
       </w:r>
     </w:p>
     <w:p>
@@ -2993,7 +2102,7 @@
           <w:sz w:val="21"/>
           <w:szCs w:val="21"/>
         </w:rPr>
-        <w:t xml:space="preserve">首先，Redis 被用于存储图形验证码，在用户登录时生成随机验证码并缓存至 Redis，设置过期时间为 5 分钟，登录时验证后即刻删除，有效防止了验证码被重复使用。其次，Redis 作为 JWT 令牌的黑名单存储，用户登出后将其令牌写入 Redis 并设置与令牌有效期相同的过期时间，实现令牌的即时失效。此外，Redis 还用于实现分布式锁机制，在学生申请兼职时通过 Redisson 分布式锁控制并发，防止同一学生重复申请同一岗位。同时，系统利用 Redis 缓存热点数据，如兼职分类列表和系统数据字典，减少了数据库的访问压力，提高了系统的响应速度。</w:t>
+        <w:t xml:space="preserve">首先，Redis 被用于存储图形验证码，在用户登录时生成随机验证码并缓存至 Redis，设置过期时间为 5 分钟，登录时验证后即刻删除，有效防止了验证码被重复使用。其次，Redis 作为 JWT 令牌的黑名单存储，用户登出后将其令牌写入 Redis 并设置与令牌有效期相同的过期时间，实现令牌的即时失效。此外，Redis 还用于实现分布式锁机制，在学生申请兼职时通过 Redisson 分布式锁控制并发，防止同一学生重复申请同一岗位。同时，系统利用 Redis 缓存热点数据，如兼职分类列表和系统数据字典，减少了数据库的访问压力，提高了系统的响应速度。</w:t>
       </w:r>
     </w:p>
     <w:p>
@@ -3008,7 +2117,7 @@
           <w:sz w:val="24"/>
           <w:szCs w:val="24"/>
         </w:rPr>
-        <w:t xml:space="preserve">2.2.7 Nacos 服务注册与配置中心</w:t>
+        <w:t xml:space="preserve">2.2.7 Nacos 服务注册与配置中心</w:t>
       </w:r>
     </w:p>
     <w:p>
@@ -3023,7 +2132,7 @@
           <w:sz w:val="21"/>
           <w:szCs w:val="21"/>
         </w:rPr>
-        <w:t xml:space="preserve">Nacos 是阿里巴巴开源的服务注册与配置管理平台，提供了服务发现、配置管理和服务管理等功能。在本项目中，Nacos 同时承担了服务注册中心和配置中心的双重角色。</w:t>
+        <w:t xml:space="preserve">Nacos 是阿里巴巴开源的服务注册与配置管理平台，提供了服务发现、配置管理和服务管理等功能。在本项目中，Nacos 同时承担了服务注册中心和配置中心的双重角色。</w:t>
       </w:r>
     </w:p>
     <w:p>
@@ -3038,7 +2147,7 @@
           <w:sz w:val="21"/>
           <w:szCs w:val="21"/>
         </w:rPr>
-        <w:t xml:space="preserve">在服务注册方面，各微服务在启动时自动向 Nacos 注册自身信息，包括服务名称、IP 地址和端口号等，其他服务可以通过服务名称从 Nacos 获取目标服务的实例列表，实现了服务的自动发现。Nacos 支持多种负载均衡策略，配合 OpenFeign 和 Ribbon 实现了服务间的负载均衡调用。在配置管理方面，系统将数据库连接信息、Redis 配置、JWT 密钥等公共配置集中管理在 Nacos 的配置中心，各微服务在启动时从 Nacos 拉取配置，实现了配置的集中管理和动态更新，避免了配置分散在各服务中导致的管理困难。</w:t>
+        <w:t xml:space="preserve">在服务注册方面，各微服务在启动时自动向 Nacos 注册自身信息，包括服务名称、IP 地址和端口号等，其他服务可以通过服务名称从 Nacos 获取目标服务的实例列表，实现了服务的自动发现。Nacos 支持多种负载均衡策略，配合 OpenFeign 和 Ribbon 实现了服务间的负载均衡调用。在配置管理方面，系统将数据库连接信息、Redis 配置、JWT 密钥等公共配置集中管理在 Nacos 的配置中心，各微服务在启动时从 Nacos 拉取配置，实现了配置的集中管理和动态更新，避免了配置分散在各服务中导致的管理困难。</w:t>
       </w:r>
     </w:p>
     <w:p>
@@ -3055,7 +2164,7 @@
           <w:sz w:val="24"/>
           <w:szCs w:val="24"/>
         </w:rPr>
-        <w:t xml:space="preserve">3 需求分析</w:t>
+        <w:t xml:space="preserve">3 需求分析</w:t>
       </w:r>
     </w:p>
     <w:p>
@@ -3072,7 +2181,7 @@
           <w:sz w:val="24"/>
           <w:szCs w:val="24"/>
         </w:rPr>
-        <w:t xml:space="preserve">3.1 学生端功能需求分析</w:t>
+        <w:t xml:space="preserve">3.1 学生端功能需求分析</w:t>
       </w:r>
     </w:p>
     <w:p>
@@ -3101,7 +2210,7 @@
           <w:sz w:val="21"/>
           <w:szCs w:val="21"/>
         </w:rPr>
-        <w:t xml:space="preserve">（1）用户注册与登录。学生用户需要通过手机号进行注册，注册时需输入图形验证码以确保操作的合法性。登录时系统验证用户名和密码的正确性，校验通过后生成 JWT 令牌返回客户端，后续请求携带令牌进行身份验证。系统还支持忘记密码功能，通过手机验证码进行密码重置。</w:t>
+        <w:t xml:space="preserve">（1）用户注册与登录。学生用户需要通过手机号进行注册，注册时需输入图形验证码以确保操作的合法性。登录时系统验证用户名和密码的正确性，校验通过后生成 JWT 令牌返回客户端，后续请求携带令牌进行身份验证。系统还支持忘记密码功能，通过手机验证码进行密码重置。</w:t>
       </w:r>
     </w:p>
     <w:p>
@@ -3129,7 +2238,7 @@
           <w:sz w:val="21"/>
           <w:szCs w:val="21"/>
         </w:rPr>
-        <w:t xml:space="preserve">（3）投递简历与申请。学生在查看兼职详情后，可以在线提交求职申请。申请时需上传个人简历（PDF 格式），并可填写求职意向说明。系统通过分布式锁机制防止学生重复申请同一岗位。申请提交后状态为待审核，等待雇主处理。</w:t>
+        <w:t xml:space="preserve">（3）投递简历与申请。学生在查看兼职详情后，可以在线提交求职申请。申请时需上传个人简历（PDF 格式），并可填写求职意向说明。系统通过分布式锁机制防止学生重复申请同一岗位。申请提交后状态为待审核，等待雇主处理。</w:t>
       </w:r>
     </w:p>
     <w:p>
@@ -3205,7 +2314,7 @@
           <w:sz w:val="24"/>
           <w:szCs w:val="24"/>
         </w:rPr>
-        <w:t xml:space="preserve">3.2 雇主端功能需求分析</w:t>
+        <w:t xml:space="preserve">3.2 雇主端功能需求分析</w:t>
       </w:r>
     </w:p>
     <w:p>
@@ -3234,7 +2343,7 @@
           <w:sz w:val="21"/>
           <w:szCs w:val="21"/>
         </w:rPr>
-        <w:t xml:space="preserve">（1）企业注册与登录。雇主用户通过手机号注册账号，填写企业名称、营业执照等基本信息进行企业认证。登录流程与学生端类似，系统验证通过后发放 JWT 令牌。</w:t>
+        <w:t xml:space="preserve">（1）企业注册与登录。雇主用户通过手机号注册账号，填写企业名称、营业执照等基本信息进行企业认证。登录流程与学生端类似，系统验证通过后发放 JWT 令牌。</w:t>
       </w:r>
     </w:p>
     <w:p>
@@ -3324,7 +2433,7 @@
           <w:sz w:val="24"/>
           <w:szCs w:val="24"/>
         </w:rPr>
-        <w:t xml:space="preserve">3.3 管理员端功能需求分析</w:t>
+        <w:t xml:space="preserve">3.3 管理员端功能需求分析</w:t>
       </w:r>
     </w:p>
     <w:p>
@@ -3429,7 +2538,7 @@
           <w:sz w:val="24"/>
           <w:szCs w:val="24"/>
         </w:rPr>
-        <w:t xml:space="preserve">4 系统概要设计</w:t>
+        <w:t xml:space="preserve">4 系统概要设计</w:t>
       </w:r>
     </w:p>
     <w:p>
@@ -3446,7 +2555,7 @@
           <w:sz w:val="24"/>
           <w:szCs w:val="24"/>
         </w:rPr>
-        <w:t xml:space="preserve">4.1 系统总体架构</w:t>
+        <w:t xml:space="preserve">4.1 系统总体架构</w:t>
       </w:r>
     </w:p>
     <w:p>
@@ -3461,7 +2570,7 @@
           <w:sz w:val="21"/>
           <w:szCs w:val="21"/>
         </w:rPr>
-        <w:t xml:space="preserve">本系统采用基于 Spring Cloud 的微服务架构，整体架构分为前端展示层、网关层、微服务层和数据存储层四个层次。前端展示层使用 Vue 3 + Element Plus 构建，通过 Nginx 进行静态资源托管和反向代理。网关层由 Spring Cloud Gateway 实现，负责请求的路由转发、身份认证和跨域处理。微服务层包含五个核心微服务，各服务独立部署、独立运行，通过 Nacos 实现服务注册与发现，通过 OpenFeign 实现服务间的声明式调用。数据存储层使用 MySQL 作为持久化存储，Redis 作为缓存和分布式锁实现。</w:t>
+        <w:t xml:space="preserve">本系统采用基于 Spring Cloud 的微服务架构，整体架构分为前端展示层、网关层、微服务层和数据存储层四个层次。前端展示层使用 Vue 3 + Element Plus 构建，通过 Nginx 进行静态资源托管和反向代理。网关层由 Spring Cloud Gateway 实现，负责请求的路由转发、身份认证和跨域处理。微服务层包含五个核心微服务，各服务独立部署、独立运行，通过 Nacos 实现服务注册与发现，通过 OpenFeign 实现服务间的声明式调用。数据存储层使用 MySQL 作为持久化存储，Redis 作为缓存和分布式锁实现。</w:t>
       </w:r>
     </w:p>
     <w:p>
@@ -3542,7 +2651,7 @@
           <w:sz w:val="24"/>
           <w:szCs w:val="24"/>
         </w:rPr>
-        <w:t xml:space="preserve">4.2 数据库总体设计</w:t>
+        <w:t xml:space="preserve">4.2 数据库总体设计</w:t>
       </w:r>
     </w:p>
     <w:p>
@@ -3557,7 +2666,7 @@
           <w:sz w:val="24"/>
           <w:szCs w:val="24"/>
         </w:rPr>
-        <w:t xml:space="preserve">4.2.1 E-R 图设计</w:t>
+        <w:t xml:space="preserve">4.2.1 E-R 图设计</w:t>
       </w:r>
     </w:p>
     <w:p>
@@ -3619,7 +2728,7 @@
           <w:sz w:val="24"/>
           <w:szCs w:val="24"/>
         </w:rPr>
-        <w:t xml:space="preserve">4.2.2 数据库表结构设计</w:t>
+        <w:t xml:space="preserve">4.2.2 数据库表结构设计</w:t>
       </w:r>
     </w:p>
     <w:p>
@@ -3633,7 +2742,7 @@
           <w:sz w:val="21"/>
           <w:szCs w:val="21"/>
         </w:rPr>
-        <w:t xml:space="preserve">根据 E-R 图设计，本系统共设计了 8 张核心数据库表。以下分别展示各表的结构。</w:t>
+        <w:t xml:space="preserve">根据 E-R 图设计，本系统共设计了 8 张核心数据库表。以下分别展示各表的结构。</w:t>
       </w:r>
     </w:p>
     <w:tbl>
@@ -4198,7 +3307,7 @@
                 <w:sz w:val="20"/>
                 <w:szCs w:val="20"/>
               </w:rPr>
-              <w:t xml:space="preserve">BCrypt 加密</w:t>
+              <w:t xml:space="preserve">BCrypt 加密</w:t>
             </w:r>
           </w:p>
         </w:tc>
@@ -4594,7 +3703,7 @@
                 <w:sz w:val="20"/>
                 <w:szCs w:val="20"/>
               </w:rPr>
-              <w:t xml:space="preserve">1-学生 2-雇主 3-管理员</w:t>
+              <w:t xml:space="preserve">1-学生 2-雇主 3-管理员</w:t>
             </w:r>
           </w:p>
         </w:tc>
@@ -4726,7 +3835,7 @@
                 <w:sz w:val="20"/>
                 <w:szCs w:val="20"/>
               </w:rPr>
-              <w:t xml:space="preserve">0-禁用 1-启用</w:t>
+              <w:t xml:space="preserve">0-禁用 1-启用</w:t>
             </w:r>
           </w:p>
         </w:tc>
@@ -4858,7 +3967,7 @@
                 <w:sz w:val="20"/>
                 <w:szCs w:val="20"/>
               </w:rPr>
-              <w:t xml:space="preserve">0-未删除 1-已删除</w:t>
+              <w:t xml:space="preserve">0-未删除 1-已删除</w:t>
             </w:r>
           </w:p>
         </w:tc>
@@ -5139,7 +4248,7 @@
           <w:sz w:val="20"/>
           <w:szCs w:val="20"/>
         </w:rPr>
-        <w:t xml:space="preserve">表 1 sys_user 表</w:t>
+        <w:t xml:space="preserve">表 4-1 sys_user 表</w:t>
       </w:r>
     </w:p>
     <w:tbl>
@@ -5572,7 +4681,7 @@
                 <w:sz w:val="20"/>
                 <w:szCs w:val="20"/>
               </w:rPr>
-              <w:t xml:space="preserve">外键关联 sys_user</w:t>
+              <w:t xml:space="preserve">外键关联 sys_user</w:t>
             </w:r>
           </w:p>
         </w:tc>
@@ -5968,7 +5077,7 @@
                 <w:sz w:val="20"/>
                 <w:szCs w:val="20"/>
               </w:rPr>
-              <w:t xml:space="preserve">0-女 1-男</w:t>
+              <w:t xml:space="preserve">0-女 1-男</w:t>
             </w:r>
           </w:p>
         </w:tc>
@@ -6496,7 +5605,7 @@
                 <w:sz w:val="20"/>
                 <w:szCs w:val="20"/>
               </w:rPr>
-              <w:t xml:space="preserve">默认 0</w:t>
+              <w:t xml:space="preserve">默认 0</w:t>
             </w:r>
           </w:p>
         </w:tc>
@@ -6628,7 +5737,7 @@
                 <w:sz w:val="20"/>
                 <w:szCs w:val="20"/>
               </w:rPr>
-              <w:t xml:space="preserve">默认 100</w:t>
+              <w:t xml:space="preserve">默认 100</w:t>
             </w:r>
           </w:p>
         </w:tc>
@@ -6892,7 +6001,7 @@
                 <w:sz w:val="20"/>
                 <w:szCs w:val="20"/>
               </w:rPr>
-              <w:t xml:space="preserve">0-未认证 1-审核中 2-已认证</w:t>
+              <w:t xml:space="preserve">0-未认证 1-审核中 2-已认证</w:t>
             </w:r>
           </w:p>
         </w:tc>
@@ -7173,7 +6282,7 @@
           <w:sz w:val="20"/>
           <w:szCs w:val="20"/>
         </w:rPr>
-        <w:t xml:space="preserve">表 2 user_profile 表</w:t>
+        <w:t xml:space="preserve">表 4-2 user_profile 表</w:t>
       </w:r>
     </w:p>
     <w:tbl>
@@ -7738,7 +6847,7 @@
                 <w:sz w:val="20"/>
                 <w:szCs w:val="20"/>
               </w:rPr>
-              <w:t xml:space="preserve">0 为顶级分类</w:t>
+              <w:t xml:space="preserve">0 为顶级分类</w:t>
             </w:r>
           </w:p>
         </w:tc>
@@ -8002,7 +7111,7 @@
                 <w:sz w:val="20"/>
                 <w:szCs w:val="20"/>
               </w:rPr>
-              <w:t xml:space="preserve">0-禁用 1-启用</w:t>
+              <w:t xml:space="preserve">0-禁用 1-启用</w:t>
             </w:r>
           </w:p>
         </w:tc>
@@ -8019,7 +7128,7 @@
           <w:sz w:val="20"/>
           <w:szCs w:val="20"/>
         </w:rPr>
-        <w:t xml:space="preserve">表 3 job_category 表</w:t>
+        <w:t xml:space="preserve">表 4-3 job_category 表</w:t>
       </w:r>
     </w:p>
     <w:tbl>
@@ -8452,7 +7561,7 @@
                 <w:sz w:val="20"/>
                 <w:szCs w:val="20"/>
               </w:rPr>
-              <w:t xml:space="preserve">外键关联 sys_user</w:t>
+              <w:t xml:space="preserve">外键关联 sys_user</w:t>
             </w:r>
           </w:p>
         </w:tc>
@@ -8584,7 +7693,7 @@
                 <w:sz w:val="20"/>
                 <w:szCs w:val="20"/>
               </w:rPr>
-              <w:t xml:space="preserve">外键关联 job_category</w:t>
+              <w:t xml:space="preserve">外键关联 job_category</w:t>
             </w:r>
           </w:p>
         </w:tc>
@@ -9112,7 +8221,7 @@
                 <w:sz w:val="20"/>
                 <w:szCs w:val="20"/>
               </w:rPr>
-              <w:t xml:space="preserve">1-时薪 2-日薪 3-月薪 4-固定</w:t>
+              <w:t xml:space="preserve">1-时薪 2-日薪 3-月薪 4-固定</w:t>
             </w:r>
           </w:p>
         </w:tc>
@@ -9772,7 +8881,7 @@
                 <w:sz w:val="20"/>
                 <w:szCs w:val="20"/>
               </w:rPr>
-              <w:t xml:space="preserve">默认 0</w:t>
+              <w:t xml:space="preserve">默认 0</w:t>
             </w:r>
           </w:p>
         </w:tc>
@@ -9904,7 +9013,7 @@
                 <w:sz w:val="20"/>
                 <w:szCs w:val="20"/>
               </w:rPr>
-              <w:t xml:space="preserve">0-下架 1-上架</w:t>
+              <w:t xml:space="preserve">0-下架 1-上架</w:t>
             </w:r>
           </w:p>
         </w:tc>
@@ -10036,7 +9145,7 @@
                 <w:sz w:val="20"/>
                 <w:szCs w:val="20"/>
               </w:rPr>
-              <w:t xml:space="preserve">0-待审核 1-通过 2-拒绝</w:t>
+              <w:t xml:space="preserve">0-待审核 1-通过 2-拒绝</w:t>
             </w:r>
           </w:p>
         </w:tc>
@@ -10449,7 +9558,7 @@
           <w:sz w:val="20"/>
           <w:szCs w:val="20"/>
         </w:rPr>
-        <w:t xml:space="preserve">表 4 job_post 表</w:t>
+        <w:t xml:space="preserve">表 4-4 job_post 表</w:t>
       </w:r>
     </w:p>
     <w:tbl>
@@ -10882,7 +9991,7 @@
                 <w:sz w:val="20"/>
                 <w:szCs w:val="20"/>
               </w:rPr>
-              <w:t xml:space="preserve">外键关联 job_post</w:t>
+              <w:t xml:space="preserve">外键关联 job_post</w:t>
             </w:r>
           </w:p>
         </w:tc>
@@ -11014,7 +10123,7 @@
                 <w:sz w:val="20"/>
                 <w:szCs w:val="20"/>
               </w:rPr>
-              <w:t xml:space="preserve">外键关联 sys_user</w:t>
+              <w:t xml:space="preserve">外键关联 sys_user</w:t>
             </w:r>
           </w:p>
         </w:tc>
@@ -11278,7 +10387,7 @@
                 <w:sz w:val="20"/>
                 <w:szCs w:val="20"/>
               </w:rPr>
-              <w:t xml:space="preserve">0-待审核 1-通过 2-拒绝 3-录用 4-取消</w:t>
+              <w:t xml:space="preserve">0-待审核 1-通过 2-拒绝 3-录用 4-取消</w:t>
             </w:r>
           </w:p>
         </w:tc>
@@ -11691,7 +10800,7 @@
           <w:sz w:val="20"/>
           <w:szCs w:val="20"/>
         </w:rPr>
-        <w:t xml:space="preserve">表 5 application 表</w:t>
+        <w:t xml:space="preserve">表 4-5 application 表</w:t>
       </w:r>
     </w:p>
     <w:tbl>
@@ -12124,7 +11233,7 @@
                 <w:sz w:val="20"/>
                 <w:szCs w:val="20"/>
               </w:rPr>
-              <w:t xml:space="preserve">外键关联 application</w:t>
+              <w:t xml:space="preserve">外键关联 application</w:t>
             </w:r>
           </w:p>
         </w:tc>
@@ -12256,7 +11365,7 @@
                 <w:sz w:val="20"/>
                 <w:szCs w:val="20"/>
               </w:rPr>
-              <w:t xml:space="preserve">外键关联 sys_user</w:t>
+              <w:t xml:space="preserve">外键关联 sys_user</w:t>
             </w:r>
           </w:p>
         </w:tc>
@@ -12388,7 +11497,7 @@
                 <w:sz w:val="20"/>
                 <w:szCs w:val="20"/>
               </w:rPr>
-              <w:t xml:space="preserve">外键关联 sys_user</w:t>
+              <w:t xml:space="preserve">外键关联 sys_user</w:t>
             </w:r>
           </w:p>
         </w:tc>
@@ -12520,7 +11629,7 @@
                 <w:sz w:val="20"/>
                 <w:szCs w:val="20"/>
               </w:rPr>
-              <w:t xml:space="preserve">外键关联 job_post</w:t>
+              <w:t xml:space="preserve">外键关联 job_post</w:t>
             </w:r>
           </w:p>
         </w:tc>
@@ -12784,7 +11893,7 @@
                 <w:sz w:val="20"/>
                 <w:szCs w:val="20"/>
               </w:rPr>
-              <w:t xml:space="preserve">0-未支付 1-已支付</w:t>
+              <w:t xml:space="preserve">0-未支付 1-已支付</w:t>
             </w:r>
           </w:p>
         </w:tc>
@@ -12916,7 +12025,7 @@
                 <w:sz w:val="20"/>
                 <w:szCs w:val="20"/>
               </w:rPr>
-              <w:t xml:space="preserve">0-未结算 1-已结算</w:t>
+              <w:t xml:space="preserve">0-未结算 1-已结算</w:t>
             </w:r>
           </w:p>
         </w:tc>
@@ -13461,7 +12570,7 @@
           <w:sz w:val="20"/>
           <w:szCs w:val="20"/>
         </w:rPr>
-        <w:t xml:space="preserve">表 6 order_record 表</w:t>
+        <w:t xml:space="preserve">表 4-6 order_record 表</w:t>
       </w:r>
     </w:p>
     <w:tbl>
@@ -13894,7 +13003,7 @@
                 <w:sz w:val="20"/>
                 <w:szCs w:val="20"/>
               </w:rPr>
-              <w:t xml:space="preserve">外键关联 order_record</w:t>
+              <w:t xml:space="preserve">外键关联 order_record</w:t>
             </w:r>
           </w:p>
         </w:tc>
@@ -14026,7 +13135,7 @@
                 <w:sz w:val="20"/>
                 <w:szCs w:val="20"/>
               </w:rPr>
-              <w:t xml:space="preserve">外键关联 sys_user</w:t>
+              <w:t xml:space="preserve">外键关联 sys_user</w:t>
             </w:r>
           </w:p>
         </w:tc>
@@ -14158,7 +13267,7 @@
                 <w:sz w:val="20"/>
                 <w:szCs w:val="20"/>
               </w:rPr>
-              <w:t xml:space="preserve">外键关联 sys_user</w:t>
+              <w:t xml:space="preserve">外键关联 sys_user</w:t>
             </w:r>
           </w:p>
         </w:tc>
@@ -14290,7 +13399,7 @@
                 <w:sz w:val="20"/>
                 <w:szCs w:val="20"/>
               </w:rPr>
-              <w:t xml:space="preserve">1-5 分</w:t>
+              <w:t xml:space="preserve">1-5 分</w:t>
             </w:r>
           </w:p>
         </w:tc>
@@ -14554,7 +13663,7 @@
                 <w:sz w:val="20"/>
                 <w:szCs w:val="20"/>
               </w:rPr>
-              <w:t xml:space="preserve">1-学生评雇主 2-雇主评学生</w:t>
+              <w:t xml:space="preserve">1-学生评雇主 2-雇主评学生</w:t>
             </w:r>
           </w:p>
         </w:tc>
@@ -14835,7 +13944,7 @@
           <w:sz w:val="20"/>
           <w:szCs w:val="20"/>
         </w:rPr>
-        <w:t xml:space="preserve">表 7 review 表</w:t>
+        <w:t xml:space="preserve">表 4-7 review 表</w:t>
       </w:r>
     </w:p>
     <w:tbl>
@@ -15796,7 +14905,7 @@
                 <w:sz w:val="20"/>
                 <w:szCs w:val="20"/>
               </w:rPr>
-              <w:t xml:space="preserve">0-禁用 1-启用</w:t>
+              <w:t xml:space="preserve">0-禁用 1-启用</w:t>
             </w:r>
           </w:p>
         </w:tc>
@@ -15813,7 +14922,7 @@
           <w:sz w:val="20"/>
           <w:szCs w:val="20"/>
         </w:rPr>
-        <w:t xml:space="preserve">表 8 sys_dict 表</w:t>
+        <w:t xml:space="preserve">表 4-8 sys_dict 表</w:t>
       </w:r>
     </w:p>
     <w:p>
@@ -15830,7 +14939,7 @@
           <w:sz w:val="24"/>
           <w:szCs w:val="24"/>
         </w:rPr>
-        <w:t xml:space="preserve">5 系统的详细设计与实现</w:t>
+        <w:t xml:space="preserve">5 系统的详细设计与实现</w:t>
       </w:r>
     </w:p>
     <w:p>
@@ -15847,7 +14956,7 @@
           <w:sz w:val="24"/>
           <w:szCs w:val="24"/>
         </w:rPr>
-        <w:t xml:space="preserve">5.1 管理员端模块</w:t>
+        <w:t xml:space="preserve">5.1 管理员端模块</w:t>
       </w:r>
     </w:p>
     <w:p>
@@ -15862,7 +14971,7 @@
           <w:sz w:val="24"/>
           <w:szCs w:val="24"/>
         </w:rPr>
-        <w:t xml:space="preserve">5.1.1 登录模块</w:t>
+        <w:t xml:space="preserve">5.1.1 登录模块</w:t>
       </w:r>
     </w:p>
     <w:p>
@@ -15877,7 +14986,7 @@
           <w:sz w:val="21"/>
           <w:szCs w:val="21"/>
         </w:rPr>
-        <w:t xml:space="preserve">管理员登录模块是系统安全的第一道防线。管理员在登录页面输入用户名、密码和图形验证码后，前端将登录信息提交至认证服务。认证服务首先验证图形验证码的正确性（从 Redis 中获取并比对），然后通过 Spring Security 的 AuthenticationManager 验证用户名和密码。验证通过后，认证服务生成 JWT 访问令牌和刷新令牌，并返回给前端。前端将令牌存储在 localStorage 中，后续请求通过 Axios 拦截器自动附加至 Authorization 请求头。</w:t>
+        <w:t xml:space="preserve">管理员登录模块是系统安全的第一道防线。管理员在登录页面输入用户名、密码和图形验证码后，前端将登录信息提交至认证服务。认证服务首先验证图形验证码的正确性（从 Redis 中获取并比对），然后通过 Spring Security 的 AuthenticationManager 验证用户名和密码。验证通过后，认证服务生成 JWT 访问令牌和刷新令牌，并返回给前端。前端将令牌存储在 localStorage 中，后续请求通过 Axios 拦截器自动附加至 Authorization 请求头。</w:t>
       </w:r>
     </w:p>
     <w:p>
@@ -15908,7 +15017,7 @@
           <w:sz w:val="21"/>
           <w:szCs w:val="21"/>
         </w:rPr>
-        <w:t xml:space="preserve">管理员登录的核心逻辑在 AuthController 中实现，主要流程包括：接收前端传入的登录请求参数，调用 Spring Security 的认证方法进行身份验证，验证成功后通过 JwtUtil 工具类生成 JWT 令牌，并将令牌信息存入 Redis 以支持后续的令牌刷新和黑名单管理。密码验证采用 BCrypt 算法进行哈希比对，确保用户密码的安全性。</w:t>
+        <w:t xml:space="preserve">管理员登录的核心逻辑在 AuthController 中实现，主要流程包括：接收前端传入的登录请求参数，调用 Spring Security 的认证方法进行身份验证，验证成功后通过 JwtUtil 工具类生成 JWT 令牌，并将令牌信息存入 Redis 以支持后续的令牌刷新和黑名单管理。密码验证采用 BCrypt 算法进行哈希比对，确保用户密码的安全性。</w:t>
       </w:r>
     </w:p>
     <w:p>
@@ -15940,7 +15049,7 @@
           <w:sz w:val="24"/>
           <w:szCs w:val="24"/>
         </w:rPr>
-        <w:t xml:space="preserve">5.1.2 系统首页/数据统计</w:t>
+        <w:t xml:space="preserve">5.1.2 系统首页/数据统计</w:t>
       </w:r>
     </w:p>
     <w:p>
@@ -15987,7 +15096,7 @@
           <w:sz w:val="24"/>
           <w:szCs w:val="24"/>
         </w:rPr>
-        <w:t xml:space="preserve">5.1.3 兼职信息审核模块</w:t>
+        <w:t xml:space="preserve">5.1.3 兼职信息审核模块</w:t>
       </w:r>
     </w:p>
     <w:p>
@@ -16033,7 +15142,7 @@
           <w:sz w:val="21"/>
           <w:szCs w:val="21"/>
         </w:rPr>
-        <w:t xml:space="preserve">兼职审核的核心逻辑位于 JobController 的 auditJob 方法中。管理员提交审核请求后，服务端首先验证当前操作者的管理员权限，然后根据审核结果更新兼职信息的 audit_status 字段。审核通过时状态更新为 1，兼职信息正式上架对外展示；审核拒绝时状态更新为 2，同时记录拒绝备注信息。审核操作完成后，系统通过 OpenFeign 调用用户服务发送站内消息通知雇主审核结果。</w:t>
+        <w:t xml:space="preserve">兼职审核的核心逻辑位于 JobController 的 auditJob 方法中。管理员提交审核请求后，服务端首先验证当前操作者的管理员权限，然后根据审核结果更新兼职信息的 audit_status 字段。审核通过时状态更新为 1，兼职信息正式上架对外展示；审核拒绝时状态更新为 2，同时记录拒绝备注信息。审核操作完成后，系统通过 OpenFeign 调用用户服务发送站内消息通知雇主审核结果。</w:t>
       </w:r>
     </w:p>
     <w:p>
@@ -16065,7 +15174,7 @@
           <w:sz w:val="24"/>
           <w:szCs w:val="24"/>
         </w:rPr>
-        <w:t xml:space="preserve">5.1.4 用户管理模块</w:t>
+        <w:t xml:space="preserve">5.1.4 用户管理模块</w:t>
       </w:r>
     </w:p>
     <w:p>
@@ -16114,7 +15223,7 @@
           <w:sz w:val="24"/>
           <w:szCs w:val="24"/>
         </w:rPr>
-        <w:t xml:space="preserve">5.2 雇主端模块</w:t>
+        <w:t xml:space="preserve">5.2 雇主端模块</w:t>
       </w:r>
     </w:p>
     <w:p>
@@ -16129,7 +15238,7 @@
           <w:sz w:val="24"/>
           <w:szCs w:val="24"/>
         </w:rPr>
-        <w:t xml:space="preserve">5.2.1 登录注册模块</w:t>
+        <w:t xml:space="preserve">5.2.1 登录注册模块</w:t>
       </w:r>
     </w:p>
     <w:p>
@@ -16144,7 +15253,7 @@
           <w:sz w:val="21"/>
           <w:szCs w:val="21"/>
         </w:rPr>
-        <w:t xml:space="preserve">雇主端的登录注册流程与学生端基本一致。雇主通过手机号注册账号，设置用户名和密码，完成图形验证码验证后注册成功。登录时验证用户名、密码和验证码，通过后获取 JWT 令牌。与通用登录不同之处在于，系统在验证用户身份后会额外检查用户角色，确保只有角色类型为雇主的用户才能访问雇主端的功能页面，该检查由前端路由守卫和后端权限校验共同实现。</w:t>
+        <w:t xml:space="preserve">雇主端的登录注册流程与学生端基本一致。雇主通过手机号注册账号，设置用户名和密码，完成图形验证码验证后注册成功。登录时验证用户名、密码和验证码，通过后获取 JWT 令牌。与通用登录不同之处在于，系统在验证用户身份后会额外检查用户角色，确保只有角色类型为雇主的用户才能访问雇主端的功能页面，该检查由前端路由守卫和后端权限校验共同实现。</w:t>
       </w:r>
     </w:p>
     <w:p>
@@ -16176,7 +15285,7 @@
           <w:sz w:val="24"/>
           <w:szCs w:val="24"/>
         </w:rPr>
-        <w:t xml:space="preserve">5.2.2 发布兼职模块</w:t>
+        <w:t xml:space="preserve">5.2.2 发布兼职模块</w:t>
       </w:r>
     </w:p>
     <w:p>
@@ -16222,7 +15331,7 @@
           <w:sz w:val="21"/>
           <w:szCs w:val="21"/>
         </w:rPr>
-        <w:t xml:space="preserve">发布兼职的核心逻辑在 JobController 的 publishJob 方法中实现。方法首先通过 @Validated 注解对请求参数进行自动校验，校验通过后将兼职信息保存至数据库，同时设置发布者 ID、初始状态和审核状态。保存成功后，兼职信息的 ID 和发布时间由 MyBatis-Plus 的自动填充功能自动生成。系统通过 Redis 分布式锁确保并发发布时数据的一致性，避免出现数据竞争问题。</w:t>
+        <w:t xml:space="preserve">发布兼职的核心逻辑在 JobController 的 publishJob 方法中实现。方法首先通过 @Validated 注解对请求参数进行自动校验，校验通过后将兼职信息保存至数据库，同时设置发布者 ID、初始状态和审核状态。保存成功后，兼职信息的 ID 和发布时间由 MyBatis-Plus 的自动填充功能自动生成。系统通过 Redis 分布式锁确保并发发布时数据的一致性，避免出现数据竞争问题。</w:t>
       </w:r>
     </w:p>
     <w:p>
@@ -16254,7 +15363,7 @@
           <w:sz w:val="24"/>
           <w:szCs w:val="24"/>
         </w:rPr>
-        <w:t xml:space="preserve">5.2.3 我的兼职管理模块</w:t>
+        <w:t xml:space="preserve">5.2.3 我的兼职管理模块</w:t>
       </w:r>
     </w:p>
     <w:p>
@@ -16301,7 +15410,7 @@
           <w:sz w:val="24"/>
           <w:szCs w:val="24"/>
         </w:rPr>
-        <w:t xml:space="preserve">5.2.4 申请管理模块</w:t>
+        <w:t xml:space="preserve">5.2.4 申请管理模块</w:t>
       </w:r>
     </w:p>
     <w:p>
@@ -16316,7 +15425,7 @@
           <w:sz w:val="21"/>
           <w:szCs w:val="21"/>
         </w:rPr>
-        <w:t xml:space="preserve">申请管理模块允许雇主查看和处理学生对自己发布的兼职岗位提交的求职申请。申请列表展示申请学生的基本信息、申请时间和当前状态。雇主可以查看学生的详细资料和简历，然后根据招聘需求进行审核操作：通过（同意面试）、拒绝（填写拒绝原因）或录用（确认雇佣关系）。录用操作通过 Redis 分布式锁控制并发，确保同一岗位不会超编录用。录用成功后，系统自动创建工作订单。</w:t>
+        <w:t xml:space="preserve">申请管理模块允许雇主查看和处理学生对自己发布的兼职岗位提交的求职申请。申请列表展示申请学生的基本信息、申请时间和当前状态。雇主可以查看学生的详细资料和简历，然后根据招聘需求进行审核操作：通过（同意面试）、拒绝（填写拒绝原因）或录用（确认雇佣关系）。录用操作通过 Redis 分布式锁控制并发，确保同一岗位不会超编录用。录用成功后，系统自动创建工作订单。</w:t>
       </w:r>
     </w:p>
     <w:p>
@@ -16347,7 +15456,7 @@
           <w:sz w:val="21"/>
           <w:szCs w:val="21"/>
         </w:rPr>
-        <w:t xml:space="preserve">申请审核的核心逻辑在 ApplicationController 的 reviewApplication 方法中实现。方法首先获取分布式锁（键名为 application:job:{jobId}:applicant:{applicantId}），防止并发审核导致的超录问题。获取锁后，系统验证申请状态和岗位招聘余额，校验通过后更新申请状态。若审核结果为录用，则同步更新兼职岗位的已录用人数，并通过订单服务创建工作订单，初始化订单金额和支付状态。操作完成后释放分布式锁。</w:t>
+        <w:t xml:space="preserve">申请审核的核心逻辑在 ApplicationController 的 reviewApplication 方法中实现。方法首先获取分布式锁（键名为 application:job:{jobId}:applicant:{applicantId}），防止并发审核导致的超录问题。获取锁后，系统验证申请状态和岗位招聘余额，校验通过后更新申请状态。若审核结果为录用，则同步更新兼职岗位的已录用人数，并通过订单服务创建工作订单，初始化订单金额和支付状态。操作完成后释放分布式锁。</w:t>
       </w:r>
     </w:p>
     <w:p>
@@ -16379,7 +15488,7 @@
           <w:sz w:val="24"/>
           <w:szCs w:val="24"/>
         </w:rPr>
-        <w:t xml:space="preserve">5.2.5 订单结算模块</w:t>
+        <w:t xml:space="preserve">5.2.5 订单结算模块</w:t>
       </w:r>
     </w:p>
     <w:p>
@@ -16428,7 +15537,7 @@
           <w:sz w:val="24"/>
           <w:szCs w:val="24"/>
         </w:rPr>
-        <w:t xml:space="preserve">5.3 学生端模块</w:t>
+        <w:t xml:space="preserve">5.3 学生端模块</w:t>
       </w:r>
     </w:p>
     <w:p>
@@ -16443,7 +15552,7 @@
           <w:sz w:val="24"/>
           <w:szCs w:val="24"/>
         </w:rPr>
-        <w:t xml:space="preserve">5.3.1 登录注册模块</w:t>
+        <w:t xml:space="preserve">5.3.1 登录注册模块</w:t>
       </w:r>
     </w:p>
     <w:p>
@@ -16490,7 +15599,7 @@
           <w:sz w:val="24"/>
           <w:szCs w:val="24"/>
         </w:rPr>
-        <w:t xml:space="preserve">5.3.2 兼职浏览模块</w:t>
+        <w:t xml:space="preserve">5.3.2 兼职浏览模块</w:t>
       </w:r>
     </w:p>
     <w:p>
@@ -16505,7 +15614,7 @@
           <w:sz w:val="21"/>
           <w:szCs w:val="21"/>
         </w:rPr>
-        <w:t xml:space="preserve">兼职浏览模块是学生端最核心的功能。首页以兼职列表的形式展示所有已审核通过且处于上架状态的兼职信息，每条信息以卡片形式展示岗位名称、薪资、工作地点和发布时间等关键信息。页面顶部提供搜索栏和多维度筛选条件，学生可以按关键词搜索、按类别筛选、按薪资类型筛选和按地点筛选。列表支持分页加载，每页默认展示 10 条记录。学生点击兼职卡片可进入详情页查看完整信息。</w:t>
+        <w:t xml:space="preserve">兼职浏览模块是学生端最核心的功能。首页以兼职列表的形式展示所有已审核通过且处于上架状态的兼职信息，每条信息以卡片形式展示岗位名称、薪资、工作地点和发布时间等关键信息。页面顶部提供搜索栏和多维度筛选条件，学生可以按关键词搜索、按类别筛选、按薪资类型筛选和按地点筛选。列表支持分页加载，每页默认展示 10 条记录。学生点击兼职卡片可进入详情页查看完整信息。</w:t>
       </w:r>
     </w:p>
     <w:p>
@@ -16536,7 +15645,7 @@
           <w:sz w:val="21"/>
           <w:szCs w:val="21"/>
         </w:rPr>
-        <w:t xml:space="preserve">兼职搜索的核心逻辑在 JobController 的 searchJobs 方法中实现。方法接收前端传入的搜索条件和分页参数，通过 MyBatis-Plus 的条件构造器（QueryWrapper）动态拼接查询条件。查询条件包括审核状态为通过、上架状态为上架，以及根据关键词匹配岗位名称和描述、根据类别 ID 匹配分类等。分页查询通过 MyBatis-Plus 的分页插件实现，返回分页结果包含记录列表和分页信息。搜索结果按发布时间倒序排列，确保最新的兼职信息优先展示。</w:t>
+        <w:t xml:space="preserve">兼职搜索的核心逻辑在 JobController 的 searchJobs 方法中实现。方法接收前端传入的搜索条件和分页参数，通过 MyBatis-Plus 的条件构造器（QueryWrapper）动态拼接查询条件。查询条件包括审核状态为通过、上架状态为上架，以及根据关键词匹配岗位名称和描述、根据类别 ID 匹配分类等。分页查询通过 MyBatis-Plus 的分页插件实现，返回分页结果包含记录列表和分页信息。搜索结果按发布时间倒序排列，确保最新的兼职信息优先展示。</w:t>
       </w:r>
     </w:p>
     <w:p>
@@ -16568,7 +15677,7 @@
           <w:sz w:val="24"/>
           <w:szCs w:val="24"/>
         </w:rPr>
-        <w:t xml:space="preserve">5.3.3 兼职详情与申请模块</w:t>
+        <w:t xml:space="preserve">5.3.3 兼职详情与申请模块</w:t>
       </w:r>
     </w:p>
     <w:p>
@@ -16615,7 +15724,7 @@
           <w:sz w:val="24"/>
           <w:szCs w:val="24"/>
         </w:rPr>
-        <w:t xml:space="preserve">5.3.4 我的申请模块</w:t>
+        <w:t xml:space="preserve">5.3.4 我的申请模块</w:t>
       </w:r>
     </w:p>
     <w:p>
@@ -16662,7 +15771,7 @@
           <w:sz w:val="24"/>
           <w:szCs w:val="24"/>
         </w:rPr>
-        <w:t xml:space="preserve">5.3.5 我的订单模块</w:t>
+        <w:t xml:space="preserve">5.3.5 我的订单模块</w:t>
       </w:r>
     </w:p>
     <w:p>
@@ -16709,7 +15818,7 @@
           <w:sz w:val="24"/>
           <w:szCs w:val="24"/>
         </w:rPr>
-        <w:t xml:space="preserve">5.3.6 评价模块</w:t>
+        <w:t xml:space="preserve">5.3.6 评价模块</w:t>
       </w:r>
     </w:p>
     <w:p>
@@ -16724,7 +15833,7 @@
           <w:sz w:val="21"/>
           <w:szCs w:val="21"/>
         </w:rPr>
-        <w:t xml:space="preserve">评价模块实现了学生与雇主之间的双向评价机制。订单结算完成后，学生可以对雇主进行评分和文字评价，雇主同样可以对学生的表现进行评价。评分范围为 1 至 5 分，评价内容包括评分和评论文字。评价提交后不可修改，确保评价的真实性和公正性。评价信息将影响被评价者的信用积分，评分越高信用积分增加越多，低评分则会扣除一定信用积分。</w:t>
+        <w:t xml:space="preserve">评价模块实现了学生与雇主之间的双向评价机制。订单结算完成后，学生可以对雇主进行评分和文字评价，雇主同样可以对学生的表现进行评价。评分范围为 1 至 5 分，评价内容包括评分和评论文字。评价提交后不可修改，确保评价的真实性和公正性。评价信息将影响被评价者的信用积分，评分越高信用积分增加越多，低评分则会扣除一定信用积分。</w:t>
       </w:r>
     </w:p>
     <w:p>
@@ -16755,7 +15864,7 @@
           <w:sz w:val="21"/>
           <w:szCs w:val="21"/>
         </w:rPr>
-        <w:t xml:space="preserve">评价提交的核心逻辑在 ReviewController 的 submitReview 方法中实现。方法首先验证当前订单是否已结算、是否已提交过同类型评价，校验通过后保存评价记录。评价保存成功后，系统自动更新被评价者的信用积分：评分 4 分及以上增加 2 分信用积分，评分 3 分不增不减，评分 2 分及以下扣除 3 分信用积分。信用积分更新通过用户服务完成，服务间通过 OpenFeign 进行调用。</w:t>
+        <w:t xml:space="preserve">评价提交的核心逻辑在 ReviewController 的 submitReview 方法中实现。方法首先验证当前订单是否已结算、是否已提交过同类型评价，校验通过后保存评价记录。评价保存成功后，系统自动更新被评价者的信用积分：评分 4 分及以上增加 2 分信用积分，评分 3 分不增不减，评分 2 分及以下扣除 3 分信用积分。信用积分更新通过用户服务完成，服务间通过 OpenFeign 进行调用。</w:t>
       </w:r>
     </w:p>
     <w:p>
@@ -16787,7 +15896,7 @@
           <w:sz w:val="24"/>
           <w:szCs w:val="24"/>
         </w:rPr>
-        <w:t xml:space="preserve">5.3.7 个人信息模块</w:t>
+        <w:t xml:space="preserve">5.3.7 个人信息模块</w:t>
       </w:r>
     </w:p>
     <w:p>
@@ -16836,7 +15945,7 @@
           <w:sz w:val="24"/>
           <w:szCs w:val="24"/>
         </w:rPr>
-        <w:t xml:space="preserve">6 系统功能测试</w:t>
+        <w:t xml:space="preserve">6 系统功能测试</w:t>
       </w:r>
     </w:p>
     <w:p>
@@ -16853,7 +15962,7 @@
           <w:sz w:val="24"/>
           <w:szCs w:val="24"/>
         </w:rPr>
-        <w:t xml:space="preserve">6.1 测试的定义和目的</w:t>
+        <w:t xml:space="preserve">6.1 测试的定义和目的</w:t>
       </w:r>
     </w:p>
     <w:p>
@@ -16900,7 +16009,7 @@
           <w:sz w:val="24"/>
           <w:szCs w:val="24"/>
         </w:rPr>
-        <w:t xml:space="preserve">6.2 测试的方法</w:t>
+        <w:t xml:space="preserve">6.2 测试的方法</w:t>
       </w:r>
     </w:p>
     <w:p>
@@ -16947,7 +16056,7 @@
           <w:sz w:val="24"/>
           <w:szCs w:val="24"/>
         </w:rPr>
-        <w:t xml:space="preserve">6.3 系统测试</w:t>
+        <w:t xml:space="preserve">6.3 系统测试</w:t>
       </w:r>
     </w:p>
     <w:p>
@@ -16961,7 +16070,7 @@
           <w:sz w:val="21"/>
           <w:szCs w:val="21"/>
         </w:rPr>
-        <w:t xml:space="preserve">以下为本系统核心功能的测试用例及测试结果，如表 9 所示。</w:t>
+        <w:t xml:space="preserve">以下为本系统核心功能的测试用例及测试结果，如表 6-1 所示。</w:t>
       </w:r>
     </w:p>
     <w:tbl>
@@ -17320,7 +16429,7 @@
                 <w:sz w:val="18"/>
                 <w:szCs w:val="18"/>
               </w:rPr>
-              <w:t xml:space="preserve">登录成功，返回 JWT 令牌</w:t>
+              <w:t xml:space="preserve">登录成功，返回 JWT 令牌</w:t>
             </w:r>
           </w:p>
         </w:tc>
@@ -17346,7 +16455,7 @@
                 <w:sz w:val="18"/>
                 <w:szCs w:val="18"/>
               </w:rPr>
-              <w:t xml:space="preserve">登录成功，返回 JWT 令牌</w:t>
+              <w:t xml:space="preserve">登录成功，返回 JWT 令牌</w:t>
             </w:r>
           </w:p>
         </w:tc>
@@ -18950,7 +18059,7 @@
                 <w:sz w:val="18"/>
                 <w:szCs w:val="18"/>
               </w:rPr>
-              <w:t xml:space="preserve">评分 4 分+评论内容</w:t>
+              <w:t xml:space="preserve">评分 4 分+评论内容</w:t>
             </w:r>
           </w:p>
         </w:tc>
@@ -19045,7 +18154,7 @@
           <w:sz w:val="20"/>
           <w:szCs w:val="20"/>
         </w:rPr>
-        <w:t xml:space="preserve">表 9 系统功能测试用例表</w:t>
+        <w:t xml:space="preserve">表 6-1 系统功能测试用例表</w:t>
       </w:r>
     </w:p>
     <w:p>
@@ -19077,7 +18186,7 @@
           <w:sz w:val="24"/>
           <w:szCs w:val="24"/>
         </w:rPr>
-        <w:t xml:space="preserve">7 结论</w:t>
+        <w:t xml:space="preserve">7 结论</w:t>
       </w:r>
     </w:p>
     <w:p>
@@ -19092,7 +18201,7 @@
           <w:sz w:val="21"/>
           <w:szCs w:val="21"/>
         </w:rPr>
-        <w:t xml:space="preserve">本课题围绕校园兼职市场的信息化需求，设计并实现了一个基于 Spring Cloud 微服务架构的校园兼职平台——小易聘。系统采用前后端分离的开发模式，后端基于 Spring Boot 2.7 和 Spring Cloud 构建了网关服务、认证服务、用户服务、兼职服务和订单服务五个核心微服务，利用 Nacos 实现服务注册与配置管理，通过 OpenFeign 完成服务间通信，使用 Redis 实现缓存加速和分布式并发控制；前端基于 Vue 3 和 Element Plus 实现了学生端、雇主端和管理端三个角色的完整功能，涵盖用户注册登录、兼职信息发布与审核、简历投递、申请审核、订单管理与结算、双向评价评价等核心业务流程。</w:t>
+        <w:t xml:space="preserve">本课题围绕校园兼职市场的信息化需求，设计并实现了一个基于 Spring Cloud 微服务架构的校园兼职平台——小易聘。系统采用前后端分离的开发模式，后端基于 Spring Boot 2.7 和 Spring Cloud 构建了网关服务、认证服务、用户服务、兼职服务和订单服务五个核心微服务，利用 Nacos 实现服务注册与配置管理，通过 OpenFeign 完成服务间通信，使用 Redis 实现缓存加速和分布式并发控制；前端基于 Vue 3 和 Element Plus 实现了学生端、雇主端和管理端三个角色的完整功能，涵盖用户注册登录、兼职信息发布与审核、简历投递、申请审核、订单管理与结算、双向评价评价等核心业务流程。</w:t>
       </w:r>
     </w:p>
     <w:p>
@@ -19107,7 +18216,7 @@
           <w:sz w:val="21"/>
           <w:szCs w:val="21"/>
         </w:rPr>
-        <w:t xml:space="preserve">在系统设计方面，本课题深入分析了校园兼职平台的功能需求，采用微服务架构实现了系统的模块化设计和服务解耦，提高了系统的可扩展性和可维护性。在技术实现方面，项目运用了 JWT 双令牌认证、Redis 分布式锁、MyBatis-Plus 持久层增强等关键技术，解决了实际开发中的身份认证、并发控制和数据持久化等问题。在系统测试方面，通过功能测试验证了系统核心功能的正确性和可靠性。</w:t>
+        <w:t xml:space="preserve">在系统设计方面，本课题深入分析了校园兼职平台的功能需求，采用微服务架构实现了系统的模块化设计和服务解耦，提高了系统的可扩展性和可维护性。在技术实现方面，项目运用了 JWT 双令牌认证、Redis 分布式锁、MyBatis-Plus 持久层增强等关键技术，解决了实际开发中的身份认证、并发控制和数据持久化等问题。在系统测试方面，通过功能测试验证了系统核心功能的正确性和可靠性。</w:t>
       </w:r>
     </w:p>
     <w:p>
@@ -19122,7 +18231,7 @@
           <w:sz w:val="21"/>
           <w:szCs w:val="21"/>
         </w:rPr>
-        <w:t xml:space="preserve">尽管本系统已实现了校园兼职平台的核心功能，但仍有进一步优化和扩展的空间。未来可以在以下方面进行改进：一是引入即时通讯功能，实现学生与雇主之间的实时在线沟通；二是集成第三方支付接口，实现薪资的在线支付和资金托管；三是引入推荐算法，根据学生的专业背景和求职偏好智能推荐合适的兼职岗位；四是增加数据可视化和运营分析功能，为平台运营提供更丰富的决策支持；五是考虑容器化部署方案，使用 Docker 和 Kubernetes 实现微服务的自动化部署和弹性伸缩。</w:t>
+        <w:t xml:space="preserve">尽管本系统已实现了校园兼职平台的核心功能，但仍有进一步优化和扩展的空间。未来可以在以下方面进行改进：一是引入即时通讯功能，实现学生与雇主之间的实时在线沟通；二是集成第三方支付接口，实现薪资的在线支付和资金托管；三是引入推荐算法，根据学生的专业背景和求职偏好智能推荐合适的兼职岗位；四是增加数据可视化和运营分析功能，为平台运营提供更丰富的决策支持；五是考虑容器化部署方案，使用 Docker 和 Kubernetes 实现微服务的自动化部署和弹性伸缩。</w:t>
       </w:r>
     </w:p>
     <w:p>
@@ -19152,7 +18261,7 @@
           <w:sz w:val="21"/>
           <w:szCs w:val="21"/>
         </w:rPr>
-        <w:t xml:space="preserve">[1] 张明华, 李志强. 基于 Web 的校园兼职信息平台的设计与实现[J]. 计算机应用与软件, 2021, 38(5): 112-117.</w:t>
+        <w:t xml:space="preserve">[1] 张明华, 李志强. 基于 Web 的校园兼职信息平台的设计与实现[J]. 计算机应用与软件, 2021, 38(5): 112-117.</w:t>
       </w:r>
     </w:p>
     <w:p>
@@ -19178,7 +18287,7 @@
           <w:sz w:val="21"/>
           <w:szCs w:val="21"/>
         </w:rPr>
-        <w:t xml:space="preserve">[3] 尤雨溪. Vue.js 设计与实现[M]. 北京: 人民邮电出版社, 2022.</w:t>
+        <w:t xml:space="preserve">[3] 尤雨溪. Vue.js 设计与实现[M]. 北京: 人民邮电出版社, 2022.</w:t>
       </w:r>
     </w:p>
     <w:p>
@@ -19191,7 +18300,7 @@
           <w:sz w:val="21"/>
           <w:szCs w:val="21"/>
         </w:rPr>
-        <w:t xml:space="preserve">[4] 王建国, 陈晓东. 基于 JWT 的无状态身份认证方案研究[J]. 信息安全研究, 2022, 8(3): 245-251.</w:t>
+        <w:t xml:space="preserve">[4] 王建国, 陈晓东. 基于 JWT 的无状态身份认证方案研究[J]. 信息安全研究, 2022, 8(3): 245-251.</w:t>
       </w:r>
     </w:p>
     <w:p>
@@ -19204,7 +18313,7 @@
           <w:sz w:val="21"/>
           <w:szCs w:val="21"/>
         </w:rPr>
-        <w:t xml:space="preserve">[5] 苗春雨. MyBatis-Plus 从入门到精通[M]. 北京: 电子工业出版社, 2021.</w:t>
+        <w:t xml:space="preserve">[5] 苗春雨. MyBatis-Plus 从入门到精通[M]. 北京: 电子工业出版社, 2021.</w:t>
       </w:r>
     </w:p>
     <w:p>
@@ -19217,7 +18326,7 @@
           <w:sz w:val="21"/>
           <w:szCs w:val="21"/>
         </w:rPr>
-        <w:t xml:space="preserve">[6] 刘伟, 赵丹. Redis 在 Web 高并发场景下的应用研究[J]. 软件导刊, 2023, 22(1): 88-92.</w:t>
+        <w:t xml:space="preserve">[6] 刘伟, 赵丹. Redis 在 Web 高并发场景下的应用研究[J]. 软件导刊, 2023, 22(1): 88-92.</w:t>
       </w:r>
     </w:p>
     <w:p>
@@ -19230,7 +18339,7 @@
           <w:sz w:val="21"/>
           <w:szCs w:val="21"/>
         </w:rPr>
-        <w:t xml:space="preserve">[7] 阿里巴巴中间件团队. Nacos 架构设计与原理[M]. 北京: 电子工业出版社, 2023.</w:t>
+        <w:t xml:space="preserve">[7] 阿里巴巴中间件团队. Nacos 架构设计与原理[M]. 北京: 电子工业出版社, 2023.</w:t>
       </w:r>
     </w:p>
     <w:p>
@@ -19331,7 +18440,7 @@
       <w:pPr>
         <w:spacing w:line="360"/>
         <w:ind w:firstLine="420"/>
-        <w:jc w:val="both"/>
+        <w:jc w:val="left"/>
       </w:pPr>
       <w:r>
         <w:rPr>

--- a/基于Spring Cloud的校园兼职平台的设计与实现.docx
+++ b/基于Spring Cloud的校园兼职平台的设计与实现.docx
@@ -41,7 +41,7 @@
           <w:sz w:val="36"/>
           <w:szCs w:val="36"/>
         </w:rPr>
-        <w:t xml:space="preserve">基于 Spring Cloud 的校园兼职平台的设计与实现</w:t>
+        <w:t xml:space="preserve">基于 Spring Cloud 的校园兼职平台的设计与实现</w:t>
       </w:r>
     </w:p>
     <w:p>
@@ -499,7 +499,7 @@
           <w:sz w:val="32"/>
           <w:szCs w:val="32"/>
         </w:rPr>
-        <w:t xml:space="preserve">基于 Spring Cloud 的校园兼职平台的设计与实现</w:t>
+        <w:t xml:space="preserve">基于 Spring Cloud 的校园兼职平台的设计与实现</w:t>
       </w:r>
     </w:p>
     <w:p>
@@ -548,7 +548,7 @@
           <w:sz w:val="24"/>
           <w:szCs w:val="24"/>
         </w:rPr>
-        <w:t xml:space="preserve">随着高校扩招和大学生数量的逐年增加，校园兼职已成为许多学生获取实践经验、减轻经济负担的重要途径。然而，传统的校园兼职信息传播方式主要依赖口耳相传、张贴海报、社交媒体群聊等非正规渠道，存在信息不对称、虚假招聘、薪资纠纷和安全隐患等问题。为解决上述问题，本课题设计并实现了一个基于 Spring Cloud 微服务架构的校园兼职平台——小易聘。该平台采用前后端分离的开发模式，后端基于 Spring Boot 和 Spring Cloud 构建了网关服务、认证服务、用户服务、兼职服务和订单服务五个核心微服务，使用 Nacos 实现服务注册与配置管理，通过 OpenFeign 完成服务间通信，利用 Redis 实现缓存加速和分布式锁；前端采用 Vue 3 框架结合 Element Plus 组件库，实现了学生端、雇主端和管理端三个角色的完整功能。平台涵盖了用户注册登录、兼职信息发布与审核、简历投递、申请审核、订单管理与结算、双向评价等核心业务流程，为校园兼职市场提供了一套安全、高效、规范的信息化解决方案。</w:t>
+        <w:t xml:space="preserve">随着高校扩招和大学生数量的逐年增加，校园兼职已成为许多学生获取实践经验、减轻经济负担的重要途径。然而，传统的校园兼职信息传播方式主要依赖口耳相传、张贴海报、社交媒体群聊等非正规渠道，存在信息不对称、虚假招聘、薪资纠纷和安全隐患等问题。为解决上述问题，本课题设计并实现了一个基于 Spring Cloud 微服务架构的校园兼职平台——小易聘。该平台采用前后端分离的开发模式，后端基于 Spring Boot 和 Spring Cloud 构建了网关服务、认证服务、用户服务、兼职服务和订单服务五个核心微服务，使用 Nacos 实现服务注册与配置管理，通过 OpenFeign 完成服务间通信，利用 Redis 实现缓存加速和分布式锁；前端采用 Vue 3 框架结合 Element Plus 组件库，实现了学生端、雇主端和管理端三个角色的完整功能。平台涵盖了用户注册登录、兼职信息发布与审核、简历投递、申请审核、订单管理与结算、双向评价等核心业务流程，为校园兼职市场提供了一套安全、高效、规范的信息化解决方案。</w:t>
       </w:r>
     </w:p>
     <w:p>
@@ -571,7 +571,7 @@
           <w:sz w:val="24"/>
           <w:szCs w:val="24"/>
         </w:rPr>
-        <w:t xml:space="preserve">校园兼职平台；Spring Cloud；微服务架构；Vue 3；前后端分离</w:t>
+        <w:t xml:space="preserve">校园兼职平台；Spring Cloud；微服务架构；Vue 3；前后端分离</w:t>
       </w:r>
     </w:p>
     <w:p>
@@ -655,7 +655,7 @@
           <w:sz w:val="21"/>
           <w:szCs w:val="21"/>
         </w:rPr>
-        <w:t xml:space="preserve">在技术层面，随着互联网技术的快速发展和微服务架构的成熟，基于 Spring Cloud 的微服务开发模式已成为企业级应用的主流选择。Spring Cloud 提供了服务注册与发现、配置管理、负载均衡、API 网关等完整的微服务治理方案，能够有效支撑高并发、高可用的校园兼职平台建设。因此，采用 Spring Cloud 微服务架构设计并实现校园兼职平台，既能满足平台的功能需求和性能要求，又能为校园信息化建设提供技术参考和实践范例。</w:t>
+        <w:t xml:space="preserve">在技术层面，随着互联网技术的快速发展和微服务架构的成熟，基于 Spring Cloud 的微服务开发模式已成为企业级应用的主流选择。Spring Cloud 提供了服务注册与发现、配置管理、负载均衡、API 网关等完整的微服务治理方案，能够有效支撑高并发、高可用的校园兼职平台建设。因此，采用 Spring Cloud 微服务架构设计并实现校园兼职平台，既能满足平台的功能需求和性能要求，又能为校园信息化建设提供技术参考和实践范例。</w:t>
       </w:r>
     </w:p>
     <w:p>
@@ -762,7 +762,7 @@
           <w:sz w:val="21"/>
           <w:szCs w:val="21"/>
         </w:rPr>
-        <w:t xml:space="preserve">在技术层面，本课题将 Spring Cloud 微服务架构应用于校园兼职平台的实际开发中，验证了微服务架构在中小型项目中的适用性和优越性。项目实践涵盖了服务注册与发现、API 网关、认证授权、服务间通信、分布式缓存、分布式锁等核心微服务技术，对同类项目的开发具有一定的参考和借鉴价值。</w:t>
+        <w:t xml:space="preserve">在技术层面，本课题将 Spring Cloud 微服务架构应用于校园兼职平台的实际开发中，验证了微服务架构在中小型项目中的适用性和优越性。项目实践涵盖了服务注册与发现、API 网关、认证授权、服务间通信、分布式缓存、分布式锁等核心微服务技术，对同类项目的开发具有一定的参考和借鉴价值。</w:t>
       </w:r>
     </w:p>
     <w:p>
@@ -1212,7 +1212,7 @@
                 <w:sz w:val="20"/>
                 <w:szCs w:val="20"/>
               </w:rPr>
-              <w:t xml:space="preserve">Vue 3 + Element Plus</w:t>
+              <w:t xml:space="preserve">Vue 3 + Element Plus</w:t>
             </w:r>
           </w:p>
         </w:tc>
@@ -1292,7 +1292,7 @@
                 <w:sz w:val="20"/>
                 <w:szCs w:val="20"/>
               </w:rPr>
-              <w:t xml:space="preserve">Spring Boot + Spring Cloud</w:t>
+              <w:t xml:space="preserve">Spring Boot + Spring Cloud</w:t>
             </w:r>
           </w:p>
         </w:tc>
@@ -1532,7 +1532,7 @@
                 <w:sz w:val="20"/>
                 <w:szCs w:val="20"/>
               </w:rPr>
-              <w:t xml:space="preserve">Spring Cloud Gateway</w:t>
+              <w:t xml:space="preserve">Spring Cloud Gateway</w:t>
             </w:r>
           </w:p>
         </w:tc>
@@ -1772,7 +1772,7 @@
                 <w:sz w:val="20"/>
                 <w:szCs w:val="20"/>
               </w:rPr>
-              <w:t xml:space="preserve">IntelliJ IDEA + VS Code</w:t>
+              <w:t xml:space="preserve">IntelliJ IDEA + VS Code</w:t>
             </w:r>
           </w:p>
         </w:tc>
@@ -1847,7 +1847,7 @@
           <w:sz w:val="24"/>
           <w:szCs w:val="24"/>
         </w:rPr>
-        <w:t xml:space="preserve">2.2.1 Spring Cloud 微服务架构</w:t>
+        <w:t xml:space="preserve">2.2.1 Spring Cloud 微服务架构</w:t>
       </w:r>
     </w:p>
     <w:p>
@@ -1862,7 +1862,7 @@
           <w:sz w:val="21"/>
           <w:szCs w:val="21"/>
         </w:rPr>
-        <w:t xml:space="preserve">Spring Cloud 是一套基于 Spring Boot 的微服务开发工具集，为开发者提供了服务注册与发现、配置管理、负载均衡、熔断器、API 网关等分布式系统开发所需的常用组件。Spring Cloud 通过抽象底层基础设施细节，使开发者能够专注于业务逻辑的实现，大大降低了微服务架构的学习门槛和开发成本。</w:t>
+        <w:t xml:space="preserve">Spring Cloud 是一套基于 Spring Boot 的微服务开发工具集，为开发者提供了服务注册与发现、配置管理、负载均衡、熔断器、API 网关等分布式系统开发所需的常用组件。Spring Cloud 通过抽象底层基础设施细节，使开发者能够专注于业务逻辑的实现，大大降低了微服务架构的学习门槛和开发成本。</w:t>
       </w:r>
     </w:p>
     <w:p>
@@ -1877,7 +1877,7 @@
           <w:sz w:val="21"/>
           <w:szCs w:val="21"/>
         </w:rPr>
-        <w:t xml:space="preserve">在本项目中，系统采用 Spring Cloud 微服务架构将整个应用拆分为五个独立的微服务：网关服务（xiaoyipin-gateway）、认证服务（xiaoyipin-auth）、用户服务（xiaoyipin-user）、兼职服务（xiaoyipin-job）和订单服务（xiaoyipin-order），另有一个公共模块（xiaoyipin-common）提供通用的工具类、实体类和配置。各微服务通过 Nacos 进行服务注册与发现，利用 OpenFeign 实现声明式的服务间调用，有效降低了服务间通信的复杂度。这种架构设计使得各服务可以独立开发、独立部署、独立扩展，提高了系统的可维护性和可扩展性。</w:t>
+        <w:t xml:space="preserve">在本项目中，系统采用 Spring Cloud 微服务架构将整个应用拆分为五个独立的微服务：网关服务（xiaoyipin-gateway）、认证服务（xiaoyipin-auth）、用户服务（xiaoyipin-user）、兼职服务（xiaoyipin-job）和订单服务（xiaoyipin-order），另有一个公共模块（xiaoyipin-common）提供通用的工具类、实体类和配置。各微服务通过 Nacos 进行服务注册与发现，利用 OpenFeign 实现声明式的服务间调用，有效降低了服务间通信的复杂度。这种架构设计使得各服务可以独立开发、独立部署、独立扩展，提高了系统的可维护性和可扩展性。</w:t>
       </w:r>
     </w:p>
     <w:p>
@@ -1892,7 +1892,7 @@
           <w:sz w:val="24"/>
           <w:szCs w:val="24"/>
         </w:rPr>
-        <w:t xml:space="preserve">2.2.2 Spring Cloud Gateway 网关技术</w:t>
+        <w:t xml:space="preserve">2.2.2 Spring Cloud Gateway 网关技术</w:t>
       </w:r>
     </w:p>
     <w:p>
@@ -1907,7 +1907,7 @@
           <w:sz w:val="21"/>
           <w:szCs w:val="21"/>
         </w:rPr>
-        <w:t xml:space="preserve">Spring Cloud Gateway 是 Spring Cloud 官方推出的第二代网关框架，基于 Project Reactor 和 Spring WebFlux 构建，提供了高性能的非阻塞式 API 网关功能。Gateway 通过路由（Route）、断言（Predicate）和过滤器（Filter）三大核心组件，实现了请求的路由转发和跨切面处理。</w:t>
+        <w:t xml:space="preserve">Spring Cloud Gateway 是 Spring Cloud 官方推出的第二代网关框架，基于 Project Reactor 和 Spring WebFlux 构建，提供了高性能的非阻塞式 API 网关功能。Gateway 通过路由（Route）、断言（Predicate）和过滤器（Filter）三大核心组件，实现了请求的路由转发和跨切面处理。</w:t>
       </w:r>
     </w:p>
     <w:p>
@@ -1937,7 +1937,7 @@
           <w:sz w:val="24"/>
           <w:szCs w:val="24"/>
         </w:rPr>
-        <w:t xml:space="preserve">2.2.3 Spring Security 与 JWT 认证</w:t>
+        <w:t xml:space="preserve">2.2.3 Spring Security 与 JWT 认证</w:t>
       </w:r>
     </w:p>
     <w:p>
@@ -1952,7 +1952,7 @@
           <w:sz w:val="21"/>
           <w:szCs w:val="21"/>
         </w:rPr>
-        <w:t xml:space="preserve">Spring Security 是 Spring 生态中强大的安全框架，提供了认证（Authentication）和授权（Authorization）等安全功能。在本项目中，Spring Security 被配置为无状态（Stateless）模式，不依赖 Session 机制，而是采用 JWT（JSON Web Token）实现用户身份的验证和传递。</w:t>
+        <w:t xml:space="preserve">Spring Security 是 Spring 生态中强大的安全框架，提供了认证（Authentication）和授权（Authorization）等安全功能。在本项目中，Spring Security 被配置为无状态（Stateless）模式，不依赖 Session 机制，而是采用 JWT（JSON Web Token）实现用户身份的验证和传递。</w:t>
       </w:r>
     </w:p>
     <w:p>
@@ -1982,7 +1982,7 @@
           <w:sz w:val="24"/>
           <w:szCs w:val="24"/>
         </w:rPr>
-        <w:t xml:space="preserve">2.2.4 Vue 3 前端框架</w:t>
+        <w:t xml:space="preserve">2.2.4 Vue 3 前端框架</w:t>
       </w:r>
     </w:p>
     <w:p>
@@ -1997,7 +1997,7 @@
           <w:sz w:val="21"/>
           <w:szCs w:val="21"/>
         </w:rPr>
-        <w:t xml:space="preserve">Vue 3 是当前主流的渐进式 JavaScript 前端框架，相较于 Vue 2 引入了 Composition API、更高效的响应式系统和更好的 TypeScript 支持。在本项目中，前端采用 Vue 3 的 Composition API 进行组件开发，结合 Element Plus 组件库构建用户界面，实现了统一的 UI 风格和良好的交互体验。</w:t>
+        <w:t xml:space="preserve">Vue 3 是当前主流的渐进式 JavaScript 前端框架，相较于 Vue 2 引入了 Composition API、更高效的响应式系统和更好的 TypeScript 支持。在本项目中，前端采用 Vue 3 的 Composition API 进行组件开发，结合 Element Plus 组件库构建用户界面，实现了统一的 UI 风格和良好的交互体验。</w:t>
       </w:r>
     </w:p>
     <w:p>
@@ -2012,7 +2012,7 @@
           <w:sz w:val="21"/>
           <w:szCs w:val="21"/>
         </w:rPr>
-        <w:t xml:space="preserve">项目前端使用 Vue Router 实现路由管理，配置了基于角色的路由守卫，确保不同角色的用户只能访问各自权限范围内的页面。状态管理采用 Pinia 替代传统的 Vuex，利用其更简洁的 API 和更优的 TypeScript 支持管理全局状态。网络请求使用 Axios 封装，通过请求拦截器自动附加 JWT 令牌、通过响应拦截器统一处理错误和令牌过期刷新逻辑。前端整体采用模块化的目录结构，按照功能模块组织代码，提高了代码的可读性和可维护性。</w:t>
+        <w:t xml:space="preserve">项目前端使用 Vue Router 实现路由管理，配置了基于角色的路由守卫，确保不同角色的用户只能访问各自权限范围内的页面。状态管理采用 Pinia 替代传统的 Vuex，利用其更简洁的 API 和更优的 TypeScript 支持管理全局状态。网络请求使用 Axios 封装，通过请求拦截器自动附加 JWT 令牌、通过响应拦截器统一处理错误和令牌过期刷新逻辑。前端整体采用模块化的目录结构，按照功能模块组织代码，提高了代码的可读性和可维护性。</w:t>
       </w:r>
     </w:p>
     <w:p>
@@ -2570,7 +2570,7 @@
           <w:sz w:val="21"/>
           <w:szCs w:val="21"/>
         </w:rPr>
-        <w:t xml:space="preserve">本系统采用基于 Spring Cloud 的微服务架构，整体架构分为前端展示层、网关层、微服务层和数据存储层四个层次。前端展示层使用 Vue 3 + Element Plus 构建，通过 Nginx 进行静态资源托管和反向代理。网关层由 Spring Cloud Gateway 实现，负责请求的路由转发、身份认证和跨域处理。微服务层包含五个核心微服务，各服务独立部署、独立运行，通过 Nacos 实现服务注册与发现，通过 OpenFeign 实现服务间的声明式调用。数据存储层使用 MySQL 作为持久化存储，Redis 作为缓存和分布式锁实现。</w:t>
+        <w:t xml:space="preserve">本系统采用基于 Spring Cloud 的微服务架构，整体架构分为前端展示层、网关层、微服务层和数据存储层四个层次。前端展示层使用 Vue 3 + Element Plus 构建，通过 Nginx 进行静态资源托管和反向代理。网关层由 Spring Cloud Gateway 实现，负责请求的路由转发、身份认证和跨域处理。微服务层包含五个核心微服务，各服务独立部署、独立运行，通过 Nacos 实现服务注册与发现，通过 OpenFeign 实现服务间的声明式调用。数据存储层使用 MySQL 作为持久化存储，Redis 作为缓存和分布式锁实现。</w:t>
       </w:r>
     </w:p>
     <w:p>
@@ -14986,7 +14986,7 @@
           <w:sz w:val="21"/>
           <w:szCs w:val="21"/>
         </w:rPr>
-        <w:t xml:space="preserve">管理员登录模块是系统安全的第一道防线。管理员在登录页面输入用户名、密码和图形验证码后，前端将登录信息提交至认证服务。认证服务首先验证图形验证码的正确性（从 Redis 中获取并比对），然后通过 Spring Security 的 AuthenticationManager 验证用户名和密码。验证通过后，认证服务生成 JWT 访问令牌和刷新令牌，并返回给前端。前端将令牌存储在 localStorage 中，后续请求通过 Axios 拦截器自动附加至 Authorization 请求头。</w:t>
+        <w:t xml:space="preserve">管理员登录模块是系统安全的第一道防线。管理员在登录页面输入用户名、密码和图形验证码后，前端将登录信息提交至认证服务。认证服务首先验证图形验证码的正确性（从 Redis 中获取并比对），然后通过 Spring Security 的 AuthenticationManager 验证用户名和密码。验证通过后，认证服务生成 JWT 访问令牌和刷新令牌，并返回给前端。前端将令牌存储在 localStorage 中，后续请求通过 Axios 拦截器自动附加至 Authorization 请求头。</w:t>
       </w:r>
     </w:p>
     <w:p>
@@ -15017,7 +15017,7 @@
           <w:sz w:val="21"/>
           <w:szCs w:val="21"/>
         </w:rPr>
-        <w:t xml:space="preserve">管理员登录的核心逻辑在 AuthController 中实现，主要流程包括：接收前端传入的登录请求参数，调用 Spring Security 的认证方法进行身份验证，验证成功后通过 JwtUtil 工具类生成 JWT 令牌，并将令牌信息存入 Redis 以支持后续的令牌刷新和黑名单管理。密码验证采用 BCrypt 算法进行哈希比对，确保用户密码的安全性。</w:t>
+        <w:t xml:space="preserve">管理员登录的核心逻辑在 AuthController 中实现，主要流程包括：接收前端传入的登录请求参数，调用 Spring Security 的认证方法进行身份验证，验证成功后通过 JwtUtil 工具类生成 JWT 令牌，并将令牌信息存入 Redis 以支持后续的令牌刷新和黑名单管理。密码验证采用 BCrypt 算法进行哈希比对，确保用户密码的安全性。</w:t>
       </w:r>
     </w:p>
     <w:p>
@@ -18201,7 +18201,7 @@
           <w:sz w:val="21"/>
           <w:szCs w:val="21"/>
         </w:rPr>
-        <w:t xml:space="preserve">本课题围绕校园兼职市场的信息化需求，设计并实现了一个基于 Spring Cloud 微服务架构的校园兼职平台——小易聘。系统采用前后端分离的开发模式，后端基于 Spring Boot 2.7 和 Spring Cloud 构建了网关服务、认证服务、用户服务、兼职服务和订单服务五个核心微服务，利用 Nacos 实现服务注册与配置管理，通过 OpenFeign 完成服务间通信，使用 Redis 实现缓存加速和分布式并发控制；前端基于 Vue 3 和 Element Plus 实现了学生端、雇主端和管理端三个角色的完整功能，涵盖用户注册登录、兼职信息发布与审核、简历投递、申请审核、订单管理与结算、双向评价评价等核心业务流程。</w:t>
+        <w:t xml:space="preserve">本课题围绕校园兼职市场的信息化需求，设计并实现了一个基于 Spring Cloud 微服务架构的校园兼职平台——小易聘。系统采用前后端分离的开发模式，后端基于 Spring Boot 2.7 和 Spring Cloud 构建了网关服务、认证服务、用户服务、兼职服务和订单服务五个核心微服务，利用 Nacos 实现服务注册与配置管理，通过 OpenFeign 完成服务间通信，使用 Redis 实现缓存加速和分布式并发控制；前端基于 Vue 3 和 Element Plus 实现了学生端、雇主端和管理端三个角色的完整功能，涵盖用户注册登录、兼职信息发布与审核、简历投递、申请审核、订单管理与结算、双向评价评价等核心业务流程。</w:t>
       </w:r>
     </w:p>
     <w:p>

--- a/基于Spring Cloud的校园兼职平台的设计与实现.docx
+++ b/基于Spring Cloud的校园兼职平台的设计与实现.docx
@@ -40,8 +40,9 @@
           <w:bCs/>
           <w:sz w:val="36"/>
           <w:szCs w:val="36"/>
-        </w:rPr>
-        <w:t xml:space="preserve">基于 Spring Cloud 的校园兼职平台的设计与实现</w:t>
+          <w:noBreak/>
+        </w:rPr>
+        <w:t xml:space="preserve">基于 Spring Cloud 的校园兼职平台的设计与实现</w:t>
       </w:r>
     </w:p>
     <w:p>
@@ -498,8 +499,9 @@
           <w:bCs/>
           <w:sz w:val="32"/>
           <w:szCs w:val="32"/>
-        </w:rPr>
-        <w:t xml:space="preserve">基于 Spring Cloud 的校园兼职平台的设计与实现</w:t>
+          <w:noBreak/>
+        </w:rPr>
+        <w:t xml:space="preserve">基于 Spring Cloud 的校园兼职平台的设计与实现</w:t>
       </w:r>
     </w:p>
     <w:p>
@@ -548,7 +550,143 @@
           <w:sz w:val="24"/>
           <w:szCs w:val="24"/>
         </w:rPr>
-        <w:t xml:space="preserve">随着高校扩招和大学生数量的逐年增加，校园兼职已成为许多学生获取实践经验、减轻经济负担的重要途径。然而，传统的校园兼职信息传播方式主要依赖口耳相传、张贴海报、社交媒体群聊等非正规渠道，存在信息不对称、虚假招聘、薪资纠纷和安全隐患等问题。为解决上述问题，本课题设计并实现了一个基于 Spring Cloud 微服务架构的校园兼职平台——小易聘。该平台采用前后端分离的开发模式，后端基于 Spring Boot 和 Spring Cloud 构建了网关服务、认证服务、用户服务、兼职服务和订单服务五个核心微服务，使用 Nacos 实现服务注册与配置管理，通过 OpenFeign 完成服务间通信，利用 Redis 实现缓存加速和分布式锁；前端采用 Vue 3 框架结合 Element Plus 组件库，实现了学生端、雇主端和管理端三个角色的完整功能。平台涵盖了用户注册登录、兼职信息发布与审核、简历投递、申请审核、订单管理与结算、双向评价等核心业务流程，为校园兼职市场提供了一套安全、高效、规范的信息化解决方案。</w:t>
+        <w:t xml:space="preserve">随着高校扩招和大学生数量的逐年增加，校园兼职已成为许多学生获取实践经验、减轻经济负担的重要途径。然而，传统的校园兼职信息传播方式主要依赖口耳相传、张贴海报、社交媒体群聊等非正规渠道，存在信息不对称、虚假招聘、薪资纠纷和安全隐患等问题。为解决上述问题，本课题设计并实现了一个基于 </w:t>
+      </w:r>
+      <w:r>
+        <w:rPr>
+          <w:rFonts w:ascii="Times New Roman" w:cs="Times New Roman" w:eastAsia="Times New Roman" w:hAnsi="Times New Roman"/>
+          <w:sz w:val="24"/>
+          <w:szCs w:val="24"/>
+          <w:noBreak/>
+        </w:rPr>
+        <w:t xml:space="preserve">Spring Cloud</w:t>
+      </w:r>
+      <w:r>
+        <w:rPr>
+          <w:rFonts w:ascii="Times New Roman" w:cs="Times New Roman" w:eastAsia="Times New Roman" w:hAnsi="Times New Roman"/>
+          <w:sz w:val="24"/>
+          <w:szCs w:val="24"/>
+        </w:rPr>
+        <w:t xml:space="preserve"> 微服务架构的校园兼职平台——小易聘。该平台采用前后端分离的开发模式，后端基于 </w:t>
+      </w:r>
+      <w:r>
+        <w:rPr>
+          <w:rFonts w:ascii="Times New Roman" w:cs="Times New Roman" w:eastAsia="Times New Roman" w:hAnsi="Times New Roman"/>
+          <w:sz w:val="24"/>
+          <w:szCs w:val="24"/>
+          <w:noBreak/>
+        </w:rPr>
+        <w:t xml:space="preserve">Spring Boot</w:t>
+      </w:r>
+      <w:r>
+        <w:rPr>
+          <w:rFonts w:ascii="Times New Roman" w:cs="Times New Roman" w:eastAsia="Times New Roman" w:hAnsi="Times New Roman"/>
+          <w:sz w:val="24"/>
+          <w:szCs w:val="24"/>
+        </w:rPr>
+        <w:t xml:space="preserve"> 和 </w:t>
+      </w:r>
+      <w:r>
+        <w:rPr>
+          <w:rFonts w:ascii="Times New Roman" w:cs="Times New Roman" w:eastAsia="Times New Roman" w:hAnsi="Times New Roman"/>
+          <w:sz w:val="24"/>
+          <w:szCs w:val="24"/>
+          <w:noBreak/>
+        </w:rPr>
+        <w:t xml:space="preserve">Spring Cloud</w:t>
+      </w:r>
+      <w:r>
+        <w:rPr>
+          <w:rFonts w:ascii="Times New Roman" w:cs="Times New Roman" w:eastAsia="Times New Roman" w:hAnsi="Times New Roman"/>
+          <w:sz w:val="24"/>
+          <w:szCs w:val="24"/>
+        </w:rPr>
+        <w:t xml:space="preserve"> 构建了网关服务、认证服务、用户服务、兼职服务和订单服务五个核心微服务，使用 </w:t>
+      </w:r>
+      <w:r>
+        <w:rPr>
+          <w:rFonts w:ascii="Times New Roman" w:cs="Times New Roman" w:eastAsia="Times New Roman" w:hAnsi="Times New Roman"/>
+          <w:sz w:val="24"/>
+          <w:szCs w:val="24"/>
+          <w:noBreak/>
+        </w:rPr>
+        <w:t xml:space="preserve">Nacos</w:t>
+      </w:r>
+      <w:r>
+        <w:rPr>
+          <w:rFonts w:ascii="Times New Roman" w:cs="Times New Roman" w:eastAsia="Times New Roman" w:hAnsi="Times New Roman"/>
+          <w:sz w:val="24"/>
+          <w:szCs w:val="24"/>
+        </w:rPr>
+        <w:t xml:space="preserve"> 实现服务注册与配置管理，通过 </w:t>
+      </w:r>
+      <w:r>
+        <w:rPr>
+          <w:rFonts w:ascii="Times New Roman" w:cs="Times New Roman" w:eastAsia="Times New Roman" w:hAnsi="Times New Roman"/>
+          <w:sz w:val="24"/>
+          <w:szCs w:val="24"/>
+          <w:noBreak/>
+        </w:rPr>
+        <w:t xml:space="preserve">OpenFeign</w:t>
+      </w:r>
+      <w:r>
+        <w:rPr>
+          <w:rFonts w:ascii="Times New Roman" w:cs="Times New Roman" w:eastAsia="Times New Roman" w:hAnsi="Times New Roman"/>
+          <w:sz w:val="24"/>
+          <w:szCs w:val="24"/>
+        </w:rPr>
+        <w:t xml:space="preserve"> 完成服务间通信，利用 </w:t>
+      </w:r>
+      <w:r>
+        <w:rPr>
+          <w:rFonts w:ascii="Times New Roman" w:cs="Times New Roman" w:eastAsia="Times New Roman" w:hAnsi="Times New Roman"/>
+          <w:sz w:val="24"/>
+          <w:szCs w:val="24"/>
+          <w:noBreak/>
+        </w:rPr>
+        <w:t xml:space="preserve">Redis</w:t>
+      </w:r>
+      <w:r>
+        <w:rPr>
+          <w:rFonts w:ascii="Times New Roman" w:cs="Times New Roman" w:eastAsia="Times New Roman" w:hAnsi="Times New Roman"/>
+          <w:sz w:val="24"/>
+          <w:szCs w:val="24"/>
+        </w:rPr>
+        <w:t xml:space="preserve"> 实现缓存加速和分布式锁；前端采用 </w:t>
+      </w:r>
+      <w:r>
+        <w:rPr>
+          <w:rFonts w:ascii="Times New Roman" w:cs="Times New Roman" w:eastAsia="Times New Roman" w:hAnsi="Times New Roman"/>
+          <w:sz w:val="24"/>
+          <w:szCs w:val="24"/>
+          <w:noBreak/>
+        </w:rPr>
+        <w:t xml:space="preserve">Vue 3</w:t>
+      </w:r>
+      <w:r>
+        <w:rPr>
+          <w:rFonts w:ascii="Times New Roman" w:cs="Times New Roman" w:eastAsia="Times New Roman" w:hAnsi="Times New Roman"/>
+          <w:sz w:val="24"/>
+          <w:szCs w:val="24"/>
+        </w:rPr>
+        <w:t xml:space="preserve"> 框架结合 </w:t>
+      </w:r>
+      <w:r>
+        <w:rPr>
+          <w:rFonts w:ascii="Times New Roman" w:cs="Times New Roman" w:eastAsia="Times New Roman" w:hAnsi="Times New Roman"/>
+          <w:sz w:val="24"/>
+          <w:szCs w:val="24"/>
+          <w:noBreak/>
+        </w:rPr>
+        <w:t xml:space="preserve">Element Plus</w:t>
+      </w:r>
+      <w:r>
+        <w:rPr>
+          <w:rFonts w:ascii="Times New Roman" w:cs="Times New Roman" w:eastAsia="Times New Roman" w:hAnsi="Times New Roman"/>
+          <w:sz w:val="24"/>
+          <w:szCs w:val="24"/>
+        </w:rPr>
+        <w:t xml:space="preserve"> 组件库，实现了学生端、雇主端和管理端三个角色的完整功能。平台涵盖了用户注册登录、兼职信息发布与审核、简历投递、申请审核、订单管理与结算、双向评价等核心业务流程，为校园兼职市场提供了一套安全、高效、规范的信息化解决方案。</w:t>
       </w:r>
     </w:p>
     <w:p>
@@ -570,8 +708,9 @@
           <w:rFonts w:ascii="Times New Roman" w:cs="Times New Roman" w:eastAsia="Times New Roman" w:hAnsi="Times New Roman"/>
           <w:sz w:val="24"/>
           <w:szCs w:val="24"/>
-        </w:rPr>
-        <w:t xml:space="preserve">校园兼职平台；Spring Cloud；微服务架构；Vue 3；前后端分离</w:t>
+          <w:noBreak/>
+        </w:rPr>
+        <w:t xml:space="preserve">校园兼职平台；Spring Cloud；微服务架构；Vue 3；前后端分离</w:t>
       </w:r>
     </w:p>
     <w:p>
@@ -593,7 +732,7 @@
           <w:sz w:val="24"/>
           <w:szCs w:val="24"/>
         </w:rPr>
-        <w:t xml:space="preserve">1 绪论</w:t>
+        <w:t xml:space="preserve">1 绪论</w:t>
       </w:r>
     </w:p>
     <w:p>
@@ -610,7 +749,7 @@
           <w:sz w:val="24"/>
           <w:szCs w:val="24"/>
         </w:rPr>
-        <w:t xml:space="preserve">1.1 项目背景</w:t>
+        <w:t xml:space="preserve">1.1 项目背景</w:t>
       </w:r>
     </w:p>
     <w:p>
@@ -640,7 +779,7 @@
           <w:sz w:val="21"/>
           <w:szCs w:val="21"/>
         </w:rPr>
-        <w:t xml:space="preserve">然而，当前校园兼职市场存在诸多问题。首先，信息传播渠道分散且低效，学生获取兼职信息的途径主要依赖同学推荐、校园海报、QQ 群或微信群等非正规渠道，信息覆盖面有限且更新不及时。其次，信息真实性难以保障，部分不法分子利用学生急于求职的心理发布虚假招聘信息，导致学生遭受经济损失甚至人身安全威胁。此外，薪资纠纷频发，由于缺乏规范的合同约束和第三方监管，学生与雇主之间的薪资支付争议屡见不鲜。最后，缺乏统一的评价体系和信用机制，使得优质雇主和学生难以建立长期稳定的合作关系。</w:t>
+        <w:t xml:space="preserve">然而，当前校园兼职市场存在诸多问题。首先，信息传播渠道分散且低效，学生获取兼职信息的途径主要依赖同学推荐、校园海报、QQ 群或微信群等非正规渠道，信息覆盖面有限且更新不及时。其次，信息真实性难以保障，部分不法分子利用学生急于求职的心理发布虚假招聘信息，导致学生遭受经济损失甚至人身安全威胁。此外，薪资纠纷频发，由于缺乏规范的合同约束和第三方监管，学生与雇主之间的薪资支付争议屡见不鲜。最后，缺乏统一的评价体系和信用机制，使得优质雇主和学生难以建立长期稳定的合作关系。</w:t>
       </w:r>
     </w:p>
     <w:p>
@@ -655,7 +794,58 @@
           <w:sz w:val="21"/>
           <w:szCs w:val="21"/>
         </w:rPr>
-        <w:t xml:space="preserve">在技术层面，随着互联网技术的快速发展和微服务架构的成熟，基于 Spring Cloud 的微服务开发模式已成为企业级应用的主流选择。Spring Cloud 提供了服务注册与发现、配置管理、负载均衡、API 网关等完整的微服务治理方案，能够有效支撑高并发、高可用的校园兼职平台建设。因此，采用 Spring Cloud 微服务架构设计并实现校园兼职平台，既能满足平台的功能需求和性能要求，又能为校园信息化建设提供技术参考和实践范例。</w:t>
+        <w:t xml:space="preserve">在技术层面，随着互联网技术的快速发展和微服务架构的成熟，基于 </w:t>
+      </w:r>
+      <w:r>
+        <w:rPr>
+          <w:rFonts w:ascii="Times New Roman" w:cs="Times New Roman" w:eastAsia="Times New Roman" w:hAnsi="Times New Roman"/>
+          <w:sz w:val="21"/>
+          <w:szCs w:val="21"/>
+          <w:noBreak/>
+        </w:rPr>
+        <w:t xml:space="preserve">Spring Cloud</w:t>
+      </w:r>
+      <w:r>
+        <w:rPr>
+          <w:rFonts w:ascii="Times New Roman" w:cs="Times New Roman" w:eastAsia="Times New Roman" w:hAnsi="Times New Roman"/>
+          <w:sz w:val="21"/>
+          <w:szCs w:val="21"/>
+        </w:rPr>
+        <w:t xml:space="preserve"> 的微服务开发模式已成为企业级应用的主流选择。</w:t>
+      </w:r>
+      <w:r>
+        <w:rPr>
+          <w:rFonts w:ascii="Times New Roman" w:cs="Times New Roman" w:eastAsia="Times New Roman" w:hAnsi="Times New Roman"/>
+          <w:sz w:val="21"/>
+          <w:szCs w:val="21"/>
+          <w:noBreak/>
+        </w:rPr>
+        <w:t xml:space="preserve">Spring Cloud</w:t>
+      </w:r>
+      <w:r>
+        <w:rPr>
+          <w:rFonts w:ascii="Times New Roman" w:cs="Times New Roman" w:eastAsia="Times New Roman" w:hAnsi="Times New Roman"/>
+          <w:sz w:val="21"/>
+          <w:szCs w:val="21"/>
+        </w:rPr>
+        <w:t xml:space="preserve"> 提供了服务注册与发现、配置管理、负载均衡、API 网关等完整的微服务治理方案，能够有效支撑高并发、高可用的校园兼职平台建设。因此，采用 </w:t>
+      </w:r>
+      <w:r>
+        <w:rPr>
+          <w:rFonts w:ascii="Times New Roman" w:cs="Times New Roman" w:eastAsia="Times New Roman" w:hAnsi="Times New Roman"/>
+          <w:sz w:val="21"/>
+          <w:szCs w:val="21"/>
+          <w:noBreak/>
+        </w:rPr>
+        <w:t xml:space="preserve">Spring Cloud</w:t>
+      </w:r>
+      <w:r>
+        <w:rPr>
+          <w:rFonts w:ascii="Times New Roman" w:cs="Times New Roman" w:eastAsia="Times New Roman" w:hAnsi="Times New Roman"/>
+          <w:sz w:val="21"/>
+          <w:szCs w:val="21"/>
+        </w:rPr>
+        <w:t xml:space="preserve"> 微服务架构设计并实现校园兼职平台，既能满足平台的功能需求和性能要求，又能为校园信息化建设提供技术参考和实践范例。</w:t>
       </w:r>
     </w:p>
     <w:p>
@@ -672,7 +862,7 @@
           <w:sz w:val="24"/>
           <w:szCs w:val="24"/>
         </w:rPr>
-        <w:t xml:space="preserve">1.2 项目研究的目的和意义</w:t>
+        <w:t xml:space="preserve">1.2 项目研究的目的和意义</w:t>
       </w:r>
     </w:p>
     <w:p>
@@ -762,7 +952,24 @@
           <w:sz w:val="21"/>
           <w:szCs w:val="21"/>
         </w:rPr>
-        <w:t xml:space="preserve">在技术层面，本课题将 Spring Cloud 微服务架构应用于校园兼职平台的实际开发中，验证了微服务架构在中小型项目中的适用性和优越性。项目实践涵盖了服务注册与发现、API 网关、认证授权、服务间通信、分布式缓存、分布式锁等核心微服务技术，对同类项目的开发具有一定的参考和借鉴价值。</w:t>
+        <w:t xml:space="preserve">在技术层面，本课题将 </w:t>
+      </w:r>
+      <w:r>
+        <w:rPr>
+          <w:rFonts w:ascii="Times New Roman" w:cs="Times New Roman" w:eastAsia="Times New Roman" w:hAnsi="Times New Roman"/>
+          <w:sz w:val="21"/>
+          <w:szCs w:val="21"/>
+          <w:noBreak/>
+        </w:rPr>
+        <w:t xml:space="preserve">Spring Cloud</w:t>
+      </w:r>
+      <w:r>
+        <w:rPr>
+          <w:rFonts w:ascii="Times New Roman" w:cs="Times New Roman" w:eastAsia="Times New Roman" w:hAnsi="Times New Roman"/>
+          <w:sz w:val="21"/>
+          <w:szCs w:val="21"/>
+        </w:rPr>
+        <w:t xml:space="preserve"> 微服务架构应用于校园兼职平台的实际开发中，验证了微服务架构在中小型项目中的适用性和优越性。项目实践涵盖了服务注册与发现、API 网关、认证授权、服务间通信、分布式缓存、分布式锁等核心微服务技术，对同类项目的开发具有一定的参考和借鉴价值。</w:t>
       </w:r>
     </w:p>
     <w:p>
@@ -779,7 +986,7 @@
           <w:sz w:val="24"/>
           <w:szCs w:val="24"/>
         </w:rPr>
-        <w:t xml:space="preserve">1.3 校园兼职平台的概述</w:t>
+        <w:t xml:space="preserve">1.3 校园兼职平台的概述</w:t>
       </w:r>
     </w:p>
     <w:p>
@@ -794,7 +1001,7 @@
           <w:sz w:val="21"/>
           <w:szCs w:val="21"/>
         </w:rPr>
-        <w:t xml:space="preserve">小易聘校园兼职平台是一个面向高校在校学生和用人单位的综合性兼职信息服务平台。平台采用 B/S 架构，基于前后端分离的开发模式，支持多角色访问和多终端使用。根据不同用户群体的需求，平台划分为三个核心功能端：学生端、雇主端和管理端。</w:t>
+        <w:t xml:space="preserve">小易聘校园兼职平台是一个面向高校在校学生和用人单位的综合性兼职信息服务平台。平台采用 B/S 架构，基于前后端分离的开发模式，支持多角色访问和多终端使用。根据不同用户群体的需求，平台划分为三个核心功能端：学生端、雇主端和管理端。</w:t>
       </w:r>
     </w:p>
     <w:p>
@@ -856,7 +1063,7 @@
           <w:sz w:val="24"/>
           <w:szCs w:val="24"/>
         </w:rPr>
-        <w:t xml:space="preserve">2 系统开发环境和相关技术</w:t>
+        <w:t xml:space="preserve">2 系统开发环境和相关技术</w:t>
       </w:r>
     </w:p>
     <w:p>
@@ -873,7 +1080,7 @@
           <w:sz w:val="24"/>
           <w:szCs w:val="24"/>
         </w:rPr>
-        <w:t xml:space="preserve">2.1 开发与运行环境</w:t>
+        <w:t xml:space="preserve">2.1 开发与运行环境</w:t>
       </w:r>
     </w:p>
     <w:p>
@@ -887,7 +1094,7 @@
           <w:sz w:val="21"/>
           <w:szCs w:val="21"/>
         </w:rPr>
-        <w:t xml:space="preserve">本系统的开发与运行环境配置如表 2-1 所示。</w:t>
+        <w:t xml:space="preserve">本系统的开发与运行环境配置如表 2-1 所示。</w:t>
       </w:r>
     </w:p>
     <w:tbl>
@@ -1131,6 +1338,7 @@
                 <w:rFonts w:ascii="Times New Roman" w:cs="Times New Roman" w:eastAsia="Times New Roman" w:hAnsi="Times New Roman"/>
                 <w:sz w:val="20"/>
                 <w:szCs w:val="20"/>
+                <w:noBreak/>
               </w:rPr>
               <w:t xml:space="preserve">Java</w:t>
             </w:r>
@@ -1211,8 +1419,9 @@
                 <w:rFonts w:ascii="Times New Roman" w:cs="Times New Roman" w:eastAsia="Times New Roman" w:hAnsi="Times New Roman"/>
                 <w:sz w:val="20"/>
                 <w:szCs w:val="20"/>
-              </w:rPr>
-              <w:t xml:space="preserve">Vue 3 + Element Plus</w:t>
+                <w:noBreak/>
+              </w:rPr>
+              <w:t xml:space="preserve">Vue 3 + Element Plus</w:t>
             </w:r>
           </w:p>
         </w:tc>
@@ -1291,8 +1500,9 @@
                 <w:rFonts w:ascii="Times New Roman" w:cs="Times New Roman" w:eastAsia="Times New Roman" w:hAnsi="Times New Roman"/>
                 <w:sz w:val="20"/>
                 <w:szCs w:val="20"/>
-              </w:rPr>
-              <w:t xml:space="preserve">Spring Boot + Spring Cloud</w:t>
+                <w:noBreak/>
+              </w:rPr>
+              <w:t xml:space="preserve">Spring Boot + Spring Cloud</w:t>
             </w:r>
           </w:p>
         </w:tc>
@@ -1371,6 +1581,7 @@
                 <w:rFonts w:ascii="Times New Roman" w:cs="Times New Roman" w:eastAsia="Times New Roman" w:hAnsi="Times New Roman"/>
                 <w:sz w:val="20"/>
                 <w:szCs w:val="20"/>
+                <w:noBreak/>
               </w:rPr>
               <w:t xml:space="preserve">MySQL + Redis</w:t>
             </w:r>
@@ -1451,6 +1662,7 @@
                 <w:rFonts w:ascii="Times New Roman" w:cs="Times New Roman" w:eastAsia="Times New Roman" w:hAnsi="Times New Roman"/>
                 <w:sz w:val="20"/>
                 <w:szCs w:val="20"/>
+                <w:noBreak/>
               </w:rPr>
               <w:t xml:space="preserve">Nacos</w:t>
             </w:r>
@@ -1531,8 +1743,9 @@
                 <w:rFonts w:ascii="Times New Roman" w:cs="Times New Roman" w:eastAsia="Times New Roman" w:hAnsi="Times New Roman"/>
                 <w:sz w:val="20"/>
                 <w:szCs w:val="20"/>
-              </w:rPr>
-              <w:t xml:space="preserve">Spring Cloud Gateway</w:t>
+                <w:noBreak/>
+              </w:rPr>
+              <w:t xml:space="preserve">Spring Cloud Gateway</w:t>
             </w:r>
           </w:p>
         </w:tc>
@@ -1611,6 +1824,7 @@
                 <w:rFonts w:ascii="Times New Roman" w:cs="Times New Roman" w:eastAsia="Times New Roman" w:hAnsi="Times New Roman"/>
                 <w:sz w:val="20"/>
                 <w:szCs w:val="20"/>
+                <w:noBreak/>
               </w:rPr>
               <w:t xml:space="preserve">Maven</w:t>
             </w:r>
@@ -1691,6 +1905,7 @@
                 <w:rFonts w:ascii="Times New Roman" w:cs="Times New Roman" w:eastAsia="Times New Roman" w:hAnsi="Times New Roman"/>
                 <w:sz w:val="20"/>
                 <w:szCs w:val="20"/>
+                <w:noBreak/>
               </w:rPr>
               <w:t xml:space="preserve">Git</w:t>
             </w:r>
@@ -1771,8 +1986,9 @@
                 <w:rFonts w:ascii="Times New Roman" w:cs="Times New Roman" w:eastAsia="Times New Roman" w:hAnsi="Times New Roman"/>
                 <w:sz w:val="20"/>
                 <w:szCs w:val="20"/>
-              </w:rPr>
-              <w:t xml:space="preserve">IntelliJ IDEA + VS Code</w:t>
+                <w:noBreak/>
+              </w:rPr>
+              <w:t xml:space="preserve">IntelliJ IDEA + VS Code</w:t>
             </w:r>
           </w:p>
         </w:tc>
@@ -1832,7 +2048,7 @@
           <w:sz w:val="24"/>
           <w:szCs w:val="24"/>
         </w:rPr>
-        <w:t xml:space="preserve">2.2 项目所用技术分析</w:t>
+        <w:t xml:space="preserve">2.2 项目所用技术分析</w:t>
       </w:r>
     </w:p>
     <w:p>
@@ -1846,8 +2062,9 @@
           <w:rFonts w:ascii="SimSun" w:cs="SimSun" w:eastAsia="SimSun" w:hAnsi="SimSun"/>
           <w:sz w:val="24"/>
           <w:szCs w:val="24"/>
-        </w:rPr>
-        <w:t xml:space="preserve">2.2.1 Spring Cloud 微服务架构</w:t>
+          <w:noBreak/>
+        </w:rPr>
+        <w:t xml:space="preserve">2.2.1 Spring Cloud 微服务架构</w:t>
       </w:r>
     </w:p>
     <w:p>
@@ -1861,8 +2078,51 @@
           <w:rFonts w:ascii="Times New Roman" w:cs="Times New Roman" w:eastAsia="Times New Roman" w:hAnsi="Times New Roman"/>
           <w:sz w:val="21"/>
           <w:szCs w:val="21"/>
-        </w:rPr>
-        <w:t xml:space="preserve">Spring Cloud 是一套基于 Spring Boot 的微服务开发工具集，为开发者提供了服务注册与发现、配置管理、负载均衡、熔断器、API 网关等分布式系统开发所需的常用组件。Spring Cloud 通过抽象底层基础设施细节，使开发者能够专注于业务逻辑的实现，大大降低了微服务架构的学习门槛和开发成本。</w:t>
+          <w:noBreak/>
+        </w:rPr>
+        <w:t xml:space="preserve">Spring Cloud</w:t>
+      </w:r>
+      <w:r>
+        <w:rPr>
+          <w:rFonts w:ascii="Times New Roman" w:cs="Times New Roman" w:eastAsia="Times New Roman" w:hAnsi="Times New Roman"/>
+          <w:sz w:val="21"/>
+          <w:szCs w:val="21"/>
+        </w:rPr>
+        <w:t xml:space="preserve"> 是一套基于 </w:t>
+      </w:r>
+      <w:r>
+        <w:rPr>
+          <w:rFonts w:ascii="Times New Roman" w:cs="Times New Roman" w:eastAsia="Times New Roman" w:hAnsi="Times New Roman"/>
+          <w:sz w:val="21"/>
+          <w:szCs w:val="21"/>
+          <w:noBreak/>
+        </w:rPr>
+        <w:t xml:space="preserve">Spring Boot</w:t>
+      </w:r>
+      <w:r>
+        <w:rPr>
+          <w:rFonts w:ascii="Times New Roman" w:cs="Times New Roman" w:eastAsia="Times New Roman" w:hAnsi="Times New Roman"/>
+          <w:sz w:val="21"/>
+          <w:szCs w:val="21"/>
+        </w:rPr>
+        <w:t xml:space="preserve"> 的微服务开发工具集，为开发者提供了服务注册与发现、配置管理、负载均衡、熔断器、API 网关等分布式系统开发所需的常用组件。</w:t>
+      </w:r>
+      <w:r>
+        <w:rPr>
+          <w:rFonts w:ascii="Times New Roman" w:cs="Times New Roman" w:eastAsia="Times New Roman" w:hAnsi="Times New Roman"/>
+          <w:sz w:val="21"/>
+          <w:szCs w:val="21"/>
+          <w:noBreak/>
+        </w:rPr>
+        <w:t xml:space="preserve">Spring Cloud</w:t>
+      </w:r>
+      <w:r>
+        <w:rPr>
+          <w:rFonts w:ascii="Times New Roman" w:cs="Times New Roman" w:eastAsia="Times New Roman" w:hAnsi="Times New Roman"/>
+          <w:sz w:val="21"/>
+          <w:szCs w:val="21"/>
+        </w:rPr>
+        <w:t xml:space="preserve"> 通过抽象底层基础设施细节，使开发者能够专注于业务逻辑的实现，大大降低了微服务架构的学习门槛和开发成本。</w:t>
       </w:r>
     </w:p>
     <w:p>
@@ -1877,7 +2137,58 @@
           <w:sz w:val="21"/>
           <w:szCs w:val="21"/>
         </w:rPr>
-        <w:t xml:space="preserve">在本项目中，系统采用 Spring Cloud 微服务架构将整个应用拆分为五个独立的微服务：网关服务（xiaoyipin-gateway）、认证服务（xiaoyipin-auth）、用户服务（xiaoyipin-user）、兼职服务（xiaoyipin-job）和订单服务（xiaoyipin-order），另有一个公共模块（xiaoyipin-common）提供通用的工具类、实体类和配置。各微服务通过 Nacos 进行服务注册与发现，利用 OpenFeign 实现声明式的服务间调用，有效降低了服务间通信的复杂度。这种架构设计使得各服务可以独立开发、独立部署、独立扩展，提高了系统的可维护性和可扩展性。</w:t>
+        <w:t xml:space="preserve">在本项目中，系统采用 </w:t>
+      </w:r>
+      <w:r>
+        <w:rPr>
+          <w:rFonts w:ascii="Times New Roman" w:cs="Times New Roman" w:eastAsia="Times New Roman" w:hAnsi="Times New Roman"/>
+          <w:sz w:val="21"/>
+          <w:szCs w:val="21"/>
+          <w:noBreak/>
+        </w:rPr>
+        <w:t xml:space="preserve">Spring Cloud</w:t>
+      </w:r>
+      <w:r>
+        <w:rPr>
+          <w:rFonts w:ascii="Times New Roman" w:cs="Times New Roman" w:eastAsia="Times New Roman" w:hAnsi="Times New Roman"/>
+          <w:sz w:val="21"/>
+          <w:szCs w:val="21"/>
+        </w:rPr>
+        <w:t xml:space="preserve"> 微服务架构将整个应用拆分为五个独立的微服务：网关服务（xiaoyipin-gateway）、认证服务（xiaoyipin-auth）、用户服务（xiaoyipin-user）、兼职服务（xiaoyipin-job）和订单服务（xiaoyipin-order），另有一个公共模块（xiaoyipin-common）提供通用的工具类、实体类和配置。各微服务通过 </w:t>
+      </w:r>
+      <w:r>
+        <w:rPr>
+          <w:rFonts w:ascii="Times New Roman" w:cs="Times New Roman" w:eastAsia="Times New Roman" w:hAnsi="Times New Roman"/>
+          <w:sz w:val="21"/>
+          <w:szCs w:val="21"/>
+          <w:noBreak/>
+        </w:rPr>
+        <w:t xml:space="preserve">Nacos</w:t>
+      </w:r>
+      <w:r>
+        <w:rPr>
+          <w:rFonts w:ascii="Times New Roman" w:cs="Times New Roman" w:eastAsia="Times New Roman" w:hAnsi="Times New Roman"/>
+          <w:sz w:val="21"/>
+          <w:szCs w:val="21"/>
+        </w:rPr>
+        <w:t xml:space="preserve"> 进行服务注册与发现，利用 </w:t>
+      </w:r>
+      <w:r>
+        <w:rPr>
+          <w:rFonts w:ascii="Times New Roman" w:cs="Times New Roman" w:eastAsia="Times New Roman" w:hAnsi="Times New Roman"/>
+          <w:sz w:val="21"/>
+          <w:szCs w:val="21"/>
+          <w:noBreak/>
+        </w:rPr>
+        <w:t xml:space="preserve">OpenFeign</w:t>
+      </w:r>
+      <w:r>
+        <w:rPr>
+          <w:rFonts w:ascii="Times New Roman" w:cs="Times New Roman" w:eastAsia="Times New Roman" w:hAnsi="Times New Roman"/>
+          <w:sz w:val="21"/>
+          <w:szCs w:val="21"/>
+        </w:rPr>
+        <w:t xml:space="preserve"> 实现声明式的服务间调用，有效降低了服务间通信的复杂度。这种架构设计使得各服务可以独立开发、独立部署、独立扩展，提高了系统的可维护性和可扩展性。</w:t>
       </w:r>
     </w:p>
     <w:p>
@@ -1891,8 +2202,9 @@
           <w:rFonts w:ascii="SimSun" w:cs="SimSun" w:eastAsia="SimSun" w:hAnsi="SimSun"/>
           <w:sz w:val="24"/>
           <w:szCs w:val="24"/>
-        </w:rPr>
-        <w:t xml:space="preserve">2.2.2 Spring Cloud Gateway 网关技术</w:t>
+          <w:noBreak/>
+        </w:rPr>
+        <w:t xml:space="preserve">2.2.2 Spring Cloud Gateway 网关技术</w:t>
       </w:r>
     </w:p>
     <w:p>
@@ -1906,8 +2218,68 @@
           <w:rFonts w:ascii="Times New Roman" w:cs="Times New Roman" w:eastAsia="Times New Roman" w:hAnsi="Times New Roman"/>
           <w:sz w:val="21"/>
           <w:szCs w:val="21"/>
-        </w:rPr>
-        <w:t xml:space="preserve">Spring Cloud Gateway 是 Spring Cloud 官方推出的第二代网关框架，基于 Project Reactor 和 Spring WebFlux 构建，提供了高性能的非阻塞式 API 网关功能。Gateway 通过路由（Route）、断言（Predicate）和过滤器（Filter）三大核心组件，实现了请求的路由转发和跨切面处理。</w:t>
+          <w:noBreak/>
+        </w:rPr>
+        <w:t xml:space="preserve">Spring Cloud Gateway</w:t>
+      </w:r>
+      <w:r>
+        <w:rPr>
+          <w:rFonts w:ascii="Times New Roman" w:cs="Times New Roman" w:eastAsia="Times New Roman" w:hAnsi="Times New Roman"/>
+          <w:sz w:val="21"/>
+          <w:szCs w:val="21"/>
+        </w:rPr>
+        <w:t xml:space="preserve"> 是 </w:t>
+      </w:r>
+      <w:r>
+        <w:rPr>
+          <w:rFonts w:ascii="Times New Roman" w:cs="Times New Roman" w:eastAsia="Times New Roman" w:hAnsi="Times New Roman"/>
+          <w:sz w:val="21"/>
+          <w:szCs w:val="21"/>
+          <w:noBreak/>
+        </w:rPr>
+        <w:t xml:space="preserve">Spring Cloud</w:t>
+      </w:r>
+      <w:r>
+        <w:rPr>
+          <w:rFonts w:ascii="Times New Roman" w:cs="Times New Roman" w:eastAsia="Times New Roman" w:hAnsi="Times New Roman"/>
+          <w:sz w:val="21"/>
+          <w:szCs w:val="21"/>
+        </w:rPr>
+        <w:t xml:space="preserve"> 官方推出的第二代网关框架，基于 </w:t>
+      </w:r>
+      <w:r>
+        <w:rPr>
+          <w:rFonts w:ascii="Times New Roman" w:cs="Times New Roman" w:eastAsia="Times New Roman" w:hAnsi="Times New Roman"/>
+          <w:sz w:val="21"/>
+          <w:szCs w:val="21"/>
+          <w:noBreak/>
+        </w:rPr>
+        <w:t xml:space="preserve">Project Reactor</w:t>
+      </w:r>
+      <w:r>
+        <w:rPr>
+          <w:rFonts w:ascii="Times New Roman" w:cs="Times New Roman" w:eastAsia="Times New Roman" w:hAnsi="Times New Roman"/>
+          <w:sz w:val="21"/>
+          <w:szCs w:val="21"/>
+        </w:rPr>
+        <w:t xml:space="preserve"> 和 </w:t>
+      </w:r>
+      <w:r>
+        <w:rPr>
+          <w:rFonts w:ascii="Times New Roman" w:cs="Times New Roman" w:eastAsia="Times New Roman" w:hAnsi="Times New Roman"/>
+          <w:sz w:val="21"/>
+          <w:szCs w:val="21"/>
+          <w:noBreak/>
+        </w:rPr>
+        <w:t xml:space="preserve">Spring WebFlux</w:t>
+      </w:r>
+      <w:r>
+        <w:rPr>
+          <w:rFonts w:ascii="Times New Roman" w:cs="Times New Roman" w:eastAsia="Times New Roman" w:hAnsi="Times New Roman"/>
+          <w:sz w:val="21"/>
+          <w:szCs w:val="21"/>
+        </w:rPr>
+        <w:t xml:space="preserve"> 构建，提供了高性能的非阻塞式 API 网关功能。Gateway 通过路由（Route）、断言（Predicate）和过滤器（Filter）三大核心组件，实现了请求的路由转发和跨切面处理。</w:t>
       </w:r>
     </w:p>
     <w:p>
@@ -1922,7 +2294,7 @@
           <w:sz w:val="21"/>
           <w:szCs w:val="21"/>
         </w:rPr>
-        <w:t xml:space="preserve">在本项目中，Gateway 作为系统的统一入口，承担了请求路由、身份认证和跨域处理等关键职责。所有来自前端客户端的请求首先到达 Gateway，由 AuthGlobalFilter 全局过滤器进行 JWT 令牌的验证和解析。验证通过后，Gateway 根据路由配置将请求转发至对应的后端微服务。通过在网关层统一处理认证逻辑，避免了各微服务重复实现认证代码，简化了系统架构。此外，Gateway 还配置了 CORS 跨域过滤器，解决了前后端分离架构下的跨域访问问题。</w:t>
+        <w:t xml:space="preserve">在本项目中，Gateway 作为系统的统一入口，承担了请求路由、身份认证和跨域处理等关键职责。所有来自前端客户端的请求首先到达 Gateway，由 AuthGlobalFilter 全局过滤器进行 JWT 令牌的验证和解析。验证通过后，Gateway 根据路由配置将请求转发至对应的后端微服务。通过在网关层统一处理认证逻辑，避免了各微服务重复实现认证代码，简化了系统架构。此外，Gateway 还配置了 CORS 跨域过滤器，解决了前后端分离架构下的跨域访问问题。</w:t>
       </w:r>
     </w:p>
     <w:p>
@@ -1936,8 +2308,9 @@
           <w:rFonts w:ascii="SimSun" w:cs="SimSun" w:eastAsia="SimSun" w:hAnsi="SimSun"/>
           <w:sz w:val="24"/>
           <w:szCs w:val="24"/>
-        </w:rPr>
-        <w:t xml:space="preserve">2.2.3 Spring Security 与 JWT 认证</w:t>
+          <w:noBreak/>
+        </w:rPr>
+        <w:t xml:space="preserve">2.2.3 Spring Security 与 JWT 认证</w:t>
       </w:r>
     </w:p>
     <w:p>
@@ -1951,8 +2324,51 @@
           <w:rFonts w:ascii="Times New Roman" w:cs="Times New Roman" w:eastAsia="Times New Roman" w:hAnsi="Times New Roman"/>
           <w:sz w:val="21"/>
           <w:szCs w:val="21"/>
-        </w:rPr>
-        <w:t xml:space="preserve">Spring Security 是 Spring 生态中强大的安全框架，提供了认证（Authentication）和授权（Authorization）等安全功能。在本项目中，Spring Security 被配置为无状态（Stateless）模式，不依赖 Session 机制，而是采用 JWT（JSON Web Token）实现用户身份的验证和传递。</w:t>
+          <w:noBreak/>
+        </w:rPr>
+        <w:t xml:space="preserve">Spring Security</w:t>
+      </w:r>
+      <w:r>
+        <w:rPr>
+          <w:rFonts w:ascii="Times New Roman" w:cs="Times New Roman" w:eastAsia="Times New Roman" w:hAnsi="Times New Roman"/>
+          <w:sz w:val="21"/>
+          <w:szCs w:val="21"/>
+        </w:rPr>
+        <w:t xml:space="preserve"> 是 Spring 生态中强大的安全框架，提供了认证（Authentication）和授权（Authorization）等安全功能。在本项目中，</w:t>
+      </w:r>
+      <w:r>
+        <w:rPr>
+          <w:rFonts w:ascii="Times New Roman" w:cs="Times New Roman" w:eastAsia="Times New Roman" w:hAnsi="Times New Roman"/>
+          <w:sz w:val="21"/>
+          <w:szCs w:val="21"/>
+          <w:noBreak/>
+        </w:rPr>
+        <w:t xml:space="preserve">Spring Security</w:t>
+      </w:r>
+      <w:r>
+        <w:rPr>
+          <w:rFonts w:ascii="Times New Roman" w:cs="Times New Roman" w:eastAsia="Times New Roman" w:hAnsi="Times New Roman"/>
+          <w:sz w:val="21"/>
+          <w:szCs w:val="21"/>
+        </w:rPr>
+        <w:t xml:space="preserve"> 被配置为无状态（Stateless）模式，不依赖 Session 机制，而是采用 JWT（</w:t>
+      </w:r>
+      <w:r>
+        <w:rPr>
+          <w:rFonts w:ascii="Times New Roman" w:cs="Times New Roman" w:eastAsia="Times New Roman" w:hAnsi="Times New Roman"/>
+          <w:sz w:val="21"/>
+          <w:szCs w:val="21"/>
+          <w:noBreak/>
+        </w:rPr>
+        <w:t xml:space="preserve">JSON Web Token</w:t>
+      </w:r>
+      <w:r>
+        <w:rPr>
+          <w:rFonts w:ascii="Times New Roman" w:cs="Times New Roman" w:eastAsia="Times New Roman" w:hAnsi="Times New Roman"/>
+          <w:sz w:val="21"/>
+          <w:szCs w:val="21"/>
+        </w:rPr>
+        <w:t xml:space="preserve">）实现用户身份的验证和传递。</w:t>
       </w:r>
     </w:p>
     <w:p>
@@ -1967,7 +2383,41 @@
           <w:sz w:val="21"/>
           <w:szCs w:val="21"/>
         </w:rPr>
-        <w:t xml:space="preserve">系统采用双令牌机制：访问令牌（Access Token）有效期 2 小时，用于接口访问的身份验证；刷新令牌（Refresh Token）有效期 7 天，用于在访问令牌过期后自动获取新的访问令牌，避免用户频繁重新登录。用户登录成功后，认证服务生成 JWT 令牌并返回给前端，前端将令牌存储在本地并通过 Axios 请求拦截器自动附加至请求头。用户登出时，系统将当前令牌加入 Redis 黑名单，确保失效的令牌无法继续使用。前端还实现了令牌自动刷新机制，在访问令牌即将过期时自动调用刷新接口，保障用户操作的连续性。</w:t>
+        <w:t xml:space="preserve">系统采用双令牌机制：访问令牌（Access Token）有效期 2 小时，用于接口访问的身份验证；刷新令牌（Refresh Token）有效期 7 天，用于在访问令牌过期后自动获取新的访问令牌，避免用户频繁重新登录。用户登录成功后，认证服务生成 JWT 令牌并返回给前端，前端将令牌存储在本地并通过 </w:t>
+      </w:r>
+      <w:r>
+        <w:rPr>
+          <w:rFonts w:ascii="Times New Roman" w:cs="Times New Roman" w:eastAsia="Times New Roman" w:hAnsi="Times New Roman"/>
+          <w:sz w:val="21"/>
+          <w:szCs w:val="21"/>
+          <w:noBreak/>
+        </w:rPr>
+        <w:t xml:space="preserve">Axios</w:t>
+      </w:r>
+      <w:r>
+        <w:rPr>
+          <w:rFonts w:ascii="Times New Roman" w:cs="Times New Roman" w:eastAsia="Times New Roman" w:hAnsi="Times New Roman"/>
+          <w:sz w:val="21"/>
+          <w:szCs w:val="21"/>
+        </w:rPr>
+        <w:t xml:space="preserve"> 请求拦截器自动附加至请求头。用户登出时，系统将当前令牌加入 </w:t>
+      </w:r>
+      <w:r>
+        <w:rPr>
+          <w:rFonts w:ascii="Times New Roman" w:cs="Times New Roman" w:eastAsia="Times New Roman" w:hAnsi="Times New Roman"/>
+          <w:sz w:val="21"/>
+          <w:szCs w:val="21"/>
+          <w:noBreak/>
+        </w:rPr>
+        <w:t xml:space="preserve">Redis</w:t>
+      </w:r>
+      <w:r>
+        <w:rPr>
+          <w:rFonts w:ascii="Times New Roman" w:cs="Times New Roman" w:eastAsia="Times New Roman" w:hAnsi="Times New Roman"/>
+          <w:sz w:val="21"/>
+          <w:szCs w:val="21"/>
+        </w:rPr>
+        <w:t xml:space="preserve"> 黑名单，确保失效的令牌无法继续使用。前端还实现了令牌自动刷新机制，在访问令牌即将过期时自动调用刷新接口，保障用户操作的连续性。</w:t>
       </w:r>
     </w:p>
     <w:p>
@@ -1981,8 +2431,9 @@
           <w:rFonts w:ascii="SimSun" w:cs="SimSun" w:eastAsia="SimSun" w:hAnsi="SimSun"/>
           <w:sz w:val="24"/>
           <w:szCs w:val="24"/>
-        </w:rPr>
-        <w:t xml:space="preserve">2.2.4 Vue 3 前端框架</w:t>
+          <w:noBreak/>
+        </w:rPr>
+        <w:t xml:space="preserve">2.2.4 Vue 3 前端框架</w:t>
       </w:r>
     </w:p>
     <w:p>
@@ -1996,8 +2447,119 @@
           <w:rFonts w:ascii="Times New Roman" w:cs="Times New Roman" w:eastAsia="Times New Roman" w:hAnsi="Times New Roman"/>
           <w:sz w:val="21"/>
           <w:szCs w:val="21"/>
-        </w:rPr>
-        <w:t xml:space="preserve">Vue 3 是当前主流的渐进式 JavaScript 前端框架，相较于 Vue 2 引入了 Composition API、更高效的响应式系统和更好的 TypeScript 支持。在本项目中，前端采用 Vue 3 的 Composition API 进行组件开发，结合 Element Plus 组件库构建用户界面，实现了统一的 UI 风格和良好的交互体验。</w:t>
+          <w:noBreak/>
+        </w:rPr>
+        <w:t xml:space="preserve">Vue 3</w:t>
+      </w:r>
+      <w:r>
+        <w:rPr>
+          <w:rFonts w:ascii="Times New Roman" w:cs="Times New Roman" w:eastAsia="Times New Roman" w:hAnsi="Times New Roman"/>
+          <w:sz w:val="21"/>
+          <w:szCs w:val="21"/>
+        </w:rPr>
+        <w:t xml:space="preserve"> 是当前主流的渐进式 </w:t>
+      </w:r>
+      <w:r>
+        <w:rPr>
+          <w:rFonts w:ascii="Times New Roman" w:cs="Times New Roman" w:eastAsia="Times New Roman" w:hAnsi="Times New Roman"/>
+          <w:sz w:val="21"/>
+          <w:szCs w:val="21"/>
+          <w:noBreak/>
+        </w:rPr>
+        <w:t xml:space="preserve">Java</w:t>
+      </w:r>
+      <w:r>
+        <w:rPr>
+          <w:rFonts w:ascii="Times New Roman" w:cs="Times New Roman" w:eastAsia="Times New Roman" w:hAnsi="Times New Roman"/>
+          <w:sz w:val="21"/>
+          <w:szCs w:val="21"/>
+        </w:rPr>
+        <w:t xml:space="preserve">Script 前端框架，相较于 </w:t>
+      </w:r>
+      <w:r>
+        <w:rPr>
+          <w:rFonts w:ascii="Times New Roman" w:cs="Times New Roman" w:eastAsia="Times New Roman" w:hAnsi="Times New Roman"/>
+          <w:sz w:val="21"/>
+          <w:szCs w:val="21"/>
+          <w:noBreak/>
+        </w:rPr>
+        <w:t xml:space="preserve">Vue 2</w:t>
+      </w:r>
+      <w:r>
+        <w:rPr>
+          <w:rFonts w:ascii="Times New Roman" w:cs="Times New Roman" w:eastAsia="Times New Roman" w:hAnsi="Times New Roman"/>
+          <w:sz w:val="21"/>
+          <w:szCs w:val="21"/>
+        </w:rPr>
+        <w:t xml:space="preserve"> 引入了 </w:t>
+      </w:r>
+      <w:r>
+        <w:rPr>
+          <w:rFonts w:ascii="Times New Roman" w:cs="Times New Roman" w:eastAsia="Times New Roman" w:hAnsi="Times New Roman"/>
+          <w:sz w:val="21"/>
+          <w:szCs w:val="21"/>
+          <w:noBreak/>
+        </w:rPr>
+        <w:t xml:space="preserve">Composition API</w:t>
+      </w:r>
+      <w:r>
+        <w:rPr>
+          <w:rFonts w:ascii="Times New Roman" w:cs="Times New Roman" w:eastAsia="Times New Roman" w:hAnsi="Times New Roman"/>
+          <w:sz w:val="21"/>
+          <w:szCs w:val="21"/>
+        </w:rPr>
+        <w:t xml:space="preserve">、更高效的响应式系统和更好的 TypeScript 支持。在本项目中，前端采用 </w:t>
+      </w:r>
+      <w:r>
+        <w:rPr>
+          <w:rFonts w:ascii="Times New Roman" w:cs="Times New Roman" w:eastAsia="Times New Roman" w:hAnsi="Times New Roman"/>
+          <w:sz w:val="21"/>
+          <w:szCs w:val="21"/>
+          <w:noBreak/>
+        </w:rPr>
+        <w:t xml:space="preserve">Vue 3</w:t>
+      </w:r>
+      <w:r>
+        <w:rPr>
+          <w:rFonts w:ascii="Times New Roman" w:cs="Times New Roman" w:eastAsia="Times New Roman" w:hAnsi="Times New Roman"/>
+          <w:sz w:val="21"/>
+          <w:szCs w:val="21"/>
+        </w:rPr>
+        <w:t xml:space="preserve"> 的 </w:t>
+      </w:r>
+      <w:r>
+        <w:rPr>
+          <w:rFonts w:ascii="Times New Roman" w:cs="Times New Roman" w:eastAsia="Times New Roman" w:hAnsi="Times New Roman"/>
+          <w:sz w:val="21"/>
+          <w:szCs w:val="21"/>
+          <w:noBreak/>
+        </w:rPr>
+        <w:t xml:space="preserve">Composition API</w:t>
+      </w:r>
+      <w:r>
+        <w:rPr>
+          <w:rFonts w:ascii="Times New Roman" w:cs="Times New Roman" w:eastAsia="Times New Roman" w:hAnsi="Times New Roman"/>
+          <w:sz w:val="21"/>
+          <w:szCs w:val="21"/>
+        </w:rPr>
+        <w:t xml:space="preserve"> 进行组件开发，结合 </w:t>
+      </w:r>
+      <w:r>
+        <w:rPr>
+          <w:rFonts w:ascii="Times New Roman" w:cs="Times New Roman" w:eastAsia="Times New Roman" w:hAnsi="Times New Roman"/>
+          <w:sz w:val="21"/>
+          <w:szCs w:val="21"/>
+          <w:noBreak/>
+        </w:rPr>
+        <w:t xml:space="preserve">Element Plus</w:t>
+      </w:r>
+      <w:r>
+        <w:rPr>
+          <w:rFonts w:ascii="Times New Roman" w:cs="Times New Roman" w:eastAsia="Times New Roman" w:hAnsi="Times New Roman"/>
+          <w:sz w:val="21"/>
+          <w:szCs w:val="21"/>
+        </w:rPr>
+        <w:t xml:space="preserve"> 组件库构建用户界面，实现了统一的 UI 风格和良好的交互体验。</w:t>
       </w:r>
     </w:p>
     <w:p>
@@ -2012,7 +2574,75 @@
           <w:sz w:val="21"/>
           <w:szCs w:val="21"/>
         </w:rPr>
-        <w:t xml:space="preserve">项目前端使用 Vue Router 实现路由管理，配置了基于角色的路由守卫，确保不同角色的用户只能访问各自权限范围内的页面。状态管理采用 Pinia 替代传统的 Vuex，利用其更简洁的 API 和更优的 TypeScript 支持管理全局状态。网络请求使用 Axios 封装，通过请求拦截器自动附加 JWT 令牌、通过响应拦截器统一处理错误和令牌过期刷新逻辑。前端整体采用模块化的目录结构，按照功能模块组织代码，提高了代码的可读性和可维护性。</w:t>
+        <w:t xml:space="preserve">项目前端使用 </w:t>
+      </w:r>
+      <w:r>
+        <w:rPr>
+          <w:rFonts w:ascii="Times New Roman" w:cs="Times New Roman" w:eastAsia="Times New Roman" w:hAnsi="Times New Roman"/>
+          <w:sz w:val="21"/>
+          <w:szCs w:val="21"/>
+          <w:noBreak/>
+        </w:rPr>
+        <w:t xml:space="preserve">Vue Router</w:t>
+      </w:r>
+      <w:r>
+        <w:rPr>
+          <w:rFonts w:ascii="Times New Roman" w:cs="Times New Roman" w:eastAsia="Times New Roman" w:hAnsi="Times New Roman"/>
+          <w:sz w:val="21"/>
+          <w:szCs w:val="21"/>
+        </w:rPr>
+        <w:t xml:space="preserve"> 实现路由管理，配置了基于角色的路由守卫，确保不同角色的用户只能访问各自权限范围内的页面。状态管理采用 </w:t>
+      </w:r>
+      <w:r>
+        <w:rPr>
+          <w:rFonts w:ascii="Times New Roman" w:cs="Times New Roman" w:eastAsia="Times New Roman" w:hAnsi="Times New Roman"/>
+          <w:sz w:val="21"/>
+          <w:szCs w:val="21"/>
+          <w:noBreak/>
+        </w:rPr>
+        <w:t xml:space="preserve">Pinia</w:t>
+      </w:r>
+      <w:r>
+        <w:rPr>
+          <w:rFonts w:ascii="Times New Roman" w:cs="Times New Roman" w:eastAsia="Times New Roman" w:hAnsi="Times New Roman"/>
+          <w:sz w:val="21"/>
+          <w:szCs w:val="21"/>
+        </w:rPr>
+        <w:t xml:space="preserve"> 替代传统的 </w:t>
+      </w:r>
+      <w:r>
+        <w:rPr>
+          <w:rFonts w:ascii="Times New Roman" w:cs="Times New Roman" w:eastAsia="Times New Roman" w:hAnsi="Times New Roman"/>
+          <w:sz w:val="21"/>
+          <w:szCs w:val="21"/>
+          <w:noBreak/>
+        </w:rPr>
+        <w:t xml:space="preserve">Vuex</w:t>
+      </w:r>
+      <w:r>
+        <w:rPr>
+          <w:rFonts w:ascii="Times New Roman" w:cs="Times New Roman" w:eastAsia="Times New Roman" w:hAnsi="Times New Roman"/>
+          <w:sz w:val="21"/>
+          <w:szCs w:val="21"/>
+        </w:rPr>
+        <w:t xml:space="preserve">，利用其更简洁的 API 和更优的 TypeScript 支持管理全局状态。网络请求使用 </w:t>
+      </w:r>
+      <w:r>
+        <w:rPr>
+          <w:rFonts w:ascii="Times New Roman" w:cs="Times New Roman" w:eastAsia="Times New Roman" w:hAnsi="Times New Roman"/>
+          <w:sz w:val="21"/>
+          <w:szCs w:val="21"/>
+          <w:noBreak/>
+        </w:rPr>
+        <w:t xml:space="preserve">Axios</w:t>
+      </w:r>
+      <w:r>
+        <w:rPr>
+          <w:rFonts w:ascii="Times New Roman" w:cs="Times New Roman" w:eastAsia="Times New Roman" w:hAnsi="Times New Roman"/>
+          <w:sz w:val="21"/>
+          <w:szCs w:val="21"/>
+        </w:rPr>
+        <w:t xml:space="preserve"> 封装，通过请求拦截器自动附加 JWT 令牌、通过响应拦截器统一处理错误和令牌过期刷新逻辑。前端整体采用模块化的目录结构，按照功能模块组织代码，提高了代码的可读性和可维护性。</w:t>
       </w:r>
     </w:p>
     <w:p>
@@ -2026,8 +2656,9 @@
           <w:rFonts w:ascii="SimSun" w:cs="SimSun" w:eastAsia="SimSun" w:hAnsi="SimSun"/>
           <w:sz w:val="24"/>
           <w:szCs w:val="24"/>
-        </w:rPr>
-        <w:t xml:space="preserve">2.2.5 MyBatis-Plus 持久层框架</w:t>
+          <w:noBreak/>
+        </w:rPr>
+        <w:t xml:space="preserve">2.2.5 MyBatis-Plus 持久层框架</w:t>
       </w:r>
     </w:p>
     <w:p>
@@ -2041,8 +2672,68 @@
           <w:rFonts w:ascii="Times New Roman" w:cs="Times New Roman" w:eastAsia="Times New Roman" w:hAnsi="Times New Roman"/>
           <w:sz w:val="21"/>
           <w:szCs w:val="21"/>
-        </w:rPr>
-        <w:t xml:space="preserve">MyBatis-Plus 是 MyBatis 的增强工具，在 MyBatis 的基础上只做增强不做改变，旨在简化开发、提高效率。MyBatis-Plus 内置了通用的 CRUD 操作、分页插件、代码生成器等实用功能，大幅减少了持久层代码的编写量。</w:t>
+          <w:noBreak/>
+        </w:rPr>
+        <w:t xml:space="preserve">MyBatis-Plus</w:t>
+      </w:r>
+      <w:r>
+        <w:rPr>
+          <w:rFonts w:ascii="Times New Roman" w:cs="Times New Roman" w:eastAsia="Times New Roman" w:hAnsi="Times New Roman"/>
+          <w:sz w:val="21"/>
+          <w:szCs w:val="21"/>
+        </w:rPr>
+        <w:t xml:space="preserve"> 是 </w:t>
+      </w:r>
+      <w:r>
+        <w:rPr>
+          <w:rFonts w:ascii="Times New Roman" w:cs="Times New Roman" w:eastAsia="Times New Roman" w:hAnsi="Times New Roman"/>
+          <w:sz w:val="21"/>
+          <w:szCs w:val="21"/>
+          <w:noBreak/>
+        </w:rPr>
+        <w:t xml:space="preserve">MyBatis</w:t>
+      </w:r>
+      <w:r>
+        <w:rPr>
+          <w:rFonts w:ascii="Times New Roman" w:cs="Times New Roman" w:eastAsia="Times New Roman" w:hAnsi="Times New Roman"/>
+          <w:sz w:val="21"/>
+          <w:szCs w:val="21"/>
+        </w:rPr>
+        <w:t xml:space="preserve"> 的增强工具，在 </w:t>
+      </w:r>
+      <w:r>
+        <w:rPr>
+          <w:rFonts w:ascii="Times New Roman" w:cs="Times New Roman" w:eastAsia="Times New Roman" w:hAnsi="Times New Roman"/>
+          <w:sz w:val="21"/>
+          <w:szCs w:val="21"/>
+          <w:noBreak/>
+        </w:rPr>
+        <w:t xml:space="preserve">MyBatis</w:t>
+      </w:r>
+      <w:r>
+        <w:rPr>
+          <w:rFonts w:ascii="Times New Roman" w:cs="Times New Roman" w:eastAsia="Times New Roman" w:hAnsi="Times New Roman"/>
+          <w:sz w:val="21"/>
+          <w:szCs w:val="21"/>
+        </w:rPr>
+        <w:t xml:space="preserve"> 的基础上只做增强不做改变，旨在简化开发、提高效率。</w:t>
+      </w:r>
+      <w:r>
+        <w:rPr>
+          <w:rFonts w:ascii="Times New Roman" w:cs="Times New Roman" w:eastAsia="Times New Roman" w:hAnsi="Times New Roman"/>
+          <w:sz w:val="21"/>
+          <w:szCs w:val="21"/>
+          <w:noBreak/>
+        </w:rPr>
+        <w:t xml:space="preserve">MyBatis-Plus</w:t>
+      </w:r>
+      <w:r>
+        <w:rPr>
+          <w:rFonts w:ascii="Times New Roman" w:cs="Times New Roman" w:eastAsia="Times New Roman" w:hAnsi="Times New Roman"/>
+          <w:sz w:val="21"/>
+          <w:szCs w:val="21"/>
+        </w:rPr>
+        <w:t xml:space="preserve"> 内置了通用的 CRUD 操作、分页插件、代码生成器等实用功能，大幅减少了持久层代码的编写量。</w:t>
       </w:r>
     </w:p>
     <w:p>
@@ -2057,7 +2748,41 @@
           <w:sz w:val="21"/>
           <w:szCs w:val="21"/>
         </w:rPr>
-        <w:t xml:space="preserve">在本项目中，所有微服务的持久层均采用 MyBatis-Plus 实现。通过继承 BaseMapper 接口，自动获得了基本的增删改查能力，无需编写大量重复的 SQL 语句。项目配置了分页插件（PaginationInterceptor），实现了数据库分页查询功能；启用了自动填充功能，自动处理创建时间和更新时间字段；配置了逻辑删除功能，通过 deleted 字段标记数据的软删除状态。对于复杂的多表关联查询，则通过自定义 XML Mapper 文件实现，在保持 MyBatis-Plus 简洁性的同时保留了 SQL 的灵活性。</w:t>
+        <w:t xml:space="preserve">在本项目中，所有微服务的持久层均采用 </w:t>
+      </w:r>
+      <w:r>
+        <w:rPr>
+          <w:rFonts w:ascii="Times New Roman" w:cs="Times New Roman" w:eastAsia="Times New Roman" w:hAnsi="Times New Roman"/>
+          <w:sz w:val="21"/>
+          <w:szCs w:val="21"/>
+          <w:noBreak/>
+        </w:rPr>
+        <w:t xml:space="preserve">MyBatis-Plus</w:t>
+      </w:r>
+      <w:r>
+        <w:rPr>
+          <w:rFonts w:ascii="Times New Roman" w:cs="Times New Roman" w:eastAsia="Times New Roman" w:hAnsi="Times New Roman"/>
+          <w:sz w:val="21"/>
+          <w:szCs w:val="21"/>
+        </w:rPr>
+        <w:t xml:space="preserve"> 实现。通过继承 BaseMapper 接口，自动获得了基本的增删改查能力，无需编写大量重复的 SQL 语句。项目配置了分页插件（PaginationInterceptor），实现了数据库分页查询功能；启用了自动填充功能，自动处理创建时间和更新时间字段；配置了逻辑删除功能，通过 deleted 字段标记数据的软删除状态。对于复杂的多表关联查询，则通过自定义 XML Mapper 文件实现，在保持 </w:t>
+      </w:r>
+      <w:r>
+        <w:rPr>
+          <w:rFonts w:ascii="Times New Roman" w:cs="Times New Roman" w:eastAsia="Times New Roman" w:hAnsi="Times New Roman"/>
+          <w:sz w:val="21"/>
+          <w:szCs w:val="21"/>
+          <w:noBreak/>
+        </w:rPr>
+        <w:t xml:space="preserve">MyBatis-Plus</w:t>
+      </w:r>
+      <w:r>
+        <w:rPr>
+          <w:rFonts w:ascii="Times New Roman" w:cs="Times New Roman" w:eastAsia="Times New Roman" w:hAnsi="Times New Roman"/>
+          <w:sz w:val="21"/>
+          <w:szCs w:val="21"/>
+        </w:rPr>
+        <w:t xml:space="preserve"> 简洁性的同时保留了 SQL 的灵活性。</w:t>
       </w:r>
     </w:p>
     <w:p>
@@ -2071,8 +2796,9 @@
           <w:rFonts w:ascii="SimSun" w:cs="SimSun" w:eastAsia="SimSun" w:hAnsi="SimSun"/>
           <w:sz w:val="24"/>
           <w:szCs w:val="24"/>
-        </w:rPr>
-        <w:t xml:space="preserve">2.2.6 Redis 缓存技术</w:t>
+          <w:noBreak/>
+        </w:rPr>
+        <w:t xml:space="preserve">2.2.6 Redis 缓存技术</w:t>
       </w:r>
     </w:p>
     <w:p>
@@ -2086,8 +2812,34 @@
           <w:rFonts w:ascii="Times New Roman" w:cs="Times New Roman" w:eastAsia="Times New Roman" w:hAnsi="Times New Roman"/>
           <w:sz w:val="21"/>
           <w:szCs w:val="21"/>
-        </w:rPr>
-        <w:t xml:space="preserve">Redis 是一款高性能的内存型键值数据库，支持字符串、哈希、列表、集合、有序集合等多种数据结构。在本项目中，Redis 发挥了多方面的重要作用。</w:t>
+          <w:noBreak/>
+        </w:rPr>
+        <w:t xml:space="preserve">Redis</w:t>
+      </w:r>
+      <w:r>
+        <w:rPr>
+          <w:rFonts w:ascii="Times New Roman" w:cs="Times New Roman" w:eastAsia="Times New Roman" w:hAnsi="Times New Roman"/>
+          <w:sz w:val="21"/>
+          <w:szCs w:val="21"/>
+        </w:rPr>
+        <w:t xml:space="preserve"> 是一款高性能的内存型键值数据库，支持字符串、哈希、列表、集合、有序集合等多种数据结构。在本项目中，</w:t>
+      </w:r>
+      <w:r>
+        <w:rPr>
+          <w:rFonts w:ascii="Times New Roman" w:cs="Times New Roman" w:eastAsia="Times New Roman" w:hAnsi="Times New Roman"/>
+          <w:sz w:val="21"/>
+          <w:szCs w:val="21"/>
+          <w:noBreak/>
+        </w:rPr>
+        <w:t xml:space="preserve">Redis</w:t>
+      </w:r>
+      <w:r>
+        <w:rPr>
+          <w:rFonts w:ascii="Times New Roman" w:cs="Times New Roman" w:eastAsia="Times New Roman" w:hAnsi="Times New Roman"/>
+          <w:sz w:val="21"/>
+          <w:szCs w:val="21"/>
+        </w:rPr>
+        <w:t xml:space="preserve"> 发挥了多方面的重要作用。</w:t>
       </w:r>
     </w:p>
     <w:p>
@@ -2102,7 +2854,126 @@
           <w:sz w:val="21"/>
           <w:szCs w:val="21"/>
         </w:rPr>
-        <w:t xml:space="preserve">首先，Redis 被用于存储图形验证码，在用户登录时生成随机验证码并缓存至 Redis，设置过期时间为 5 分钟，登录时验证后即刻删除，有效防止了验证码被重复使用。其次，Redis 作为 JWT 令牌的黑名单存储，用户登出后将其令牌写入 Redis 并设置与令牌有效期相同的过期时间，实现令牌的即时失效。此外，Redis 还用于实现分布式锁机制，在学生申请兼职时通过 Redisson 分布式锁控制并发，防止同一学生重复申请同一岗位。同时，系统利用 Redis 缓存热点数据，如兼职分类列表和系统数据字典，减少了数据库的访问压力，提高了系统的响应速度。</w:t>
+        <w:t xml:space="preserve">首先，</w:t>
+      </w:r>
+      <w:r>
+        <w:rPr>
+          <w:rFonts w:ascii="Times New Roman" w:cs="Times New Roman" w:eastAsia="Times New Roman" w:hAnsi="Times New Roman"/>
+          <w:sz w:val="21"/>
+          <w:szCs w:val="21"/>
+          <w:noBreak/>
+        </w:rPr>
+        <w:t xml:space="preserve">Redis</w:t>
+      </w:r>
+      <w:r>
+        <w:rPr>
+          <w:rFonts w:ascii="Times New Roman" w:cs="Times New Roman" w:eastAsia="Times New Roman" w:hAnsi="Times New Roman"/>
+          <w:sz w:val="21"/>
+          <w:szCs w:val="21"/>
+        </w:rPr>
+        <w:t xml:space="preserve"> 被用于存储图形验证码，在用户登录时生成随机验证码并缓存至 </w:t>
+      </w:r>
+      <w:r>
+        <w:rPr>
+          <w:rFonts w:ascii="Times New Roman" w:cs="Times New Roman" w:eastAsia="Times New Roman" w:hAnsi="Times New Roman"/>
+          <w:sz w:val="21"/>
+          <w:szCs w:val="21"/>
+          <w:noBreak/>
+        </w:rPr>
+        <w:t xml:space="preserve">Redis</w:t>
+      </w:r>
+      <w:r>
+        <w:rPr>
+          <w:rFonts w:ascii="Times New Roman" w:cs="Times New Roman" w:eastAsia="Times New Roman" w:hAnsi="Times New Roman"/>
+          <w:sz w:val="21"/>
+          <w:szCs w:val="21"/>
+        </w:rPr>
+        <w:t xml:space="preserve">，设置过期时间为 5 分钟，登录时验证后即刻删除，有效防止了验证码被重复使用。其次，</w:t>
+      </w:r>
+      <w:r>
+        <w:rPr>
+          <w:rFonts w:ascii="Times New Roman" w:cs="Times New Roman" w:eastAsia="Times New Roman" w:hAnsi="Times New Roman"/>
+          <w:sz w:val="21"/>
+          <w:szCs w:val="21"/>
+          <w:noBreak/>
+        </w:rPr>
+        <w:t xml:space="preserve">Redis</w:t>
+      </w:r>
+      <w:r>
+        <w:rPr>
+          <w:rFonts w:ascii="Times New Roman" w:cs="Times New Roman" w:eastAsia="Times New Roman" w:hAnsi="Times New Roman"/>
+          <w:sz w:val="21"/>
+          <w:szCs w:val="21"/>
+        </w:rPr>
+        <w:t xml:space="preserve"> 作为 JWT 令牌的黑名单存储，用户登出后将其令牌写入 </w:t>
+      </w:r>
+      <w:r>
+        <w:rPr>
+          <w:rFonts w:ascii="Times New Roman" w:cs="Times New Roman" w:eastAsia="Times New Roman" w:hAnsi="Times New Roman"/>
+          <w:sz w:val="21"/>
+          <w:szCs w:val="21"/>
+          <w:noBreak/>
+        </w:rPr>
+        <w:t xml:space="preserve">Redis</w:t>
+      </w:r>
+      <w:r>
+        <w:rPr>
+          <w:rFonts w:ascii="Times New Roman" w:cs="Times New Roman" w:eastAsia="Times New Roman" w:hAnsi="Times New Roman"/>
+          <w:sz w:val="21"/>
+          <w:szCs w:val="21"/>
+        </w:rPr>
+        <w:t xml:space="preserve"> 并设置与令牌有效期相同的过期时间，实现令牌的即时失效。此外，</w:t>
+      </w:r>
+      <w:r>
+        <w:rPr>
+          <w:rFonts w:ascii="Times New Roman" w:cs="Times New Roman" w:eastAsia="Times New Roman" w:hAnsi="Times New Roman"/>
+          <w:sz w:val="21"/>
+          <w:szCs w:val="21"/>
+          <w:noBreak/>
+        </w:rPr>
+        <w:t xml:space="preserve">Redis</w:t>
+      </w:r>
+      <w:r>
+        <w:rPr>
+          <w:rFonts w:ascii="Times New Roman" w:cs="Times New Roman" w:eastAsia="Times New Roman" w:hAnsi="Times New Roman"/>
+          <w:sz w:val="21"/>
+          <w:szCs w:val="21"/>
+        </w:rPr>
+        <w:t xml:space="preserve"> 还用于实现分布式锁机制，在学生申请兼职时通过 </w:t>
+      </w:r>
+      <w:r>
+        <w:rPr>
+          <w:rFonts w:ascii="Times New Roman" w:cs="Times New Roman" w:eastAsia="Times New Roman" w:hAnsi="Times New Roman"/>
+          <w:sz w:val="21"/>
+          <w:szCs w:val="21"/>
+          <w:noBreak/>
+        </w:rPr>
+        <w:t xml:space="preserve">Redis</w:t>
+      </w:r>
+      <w:r>
+        <w:rPr>
+          <w:rFonts w:ascii="Times New Roman" w:cs="Times New Roman" w:eastAsia="Times New Roman" w:hAnsi="Times New Roman"/>
+          <w:sz w:val="21"/>
+          <w:szCs w:val="21"/>
+        </w:rPr>
+        <w:t xml:space="preserve">son 分布式锁控制并发，防止同一学生重复申请同一岗位。同时，系统利用 </w:t>
+      </w:r>
+      <w:r>
+        <w:rPr>
+          <w:rFonts w:ascii="Times New Roman" w:cs="Times New Roman" w:eastAsia="Times New Roman" w:hAnsi="Times New Roman"/>
+          <w:sz w:val="21"/>
+          <w:szCs w:val="21"/>
+          <w:noBreak/>
+        </w:rPr>
+        <w:t xml:space="preserve">Redis</w:t>
+      </w:r>
+      <w:r>
+        <w:rPr>
+          <w:rFonts w:ascii="Times New Roman" w:cs="Times New Roman" w:eastAsia="Times New Roman" w:hAnsi="Times New Roman"/>
+          <w:sz w:val="21"/>
+          <w:szCs w:val="21"/>
+        </w:rPr>
+        <w:t xml:space="preserve"> 缓存热点数据，如兼职分类列表和系统数据字典，减少了数据库的访问压力，提高了系统的响应速度。</w:t>
       </w:r>
     </w:p>
     <w:p>
@@ -2116,8 +2987,9 @@
           <w:rFonts w:ascii="SimSun" w:cs="SimSun" w:eastAsia="SimSun" w:hAnsi="SimSun"/>
           <w:sz w:val="24"/>
           <w:szCs w:val="24"/>
-        </w:rPr>
-        <w:t xml:space="preserve">2.2.7 Nacos 服务注册与配置中心</w:t>
+          <w:noBreak/>
+        </w:rPr>
+        <w:t xml:space="preserve">2.2.7 Nacos 服务注册与配置中心</w:t>
       </w:r>
     </w:p>
     <w:p>
@@ -2131,8 +3003,34 @@
           <w:rFonts w:ascii="Times New Roman" w:cs="Times New Roman" w:eastAsia="Times New Roman" w:hAnsi="Times New Roman"/>
           <w:sz w:val="21"/>
           <w:szCs w:val="21"/>
-        </w:rPr>
-        <w:t xml:space="preserve">Nacos 是阿里巴巴开源的服务注册与配置管理平台，提供了服务发现、配置管理和服务管理等功能。在本项目中，Nacos 同时承担了服务注册中心和配置中心的双重角色。</w:t>
+          <w:noBreak/>
+        </w:rPr>
+        <w:t xml:space="preserve">Nacos</w:t>
+      </w:r>
+      <w:r>
+        <w:rPr>
+          <w:rFonts w:ascii="Times New Roman" w:cs="Times New Roman" w:eastAsia="Times New Roman" w:hAnsi="Times New Roman"/>
+          <w:sz w:val="21"/>
+          <w:szCs w:val="21"/>
+        </w:rPr>
+        <w:t xml:space="preserve"> 是阿里巴巴开源的服务注册与配置管理平台，提供了服务发现、配置管理和服务管理等功能。在本项目中，</w:t>
+      </w:r>
+      <w:r>
+        <w:rPr>
+          <w:rFonts w:ascii="Times New Roman" w:cs="Times New Roman" w:eastAsia="Times New Roman" w:hAnsi="Times New Roman"/>
+          <w:sz w:val="21"/>
+          <w:szCs w:val="21"/>
+          <w:noBreak/>
+        </w:rPr>
+        <w:t xml:space="preserve">Nacos</w:t>
+      </w:r>
+      <w:r>
+        <w:rPr>
+          <w:rFonts w:ascii="Times New Roman" w:cs="Times New Roman" w:eastAsia="Times New Roman" w:hAnsi="Times New Roman"/>
+          <w:sz w:val="21"/>
+          <w:szCs w:val="21"/>
+        </w:rPr>
+        <w:t xml:space="preserve"> 同时承担了服务注册中心和配置中心的双重角色。</w:t>
       </w:r>
     </w:p>
     <w:p>
@@ -2147,7 +3045,126 @@
           <w:sz w:val="21"/>
           <w:szCs w:val="21"/>
         </w:rPr>
-        <w:t xml:space="preserve">在服务注册方面，各微服务在启动时自动向 Nacos 注册自身信息，包括服务名称、IP 地址和端口号等，其他服务可以通过服务名称从 Nacos 获取目标服务的实例列表，实现了服务的自动发现。Nacos 支持多种负载均衡策略，配合 OpenFeign 和 Ribbon 实现了服务间的负载均衡调用。在配置管理方面，系统将数据库连接信息、Redis 配置、JWT 密钥等公共配置集中管理在 Nacos 的配置中心，各微服务在启动时从 Nacos 拉取配置，实现了配置的集中管理和动态更新，避免了配置分散在各服务中导致的管理困难。</w:t>
+        <w:t xml:space="preserve">在服务注册方面，各微服务在启动时自动向 </w:t>
+      </w:r>
+      <w:r>
+        <w:rPr>
+          <w:rFonts w:ascii="Times New Roman" w:cs="Times New Roman" w:eastAsia="Times New Roman" w:hAnsi="Times New Roman"/>
+          <w:sz w:val="21"/>
+          <w:szCs w:val="21"/>
+          <w:noBreak/>
+        </w:rPr>
+        <w:t xml:space="preserve">Nacos</w:t>
+      </w:r>
+      <w:r>
+        <w:rPr>
+          <w:rFonts w:ascii="Times New Roman" w:cs="Times New Roman" w:eastAsia="Times New Roman" w:hAnsi="Times New Roman"/>
+          <w:sz w:val="21"/>
+          <w:szCs w:val="21"/>
+        </w:rPr>
+        <w:t xml:space="preserve"> 注册自身信息，包括服务名称、IP 地址和端口号等，其他服务可以通过服务名称从 </w:t>
+      </w:r>
+      <w:r>
+        <w:rPr>
+          <w:rFonts w:ascii="Times New Roman" w:cs="Times New Roman" w:eastAsia="Times New Roman" w:hAnsi="Times New Roman"/>
+          <w:sz w:val="21"/>
+          <w:szCs w:val="21"/>
+          <w:noBreak/>
+        </w:rPr>
+        <w:t xml:space="preserve">Nacos</w:t>
+      </w:r>
+      <w:r>
+        <w:rPr>
+          <w:rFonts w:ascii="Times New Roman" w:cs="Times New Roman" w:eastAsia="Times New Roman" w:hAnsi="Times New Roman"/>
+          <w:sz w:val="21"/>
+          <w:szCs w:val="21"/>
+        </w:rPr>
+        <w:t xml:space="preserve"> 获取目标服务的实例列表，实现了服务的自动发现。</w:t>
+      </w:r>
+      <w:r>
+        <w:rPr>
+          <w:rFonts w:ascii="Times New Roman" w:cs="Times New Roman" w:eastAsia="Times New Roman" w:hAnsi="Times New Roman"/>
+          <w:sz w:val="21"/>
+          <w:szCs w:val="21"/>
+          <w:noBreak/>
+        </w:rPr>
+        <w:t xml:space="preserve">Nacos</w:t>
+      </w:r>
+      <w:r>
+        <w:rPr>
+          <w:rFonts w:ascii="Times New Roman" w:cs="Times New Roman" w:eastAsia="Times New Roman" w:hAnsi="Times New Roman"/>
+          <w:sz w:val="21"/>
+          <w:szCs w:val="21"/>
+        </w:rPr>
+        <w:t xml:space="preserve"> 支持多种负载均衡策略，配合 </w:t>
+      </w:r>
+      <w:r>
+        <w:rPr>
+          <w:rFonts w:ascii="Times New Roman" w:cs="Times New Roman" w:eastAsia="Times New Roman" w:hAnsi="Times New Roman"/>
+          <w:sz w:val="21"/>
+          <w:szCs w:val="21"/>
+          <w:noBreak/>
+        </w:rPr>
+        <w:t xml:space="preserve">OpenFeign</w:t>
+      </w:r>
+      <w:r>
+        <w:rPr>
+          <w:rFonts w:ascii="Times New Roman" w:cs="Times New Roman" w:eastAsia="Times New Roman" w:hAnsi="Times New Roman"/>
+          <w:sz w:val="21"/>
+          <w:szCs w:val="21"/>
+        </w:rPr>
+        <w:t xml:space="preserve"> 和 Ribbon 实现了服务间的负载均衡调用。在配置管理方面，系统将数据库连接信息、</w:t>
+      </w:r>
+      <w:r>
+        <w:rPr>
+          <w:rFonts w:ascii="Times New Roman" w:cs="Times New Roman" w:eastAsia="Times New Roman" w:hAnsi="Times New Roman"/>
+          <w:sz w:val="21"/>
+          <w:szCs w:val="21"/>
+          <w:noBreak/>
+        </w:rPr>
+        <w:t xml:space="preserve">Redis</w:t>
+      </w:r>
+      <w:r>
+        <w:rPr>
+          <w:rFonts w:ascii="Times New Roman" w:cs="Times New Roman" w:eastAsia="Times New Roman" w:hAnsi="Times New Roman"/>
+          <w:sz w:val="21"/>
+          <w:szCs w:val="21"/>
+        </w:rPr>
+        <w:t xml:space="preserve"> 配置、JWT 密钥等公共配置集中管理在 </w:t>
+      </w:r>
+      <w:r>
+        <w:rPr>
+          <w:rFonts w:ascii="Times New Roman" w:cs="Times New Roman" w:eastAsia="Times New Roman" w:hAnsi="Times New Roman"/>
+          <w:sz w:val="21"/>
+          <w:szCs w:val="21"/>
+          <w:noBreak/>
+        </w:rPr>
+        <w:t xml:space="preserve">Nacos</w:t>
+      </w:r>
+      <w:r>
+        <w:rPr>
+          <w:rFonts w:ascii="Times New Roman" w:cs="Times New Roman" w:eastAsia="Times New Roman" w:hAnsi="Times New Roman"/>
+          <w:sz w:val="21"/>
+          <w:szCs w:val="21"/>
+        </w:rPr>
+        <w:t xml:space="preserve"> 的配置中心，各微服务在启动时从 </w:t>
+      </w:r>
+      <w:r>
+        <w:rPr>
+          <w:rFonts w:ascii="Times New Roman" w:cs="Times New Roman" w:eastAsia="Times New Roman" w:hAnsi="Times New Roman"/>
+          <w:sz w:val="21"/>
+          <w:szCs w:val="21"/>
+          <w:noBreak/>
+        </w:rPr>
+        <w:t xml:space="preserve">Nacos</w:t>
+      </w:r>
+      <w:r>
+        <w:rPr>
+          <w:rFonts w:ascii="Times New Roman" w:cs="Times New Roman" w:eastAsia="Times New Roman" w:hAnsi="Times New Roman"/>
+          <w:sz w:val="21"/>
+          <w:szCs w:val="21"/>
+        </w:rPr>
+        <w:t xml:space="preserve"> 拉取配置，实现了配置的集中管理和动态更新，避免了配置分散在各服务中导致的管理困难。</w:t>
       </w:r>
     </w:p>
     <w:p>
@@ -2164,7 +3181,7 @@
           <w:sz w:val="24"/>
           <w:szCs w:val="24"/>
         </w:rPr>
-        <w:t xml:space="preserve">3 需求分析</w:t>
+        <w:t xml:space="preserve">3 需求分析</w:t>
       </w:r>
     </w:p>
     <w:p>
@@ -2181,7 +3198,7 @@
           <w:sz w:val="24"/>
           <w:szCs w:val="24"/>
         </w:rPr>
-        <w:t xml:space="preserve">3.1 学生端功能需求分析</w:t>
+        <w:t xml:space="preserve">3.1 学生端功能需求分析</w:t>
       </w:r>
     </w:p>
     <w:p>
@@ -2210,7 +3227,7 @@
           <w:sz w:val="21"/>
           <w:szCs w:val="21"/>
         </w:rPr>
-        <w:t xml:space="preserve">（1）用户注册与登录。学生用户需要通过手机号进行注册，注册时需输入图形验证码以确保操作的合法性。登录时系统验证用户名和密码的正确性，校验通过后生成 JWT 令牌返回客户端，后续请求携带令牌进行身份验证。系统还支持忘记密码功能，通过手机验证码进行密码重置。</w:t>
+        <w:t xml:space="preserve">（1）用户注册与登录。学生用户需要通过手机号进行注册，注册时需输入图形验证码以确保操作的合法性。登录时系统验证用户名和密码的正确性，校验通过后生成 JWT 令牌返回客户端，后续请求携带令牌进行身份验证。系统还支持忘记密码功能，通过手机验证码进行密码重置。</w:t>
       </w:r>
     </w:p>
     <w:p>
@@ -2238,7 +3255,7 @@
           <w:sz w:val="21"/>
           <w:szCs w:val="21"/>
         </w:rPr>
-        <w:t xml:space="preserve">（3）投递简历与申请。学生在查看兼职详情后，可以在线提交求职申请。申请时需上传个人简历（PDF 格式），并可填写求职意向说明。系统通过分布式锁机制防止学生重复申请同一岗位。申请提交后状态为待审核，等待雇主处理。</w:t>
+        <w:t xml:space="preserve">（3）投递简历与申请。学生在查看兼职详情后，可以在线提交求职申请。申请时需上传个人简历（PDF 格式），并可填写求职意向说明。系统通过分布式锁机制防止学生重复申请同一岗位。申请提交后状态为待审核，等待雇主处理。</w:t>
       </w:r>
     </w:p>
     <w:p>
@@ -2314,7 +3331,7 @@
           <w:sz w:val="24"/>
           <w:szCs w:val="24"/>
         </w:rPr>
-        <w:t xml:space="preserve">3.2 雇主端功能需求分析</w:t>
+        <w:t xml:space="preserve">3.2 雇主端功能需求分析</w:t>
       </w:r>
     </w:p>
     <w:p>
@@ -2343,7 +3360,7 @@
           <w:sz w:val="21"/>
           <w:szCs w:val="21"/>
         </w:rPr>
-        <w:t xml:space="preserve">（1）企业注册与登录。雇主用户通过手机号注册账号，填写企业名称、营业执照等基本信息进行企业认证。登录流程与学生端类似，系统验证通过后发放 JWT 令牌。</w:t>
+        <w:t xml:space="preserve">（1）企业注册与登录。雇主用户通过手机号注册账号，填写企业名称、营业执照等基本信息进行企业认证。登录流程与学生端类似，系统验证通过后发放 JWT 令牌。</w:t>
       </w:r>
     </w:p>
     <w:p>
@@ -2433,7 +3450,7 @@
           <w:sz w:val="24"/>
           <w:szCs w:val="24"/>
         </w:rPr>
-        <w:t xml:space="preserve">3.3 管理员端功能需求分析</w:t>
+        <w:t xml:space="preserve">3.3 管理员端功能需求分析</w:t>
       </w:r>
     </w:p>
     <w:p>
@@ -2538,7 +3555,7 @@
           <w:sz w:val="24"/>
           <w:szCs w:val="24"/>
         </w:rPr>
-        <w:t xml:space="preserve">4 系统概要设计</w:t>
+        <w:t xml:space="preserve">4 系统概要设计</w:t>
       </w:r>
     </w:p>
     <w:p>
@@ -2555,7 +3572,7 @@
           <w:sz w:val="24"/>
           <w:szCs w:val="24"/>
         </w:rPr>
-        <w:t xml:space="preserve">4.1 系统总体架构</w:t>
+        <w:t xml:space="preserve">4.1 系统总体架构</w:t>
       </w:r>
     </w:p>
     <w:p>
@@ -2570,7 +3587,160 @@
           <w:sz w:val="21"/>
           <w:szCs w:val="21"/>
         </w:rPr>
-        <w:t xml:space="preserve">本系统采用基于 Spring Cloud 的微服务架构，整体架构分为前端展示层、网关层、微服务层和数据存储层四个层次。前端展示层使用 Vue 3 + Element Plus 构建，通过 Nginx 进行静态资源托管和反向代理。网关层由 Spring Cloud Gateway 实现，负责请求的路由转发、身份认证和跨域处理。微服务层包含五个核心微服务，各服务独立部署、独立运行，通过 Nacos 实现服务注册与发现，通过 OpenFeign 实现服务间的声明式调用。数据存储层使用 MySQL 作为持久化存储，Redis 作为缓存和分布式锁实现。</w:t>
+        <w:t xml:space="preserve">本系统采用基于 </w:t>
+      </w:r>
+      <w:r>
+        <w:rPr>
+          <w:rFonts w:ascii="Times New Roman" w:cs="Times New Roman" w:eastAsia="Times New Roman" w:hAnsi="Times New Roman"/>
+          <w:sz w:val="21"/>
+          <w:szCs w:val="21"/>
+          <w:noBreak/>
+        </w:rPr>
+        <w:t xml:space="preserve">Spring Cloud</w:t>
+      </w:r>
+      <w:r>
+        <w:rPr>
+          <w:rFonts w:ascii="Times New Roman" w:cs="Times New Roman" w:eastAsia="Times New Roman" w:hAnsi="Times New Roman"/>
+          <w:sz w:val="21"/>
+          <w:szCs w:val="21"/>
+        </w:rPr>
+        <w:t xml:space="preserve"> 的微服务架构，整体架构分为前端展示层、网关层、微服务层和数据存储层四个层次。前端展示层使用 </w:t>
+      </w:r>
+      <w:r>
+        <w:rPr>
+          <w:rFonts w:ascii="Times New Roman" w:cs="Times New Roman" w:eastAsia="Times New Roman" w:hAnsi="Times New Roman"/>
+          <w:sz w:val="21"/>
+          <w:szCs w:val="21"/>
+          <w:noBreak/>
+        </w:rPr>
+        <w:t xml:space="preserve">Vue 3</w:t>
+      </w:r>
+      <w:r>
+        <w:rPr>
+          <w:rFonts w:ascii="Times New Roman" w:cs="Times New Roman" w:eastAsia="Times New Roman" w:hAnsi="Times New Roman"/>
+          <w:sz w:val="21"/>
+          <w:szCs w:val="21"/>
+        </w:rPr>
+        <w:t xml:space="preserve"> + </w:t>
+      </w:r>
+      <w:r>
+        <w:rPr>
+          <w:rFonts w:ascii="Times New Roman" w:cs="Times New Roman" w:eastAsia="Times New Roman" w:hAnsi="Times New Roman"/>
+          <w:sz w:val="21"/>
+          <w:szCs w:val="21"/>
+          <w:noBreak/>
+        </w:rPr>
+        <w:t xml:space="preserve">Element Plus</w:t>
+      </w:r>
+      <w:r>
+        <w:rPr>
+          <w:rFonts w:ascii="Times New Roman" w:cs="Times New Roman" w:eastAsia="Times New Roman" w:hAnsi="Times New Roman"/>
+          <w:sz w:val="21"/>
+          <w:szCs w:val="21"/>
+        </w:rPr>
+        <w:t xml:space="preserve"> 构建，通过 </w:t>
+      </w:r>
+      <w:r>
+        <w:rPr>
+          <w:rFonts w:ascii="Times New Roman" w:cs="Times New Roman" w:eastAsia="Times New Roman" w:hAnsi="Times New Roman"/>
+          <w:sz w:val="21"/>
+          <w:szCs w:val="21"/>
+          <w:noBreak/>
+        </w:rPr>
+        <w:t xml:space="preserve">Nginx</w:t>
+      </w:r>
+      <w:r>
+        <w:rPr>
+          <w:rFonts w:ascii="Times New Roman" w:cs="Times New Roman" w:eastAsia="Times New Roman" w:hAnsi="Times New Roman"/>
+          <w:sz w:val="21"/>
+          <w:szCs w:val="21"/>
+        </w:rPr>
+        <w:t xml:space="preserve"> 进行静态资源托管和反向代理。网关层由 </w:t>
+      </w:r>
+      <w:r>
+        <w:rPr>
+          <w:rFonts w:ascii="Times New Roman" w:cs="Times New Roman" w:eastAsia="Times New Roman" w:hAnsi="Times New Roman"/>
+          <w:sz w:val="21"/>
+          <w:szCs w:val="21"/>
+          <w:noBreak/>
+        </w:rPr>
+        <w:t xml:space="preserve">Spring Cloud Gateway</w:t>
+      </w:r>
+      <w:r>
+        <w:rPr>
+          <w:rFonts w:ascii="Times New Roman" w:cs="Times New Roman" w:eastAsia="Times New Roman" w:hAnsi="Times New Roman"/>
+          <w:sz w:val="21"/>
+          <w:szCs w:val="21"/>
+        </w:rPr>
+        <w:t xml:space="preserve"> 实现，负责请求的路由转发、身份认证和跨域处理。微服务层包含五个核心微服务，各服务独立部署、独立运行，通过 </w:t>
+      </w:r>
+      <w:r>
+        <w:rPr>
+          <w:rFonts w:ascii="Times New Roman" w:cs="Times New Roman" w:eastAsia="Times New Roman" w:hAnsi="Times New Roman"/>
+          <w:sz w:val="21"/>
+          <w:szCs w:val="21"/>
+          <w:noBreak/>
+        </w:rPr>
+        <w:t xml:space="preserve">Nacos</w:t>
+      </w:r>
+      <w:r>
+        <w:rPr>
+          <w:rFonts w:ascii="Times New Roman" w:cs="Times New Roman" w:eastAsia="Times New Roman" w:hAnsi="Times New Roman"/>
+          <w:sz w:val="21"/>
+          <w:szCs w:val="21"/>
+        </w:rPr>
+        <w:t xml:space="preserve"> 实现服务注册与发现，通过 </w:t>
+      </w:r>
+      <w:r>
+        <w:rPr>
+          <w:rFonts w:ascii="Times New Roman" w:cs="Times New Roman" w:eastAsia="Times New Roman" w:hAnsi="Times New Roman"/>
+          <w:sz w:val="21"/>
+          <w:szCs w:val="21"/>
+          <w:noBreak/>
+        </w:rPr>
+        <w:t xml:space="preserve">OpenFeign</w:t>
+      </w:r>
+      <w:r>
+        <w:rPr>
+          <w:rFonts w:ascii="Times New Roman" w:cs="Times New Roman" w:eastAsia="Times New Roman" w:hAnsi="Times New Roman"/>
+          <w:sz w:val="21"/>
+          <w:szCs w:val="21"/>
+        </w:rPr>
+        <w:t xml:space="preserve"> 实现服务间的声明式调用。数据存储层使用 </w:t>
+      </w:r>
+      <w:r>
+        <w:rPr>
+          <w:rFonts w:ascii="Times New Roman" w:cs="Times New Roman" w:eastAsia="Times New Roman" w:hAnsi="Times New Roman"/>
+          <w:sz w:val="21"/>
+          <w:szCs w:val="21"/>
+          <w:noBreak/>
+        </w:rPr>
+        <w:t xml:space="preserve">MySQL</w:t>
+      </w:r>
+      <w:r>
+        <w:rPr>
+          <w:rFonts w:ascii="Times New Roman" w:cs="Times New Roman" w:eastAsia="Times New Roman" w:hAnsi="Times New Roman"/>
+          <w:sz w:val="21"/>
+          <w:szCs w:val="21"/>
+        </w:rPr>
+        <w:t xml:space="preserve"> 作为持久化存储，</w:t>
+      </w:r>
+      <w:r>
+        <w:rPr>
+          <w:rFonts w:ascii="Times New Roman" w:cs="Times New Roman" w:eastAsia="Times New Roman" w:hAnsi="Times New Roman"/>
+          <w:sz w:val="21"/>
+          <w:szCs w:val="21"/>
+          <w:noBreak/>
+        </w:rPr>
+        <w:t xml:space="preserve">Redis</w:t>
+      </w:r>
+      <w:r>
+        <w:rPr>
+          <w:rFonts w:ascii="Times New Roman" w:cs="Times New Roman" w:eastAsia="Times New Roman" w:hAnsi="Times New Roman"/>
+          <w:sz w:val="21"/>
+          <w:szCs w:val="21"/>
+        </w:rPr>
+        <w:t xml:space="preserve"> 作为缓存和分布式锁实现。</w:t>
       </w:r>
     </w:p>
     <w:p>
@@ -2651,7 +3821,7 @@
           <w:sz w:val="24"/>
           <w:szCs w:val="24"/>
         </w:rPr>
-        <w:t xml:space="preserve">4.2 数据库总体设计</w:t>
+        <w:t xml:space="preserve">4.2 数据库总体设计</w:t>
       </w:r>
     </w:p>
     <w:p>
@@ -2666,7 +3836,7 @@
           <w:sz w:val="24"/>
           <w:szCs w:val="24"/>
         </w:rPr>
-        <w:t xml:space="preserve">4.2.1 E-R 图设计</w:t>
+        <w:t xml:space="preserve">4.2.1 E-R 图设计</w:t>
       </w:r>
     </w:p>
     <w:p>
@@ -2728,7 +3898,7 @@
           <w:sz w:val="24"/>
           <w:szCs w:val="24"/>
         </w:rPr>
-        <w:t xml:space="preserve">4.2.2 数据库表结构设计</w:t>
+        <w:t xml:space="preserve">4.2.2 数据库表结构设计</w:t>
       </w:r>
     </w:p>
     <w:p>
@@ -2742,7 +3912,7 @@
           <w:sz w:val="21"/>
           <w:szCs w:val="21"/>
         </w:rPr>
-        <w:t xml:space="preserve">根据 E-R 图设计，本系统共设计了 8 张核心数据库表。以下分别展示各表的结构。</w:t>
+        <w:t xml:space="preserve">根据 E-R 图设计，本系统共设计了 8 张核心数据库表。以下分别展示各表的结构。</w:t>
       </w:r>
     </w:p>
     <w:tbl>
@@ -3307,7 +4477,7 @@
                 <w:sz w:val="20"/>
                 <w:szCs w:val="20"/>
               </w:rPr>
-              <w:t xml:space="preserve">BCrypt 加密</w:t>
+              <w:t xml:space="preserve">BCrypt 加密</w:t>
             </w:r>
           </w:p>
         </w:tc>
@@ -3703,7 +4873,7 @@
                 <w:sz w:val="20"/>
                 <w:szCs w:val="20"/>
               </w:rPr>
-              <w:t xml:space="preserve">1-学生 2-雇主 3-管理员</w:t>
+              <w:t xml:space="preserve">1-学生 2-雇主 3-管理员</w:t>
             </w:r>
           </w:p>
         </w:tc>
@@ -3835,7 +5005,7 @@
                 <w:sz w:val="20"/>
                 <w:szCs w:val="20"/>
               </w:rPr>
-              <w:t xml:space="preserve">0-禁用 1-启用</w:t>
+              <w:t xml:space="preserve">0-禁用 1-启用</w:t>
             </w:r>
           </w:p>
         </w:tc>
@@ -3967,7 +5137,7 @@
                 <w:sz w:val="20"/>
                 <w:szCs w:val="20"/>
               </w:rPr>
-              <w:t xml:space="preserve">0-未删除 1-已删除</w:t>
+              <w:t xml:space="preserve">0-未删除 1-已删除</w:t>
             </w:r>
           </w:p>
         </w:tc>
@@ -4681,7 +5851,7 @@
                 <w:sz w:val="20"/>
                 <w:szCs w:val="20"/>
               </w:rPr>
-              <w:t xml:space="preserve">外键关联 sys_user</w:t>
+              <w:t xml:space="preserve">外键关联 sys_user</w:t>
             </w:r>
           </w:p>
         </w:tc>
@@ -5077,7 +6247,7 @@
                 <w:sz w:val="20"/>
                 <w:szCs w:val="20"/>
               </w:rPr>
-              <w:t xml:space="preserve">0-女 1-男</w:t>
+              <w:t xml:space="preserve">0-女 1-男</w:t>
             </w:r>
           </w:p>
         </w:tc>
@@ -5605,7 +6775,7 @@
                 <w:sz w:val="20"/>
                 <w:szCs w:val="20"/>
               </w:rPr>
-              <w:t xml:space="preserve">默认 0</w:t>
+              <w:t xml:space="preserve">默认 0</w:t>
             </w:r>
           </w:p>
         </w:tc>
@@ -5737,7 +6907,7 @@
                 <w:sz w:val="20"/>
                 <w:szCs w:val="20"/>
               </w:rPr>
-              <w:t xml:space="preserve">默认 100</w:t>
+              <w:t xml:space="preserve">默认 100</w:t>
             </w:r>
           </w:p>
         </w:tc>
@@ -6001,7 +7171,7 @@
                 <w:sz w:val="20"/>
                 <w:szCs w:val="20"/>
               </w:rPr>
-              <w:t xml:space="preserve">0-未认证 1-审核中 2-已认证</w:t>
+              <w:t xml:space="preserve">0-未认证 1-审核中 2-已认证</w:t>
             </w:r>
           </w:p>
         </w:tc>
@@ -6847,7 +8017,7 @@
                 <w:sz w:val="20"/>
                 <w:szCs w:val="20"/>
               </w:rPr>
-              <w:t xml:space="preserve">0 为顶级分类</w:t>
+              <w:t xml:space="preserve">0 为顶级分类</w:t>
             </w:r>
           </w:p>
         </w:tc>
@@ -7111,7 +8281,7 @@
                 <w:sz w:val="20"/>
                 <w:szCs w:val="20"/>
               </w:rPr>
-              <w:t xml:space="preserve">0-禁用 1-启用</w:t>
+              <w:t xml:space="preserve">0-禁用 1-启用</w:t>
             </w:r>
           </w:p>
         </w:tc>
@@ -7561,7 +8731,7 @@
                 <w:sz w:val="20"/>
                 <w:szCs w:val="20"/>
               </w:rPr>
-              <w:t xml:space="preserve">外键关联 sys_user</w:t>
+              <w:t xml:space="preserve">外键关联 sys_user</w:t>
             </w:r>
           </w:p>
         </w:tc>
@@ -7693,7 +8863,7 @@
                 <w:sz w:val="20"/>
                 <w:szCs w:val="20"/>
               </w:rPr>
-              <w:t xml:space="preserve">外键关联 job_category</w:t>
+              <w:t xml:space="preserve">外键关联 job_category</w:t>
             </w:r>
           </w:p>
         </w:tc>
@@ -8221,7 +9391,7 @@
                 <w:sz w:val="20"/>
                 <w:szCs w:val="20"/>
               </w:rPr>
-              <w:t xml:space="preserve">1-时薪 2-日薪 3-月薪 4-固定</w:t>
+              <w:t xml:space="preserve">1-时薪 2-日薪 3-月薪 4-固定</w:t>
             </w:r>
           </w:p>
         </w:tc>
@@ -8881,7 +10051,7 @@
                 <w:sz w:val="20"/>
                 <w:szCs w:val="20"/>
               </w:rPr>
-              <w:t xml:space="preserve">默认 0</w:t>
+              <w:t xml:space="preserve">默认 0</w:t>
             </w:r>
           </w:p>
         </w:tc>
@@ -9013,7 +10183,7 @@
                 <w:sz w:val="20"/>
                 <w:szCs w:val="20"/>
               </w:rPr>
-              <w:t xml:space="preserve">0-下架 1-上架</w:t>
+              <w:t xml:space="preserve">0-下架 1-上架</w:t>
             </w:r>
           </w:p>
         </w:tc>
@@ -9145,7 +10315,7 @@
                 <w:sz w:val="20"/>
                 <w:szCs w:val="20"/>
               </w:rPr>
-              <w:t xml:space="preserve">0-待审核 1-通过 2-拒绝</w:t>
+              <w:t xml:space="preserve">0-待审核 1-通过 2-拒绝</w:t>
             </w:r>
           </w:p>
         </w:tc>
@@ -9991,7 +11161,7 @@
                 <w:sz w:val="20"/>
                 <w:szCs w:val="20"/>
               </w:rPr>
-              <w:t xml:space="preserve">外键关联 job_post</w:t>
+              <w:t xml:space="preserve">外键关联 job_post</w:t>
             </w:r>
           </w:p>
         </w:tc>
@@ -10123,7 +11293,7 @@
                 <w:sz w:val="20"/>
                 <w:szCs w:val="20"/>
               </w:rPr>
-              <w:t xml:space="preserve">外键关联 sys_user</w:t>
+              <w:t xml:space="preserve">外键关联 sys_user</w:t>
             </w:r>
           </w:p>
         </w:tc>
@@ -10387,7 +11557,7 @@
                 <w:sz w:val="20"/>
                 <w:szCs w:val="20"/>
               </w:rPr>
-              <w:t xml:space="preserve">0-待审核 1-通过 2-拒绝 3-录用 4-取消</w:t>
+              <w:t xml:space="preserve">0-待审核 1-通过 2-拒绝 3-录用 4-取消</w:t>
             </w:r>
           </w:p>
         </w:tc>
@@ -11233,7 +12403,7 @@
                 <w:sz w:val="20"/>
                 <w:szCs w:val="20"/>
               </w:rPr>
-              <w:t xml:space="preserve">外键关联 application</w:t>
+              <w:t xml:space="preserve">外键关联 application</w:t>
             </w:r>
           </w:p>
         </w:tc>
@@ -11365,7 +12535,7 @@
                 <w:sz w:val="20"/>
                 <w:szCs w:val="20"/>
               </w:rPr>
-              <w:t xml:space="preserve">外键关联 sys_user</w:t>
+              <w:t xml:space="preserve">外键关联 sys_user</w:t>
             </w:r>
           </w:p>
         </w:tc>
@@ -11497,7 +12667,7 @@
                 <w:sz w:val="20"/>
                 <w:szCs w:val="20"/>
               </w:rPr>
-              <w:t xml:space="preserve">外键关联 sys_user</w:t>
+              <w:t xml:space="preserve">外键关联 sys_user</w:t>
             </w:r>
           </w:p>
         </w:tc>
@@ -11629,7 +12799,7 @@
                 <w:sz w:val="20"/>
                 <w:szCs w:val="20"/>
               </w:rPr>
-              <w:t xml:space="preserve">外键关联 job_post</w:t>
+              <w:t xml:space="preserve">外键关联 job_post</w:t>
             </w:r>
           </w:p>
         </w:tc>
@@ -11893,7 +13063,7 @@
                 <w:sz w:val="20"/>
                 <w:szCs w:val="20"/>
               </w:rPr>
-              <w:t xml:space="preserve">0-未支付 1-已支付</w:t>
+              <w:t xml:space="preserve">0-未支付 1-已支付</w:t>
             </w:r>
           </w:p>
         </w:tc>
@@ -12025,7 +13195,7 @@
                 <w:sz w:val="20"/>
                 <w:szCs w:val="20"/>
               </w:rPr>
-              <w:t xml:space="preserve">0-未结算 1-已结算</w:t>
+              <w:t xml:space="preserve">0-未结算 1-已结算</w:t>
             </w:r>
           </w:p>
         </w:tc>
@@ -13003,7 +14173,7 @@
                 <w:sz w:val="20"/>
                 <w:szCs w:val="20"/>
               </w:rPr>
-              <w:t xml:space="preserve">外键关联 order_record</w:t>
+              <w:t xml:space="preserve">外键关联 order_record</w:t>
             </w:r>
           </w:p>
         </w:tc>
@@ -13135,7 +14305,7 @@
                 <w:sz w:val="20"/>
                 <w:szCs w:val="20"/>
               </w:rPr>
-              <w:t xml:space="preserve">外键关联 sys_user</w:t>
+              <w:t xml:space="preserve">外键关联 sys_user</w:t>
             </w:r>
           </w:p>
         </w:tc>
@@ -13267,7 +14437,7 @@
                 <w:sz w:val="20"/>
                 <w:szCs w:val="20"/>
               </w:rPr>
-              <w:t xml:space="preserve">外键关联 sys_user</w:t>
+              <w:t xml:space="preserve">外键关联 sys_user</w:t>
             </w:r>
           </w:p>
         </w:tc>
@@ -13399,7 +14569,7 @@
                 <w:sz w:val="20"/>
                 <w:szCs w:val="20"/>
               </w:rPr>
-              <w:t xml:space="preserve">1-5 分</w:t>
+              <w:t xml:space="preserve">1-5 分</w:t>
             </w:r>
           </w:p>
         </w:tc>
@@ -13663,7 +14833,7 @@
                 <w:sz w:val="20"/>
                 <w:szCs w:val="20"/>
               </w:rPr>
-              <w:t xml:space="preserve">1-学生评雇主 2-雇主评学生</w:t>
+              <w:t xml:space="preserve">1-学生评雇主 2-雇主评学生</w:t>
             </w:r>
           </w:p>
         </w:tc>
@@ -14905,7 +16075,7 @@
                 <w:sz w:val="20"/>
                 <w:szCs w:val="20"/>
               </w:rPr>
-              <w:t xml:space="preserve">0-禁用 1-启用</w:t>
+              <w:t xml:space="preserve">0-禁用 1-启用</w:t>
             </w:r>
           </w:p>
         </w:tc>
@@ -14939,7 +16109,7 @@
           <w:sz w:val="24"/>
           <w:szCs w:val="24"/>
         </w:rPr>
-        <w:t xml:space="preserve">5 系统的详细设计与实现</w:t>
+        <w:t xml:space="preserve">5 系统的详细设计与实现</w:t>
       </w:r>
     </w:p>
     <w:p>
@@ -14956,7 +16126,7 @@
           <w:sz w:val="24"/>
           <w:szCs w:val="24"/>
         </w:rPr>
-        <w:t xml:space="preserve">5.1 管理员端模块</w:t>
+        <w:t xml:space="preserve">5.1 管理员端模块</w:t>
       </w:r>
     </w:p>
     <w:p>
@@ -14971,7 +16141,7 @@
           <w:sz w:val="24"/>
           <w:szCs w:val="24"/>
         </w:rPr>
-        <w:t xml:space="preserve">5.1.1 登录模块</w:t>
+        <w:t xml:space="preserve">5.1.1 登录模块</w:t>
       </w:r>
     </w:p>
     <w:p>
@@ -14986,7 +16156,58 @@
           <w:sz w:val="21"/>
           <w:szCs w:val="21"/>
         </w:rPr>
-        <w:t xml:space="preserve">管理员登录模块是系统安全的第一道防线。管理员在登录页面输入用户名、密码和图形验证码后，前端将登录信息提交至认证服务。认证服务首先验证图形验证码的正确性（从 Redis 中获取并比对），然后通过 Spring Security 的 AuthenticationManager 验证用户名和密码。验证通过后，认证服务生成 JWT 访问令牌和刷新令牌，并返回给前端。前端将令牌存储在 localStorage 中，后续请求通过 Axios 拦截器自动附加至 Authorization 请求头。</w:t>
+        <w:t xml:space="preserve">管理员登录模块是系统安全的第一道防线。管理员在登录页面输入用户名、密码和图形验证码后，前端将登录信息提交至认证服务。认证服务首先验证图形验证码的正确性（从 </w:t>
+      </w:r>
+      <w:r>
+        <w:rPr>
+          <w:rFonts w:ascii="Times New Roman" w:cs="Times New Roman" w:eastAsia="Times New Roman" w:hAnsi="Times New Roman"/>
+          <w:sz w:val="21"/>
+          <w:szCs w:val="21"/>
+          <w:noBreak/>
+        </w:rPr>
+        <w:t xml:space="preserve">Redis</w:t>
+      </w:r>
+      <w:r>
+        <w:rPr>
+          <w:rFonts w:ascii="Times New Roman" w:cs="Times New Roman" w:eastAsia="Times New Roman" w:hAnsi="Times New Roman"/>
+          <w:sz w:val="21"/>
+          <w:szCs w:val="21"/>
+        </w:rPr>
+        <w:t xml:space="preserve"> 中获取并比对），然后通过 </w:t>
+      </w:r>
+      <w:r>
+        <w:rPr>
+          <w:rFonts w:ascii="Times New Roman" w:cs="Times New Roman" w:eastAsia="Times New Roman" w:hAnsi="Times New Roman"/>
+          <w:sz w:val="21"/>
+          <w:szCs w:val="21"/>
+          <w:noBreak/>
+        </w:rPr>
+        <w:t xml:space="preserve">Spring Security</w:t>
+      </w:r>
+      <w:r>
+        <w:rPr>
+          <w:rFonts w:ascii="Times New Roman" w:cs="Times New Roman" w:eastAsia="Times New Roman" w:hAnsi="Times New Roman"/>
+          <w:sz w:val="21"/>
+          <w:szCs w:val="21"/>
+        </w:rPr>
+        <w:t xml:space="preserve"> 的 AuthenticationManager 验证用户名和密码。验证通过后，认证服务生成 JWT 访问令牌和刷新令牌，并返回给前端。前端将令牌存储在 localStorage 中，后续请求通过 </w:t>
+      </w:r>
+      <w:r>
+        <w:rPr>
+          <w:rFonts w:ascii="Times New Roman" w:cs="Times New Roman" w:eastAsia="Times New Roman" w:hAnsi="Times New Roman"/>
+          <w:sz w:val="21"/>
+          <w:szCs w:val="21"/>
+          <w:noBreak/>
+        </w:rPr>
+        <w:t xml:space="preserve">Axios</w:t>
+      </w:r>
+      <w:r>
+        <w:rPr>
+          <w:rFonts w:ascii="Times New Roman" w:cs="Times New Roman" w:eastAsia="Times New Roman" w:hAnsi="Times New Roman"/>
+          <w:sz w:val="21"/>
+          <w:szCs w:val="21"/>
+        </w:rPr>
+        <w:t xml:space="preserve"> 拦截器自动附加至 Authorization 请求头。</w:t>
       </w:r>
     </w:p>
     <w:p>
@@ -15017,7 +16238,41 @@
           <w:sz w:val="21"/>
           <w:szCs w:val="21"/>
         </w:rPr>
-        <w:t xml:space="preserve">管理员登录的核心逻辑在 AuthController 中实现，主要流程包括：接收前端传入的登录请求参数，调用 Spring Security 的认证方法进行身份验证，验证成功后通过 JwtUtil 工具类生成 JWT 令牌，并将令牌信息存入 Redis 以支持后续的令牌刷新和黑名单管理。密码验证采用 BCrypt 算法进行哈希比对，确保用户密码的安全性。</w:t>
+        <w:t xml:space="preserve">管理员登录的核心逻辑在 AuthController 中实现，主要流程包括：接收前端传入的登录请求参数，调用 </w:t>
+      </w:r>
+      <w:r>
+        <w:rPr>
+          <w:rFonts w:ascii="Times New Roman" w:cs="Times New Roman" w:eastAsia="Times New Roman" w:hAnsi="Times New Roman"/>
+          <w:sz w:val="21"/>
+          <w:szCs w:val="21"/>
+          <w:noBreak/>
+        </w:rPr>
+        <w:t xml:space="preserve">Spring Security</w:t>
+      </w:r>
+      <w:r>
+        <w:rPr>
+          <w:rFonts w:ascii="Times New Roman" w:cs="Times New Roman" w:eastAsia="Times New Roman" w:hAnsi="Times New Roman"/>
+          <w:sz w:val="21"/>
+          <w:szCs w:val="21"/>
+        </w:rPr>
+        <w:t xml:space="preserve"> 的认证方法进行身份验证，验证成功后通过 JwtUtil 工具类生成 JWT 令牌，并将令牌信息存入 </w:t>
+      </w:r>
+      <w:r>
+        <w:rPr>
+          <w:rFonts w:ascii="Times New Roman" w:cs="Times New Roman" w:eastAsia="Times New Roman" w:hAnsi="Times New Roman"/>
+          <w:sz w:val="21"/>
+          <w:szCs w:val="21"/>
+          <w:noBreak/>
+        </w:rPr>
+        <w:t xml:space="preserve">Redis</w:t>
+      </w:r>
+      <w:r>
+        <w:rPr>
+          <w:rFonts w:ascii="Times New Roman" w:cs="Times New Roman" w:eastAsia="Times New Roman" w:hAnsi="Times New Roman"/>
+          <w:sz w:val="21"/>
+          <w:szCs w:val="21"/>
+        </w:rPr>
+        <w:t xml:space="preserve"> 以支持后续的令牌刷新和黑名单管理。密码验证采用 BCrypt 算法进行哈希比对，确保用户密码的安全性。</w:t>
       </w:r>
     </w:p>
     <w:p>
@@ -15049,7 +16304,7 @@
           <w:sz w:val="24"/>
           <w:szCs w:val="24"/>
         </w:rPr>
-        <w:t xml:space="preserve">5.1.2 系统首页/数据统计</w:t>
+        <w:t xml:space="preserve">5.1.2 系统首页/数据统计</w:t>
       </w:r>
     </w:p>
     <w:p>
@@ -15096,7 +16351,7 @@
           <w:sz w:val="24"/>
           <w:szCs w:val="24"/>
         </w:rPr>
-        <w:t xml:space="preserve">5.1.3 兼职信息审核模块</w:t>
+        <w:t xml:space="preserve">5.1.3 兼职信息审核模块</w:t>
       </w:r>
     </w:p>
     <w:p>
@@ -15142,7 +16397,24 @@
           <w:sz w:val="21"/>
           <w:szCs w:val="21"/>
         </w:rPr>
-        <w:t xml:space="preserve">兼职审核的核心逻辑位于 JobController 的 auditJob 方法中。管理员提交审核请求后，服务端首先验证当前操作者的管理员权限，然后根据审核结果更新兼职信息的 audit_status 字段。审核通过时状态更新为 1，兼职信息正式上架对外展示；审核拒绝时状态更新为 2，同时记录拒绝备注信息。审核操作完成后，系统通过 OpenFeign 调用用户服务发送站内消息通知雇主审核结果。</w:t>
+        <w:t xml:space="preserve">兼职审核的核心逻辑位于 JobController 的 auditJob 方法中。管理员提交审核请求后，服务端首先验证当前操作者的管理员权限，然后根据审核结果更新兼职信息的 audit_status 字段。审核通过时状态更新为 1，兼职信息正式上架对外展示；审核拒绝时状态更新为 2，同时记录拒绝备注信息。审核操作完成后，系统通过 </w:t>
+      </w:r>
+      <w:r>
+        <w:rPr>
+          <w:rFonts w:ascii="Times New Roman" w:cs="Times New Roman" w:eastAsia="Times New Roman" w:hAnsi="Times New Roman"/>
+          <w:sz w:val="21"/>
+          <w:szCs w:val="21"/>
+          <w:noBreak/>
+        </w:rPr>
+        <w:t xml:space="preserve">OpenFeign</w:t>
+      </w:r>
+      <w:r>
+        <w:rPr>
+          <w:rFonts w:ascii="Times New Roman" w:cs="Times New Roman" w:eastAsia="Times New Roman" w:hAnsi="Times New Roman"/>
+          <w:sz w:val="21"/>
+          <w:szCs w:val="21"/>
+        </w:rPr>
+        <w:t xml:space="preserve"> 调用用户服务发送站内消息通知雇主审核结果。</w:t>
       </w:r>
     </w:p>
     <w:p>
@@ -15174,7 +16446,7 @@
           <w:sz w:val="24"/>
           <w:szCs w:val="24"/>
         </w:rPr>
-        <w:t xml:space="preserve">5.1.4 用户管理模块</w:t>
+        <w:t xml:space="preserve">5.1.4 用户管理模块</w:t>
       </w:r>
     </w:p>
     <w:p>
@@ -15223,7 +16495,7 @@
           <w:sz w:val="24"/>
           <w:szCs w:val="24"/>
         </w:rPr>
-        <w:t xml:space="preserve">5.2 雇主端模块</w:t>
+        <w:t xml:space="preserve">5.2 雇主端模块</w:t>
       </w:r>
     </w:p>
     <w:p>
@@ -15238,7 +16510,7 @@
           <w:sz w:val="24"/>
           <w:szCs w:val="24"/>
         </w:rPr>
-        <w:t xml:space="preserve">5.2.1 登录注册模块</w:t>
+        <w:t xml:space="preserve">5.2.1 登录注册模块</w:t>
       </w:r>
     </w:p>
     <w:p>
@@ -15253,7 +16525,7 @@
           <w:sz w:val="21"/>
           <w:szCs w:val="21"/>
         </w:rPr>
-        <w:t xml:space="preserve">雇主端的登录注册流程与学生端基本一致。雇主通过手机号注册账号，设置用户名和密码，完成图形验证码验证后注册成功。登录时验证用户名、密码和验证码，通过后获取 JWT 令牌。与通用登录不同之处在于，系统在验证用户身份后会额外检查用户角色，确保只有角色类型为雇主的用户才能访问雇主端的功能页面，该检查由前端路由守卫和后端权限校验共同实现。</w:t>
+        <w:t xml:space="preserve">雇主端的登录注册流程与学生端基本一致。雇主通过手机号注册账号，设置用户名和密码，完成图形验证码验证后注册成功。登录时验证用户名、密码和验证码，通过后获取 JWT 令牌。与通用登录不同之处在于，系统在验证用户身份后会额外检查用户角色，确保只有角色类型为雇主的用户才能访问雇主端的功能页面，该检查由前端路由守卫和后端权限校验共同实现。</w:t>
       </w:r>
     </w:p>
     <w:p>
@@ -15285,7 +16557,7 @@
           <w:sz w:val="24"/>
           <w:szCs w:val="24"/>
         </w:rPr>
-        <w:t xml:space="preserve">5.2.2 发布兼职模块</w:t>
+        <w:t xml:space="preserve">5.2.2 发布兼职模块</w:t>
       </w:r>
     </w:p>
     <w:p>
@@ -15331,7 +16603,41 @@
           <w:sz w:val="21"/>
           <w:szCs w:val="21"/>
         </w:rPr>
-        <w:t xml:space="preserve">发布兼职的核心逻辑在 JobController 的 publishJob 方法中实现。方法首先通过 @Validated 注解对请求参数进行自动校验，校验通过后将兼职信息保存至数据库，同时设置发布者 ID、初始状态和审核状态。保存成功后，兼职信息的 ID 和发布时间由 MyBatis-Plus 的自动填充功能自动生成。系统通过 Redis 分布式锁确保并发发布时数据的一致性，避免出现数据竞争问题。</w:t>
+        <w:t xml:space="preserve">发布兼职的核心逻辑在 JobController 的 publishJob 方法中实现。方法首先通过 @Validated 注解对请求参数进行自动校验，校验通过后将兼职信息保存至数据库，同时设置发布者 ID、初始状态和审核状态。保存成功后，兼职信息的 ID 和发布时间由 </w:t>
+      </w:r>
+      <w:r>
+        <w:rPr>
+          <w:rFonts w:ascii="Times New Roman" w:cs="Times New Roman" w:eastAsia="Times New Roman" w:hAnsi="Times New Roman"/>
+          <w:sz w:val="21"/>
+          <w:szCs w:val="21"/>
+          <w:noBreak/>
+        </w:rPr>
+        <w:t xml:space="preserve">MyBatis-Plus</w:t>
+      </w:r>
+      <w:r>
+        <w:rPr>
+          <w:rFonts w:ascii="Times New Roman" w:cs="Times New Roman" w:eastAsia="Times New Roman" w:hAnsi="Times New Roman"/>
+          <w:sz w:val="21"/>
+          <w:szCs w:val="21"/>
+        </w:rPr>
+        <w:t xml:space="preserve"> 的自动填充功能自动生成。系统通过 </w:t>
+      </w:r>
+      <w:r>
+        <w:rPr>
+          <w:rFonts w:ascii="Times New Roman" w:cs="Times New Roman" w:eastAsia="Times New Roman" w:hAnsi="Times New Roman"/>
+          <w:sz w:val="21"/>
+          <w:szCs w:val="21"/>
+          <w:noBreak/>
+        </w:rPr>
+        <w:t xml:space="preserve">Redis</w:t>
+      </w:r>
+      <w:r>
+        <w:rPr>
+          <w:rFonts w:ascii="Times New Roman" w:cs="Times New Roman" w:eastAsia="Times New Roman" w:hAnsi="Times New Roman"/>
+          <w:sz w:val="21"/>
+          <w:szCs w:val="21"/>
+        </w:rPr>
+        <w:t xml:space="preserve"> 分布式锁确保并发发布时数据的一致性，避免出现数据竞争问题。</w:t>
       </w:r>
     </w:p>
     <w:p>
@@ -15363,7 +16669,7 @@
           <w:sz w:val="24"/>
           <w:szCs w:val="24"/>
         </w:rPr>
-        <w:t xml:space="preserve">5.2.3 我的兼职管理模块</w:t>
+        <w:t xml:space="preserve">5.2.3 我的兼职管理模块</w:t>
       </w:r>
     </w:p>
     <w:p>
@@ -15410,7 +16716,7 @@
           <w:sz w:val="24"/>
           <w:szCs w:val="24"/>
         </w:rPr>
-        <w:t xml:space="preserve">5.2.4 申请管理模块</w:t>
+        <w:t xml:space="preserve">5.2.4 申请管理模块</w:t>
       </w:r>
     </w:p>
     <w:p>
@@ -15425,7 +16731,24 @@
           <w:sz w:val="21"/>
           <w:szCs w:val="21"/>
         </w:rPr>
-        <w:t xml:space="preserve">申请管理模块允许雇主查看和处理学生对自己发布的兼职岗位提交的求职申请。申请列表展示申请学生的基本信息、申请时间和当前状态。雇主可以查看学生的详细资料和简历，然后根据招聘需求进行审核操作：通过（同意面试）、拒绝（填写拒绝原因）或录用（确认雇佣关系）。录用操作通过 Redis 分布式锁控制并发，确保同一岗位不会超编录用。录用成功后，系统自动创建工作订单。</w:t>
+        <w:t xml:space="preserve">申请管理模块允许雇主查看和处理学生对自己发布的兼职岗位提交的求职申请。申请列表展示申请学生的基本信息、申请时间和当前状态。雇主可以查看学生的详细资料和简历，然后根据招聘需求进行审核操作：通过（同意面试）、拒绝（填写拒绝原因）或录用（确认雇佣关系）。录用操作通过 </w:t>
+      </w:r>
+      <w:r>
+        <w:rPr>
+          <w:rFonts w:ascii="Times New Roman" w:cs="Times New Roman" w:eastAsia="Times New Roman" w:hAnsi="Times New Roman"/>
+          <w:sz w:val="21"/>
+          <w:szCs w:val="21"/>
+          <w:noBreak/>
+        </w:rPr>
+        <w:t xml:space="preserve">Redis</w:t>
+      </w:r>
+      <w:r>
+        <w:rPr>
+          <w:rFonts w:ascii="Times New Roman" w:cs="Times New Roman" w:eastAsia="Times New Roman" w:hAnsi="Times New Roman"/>
+          <w:sz w:val="21"/>
+          <w:szCs w:val="21"/>
+        </w:rPr>
+        <w:t xml:space="preserve"> 分布式锁控制并发，确保同一岗位不会超编录用。录用成功后，系统自动创建工作订单。</w:t>
       </w:r>
     </w:p>
     <w:p>
@@ -15456,7 +16779,7 @@
           <w:sz w:val="21"/>
           <w:szCs w:val="21"/>
         </w:rPr>
-        <w:t xml:space="preserve">申请审核的核心逻辑在 ApplicationController 的 reviewApplication 方法中实现。方法首先获取分布式锁（键名为 application:job:{jobId}:applicant:{applicantId}），防止并发审核导致的超录问题。获取锁后，系统验证申请状态和岗位招聘余额，校验通过后更新申请状态。若审核结果为录用，则同步更新兼职岗位的已录用人数，并通过订单服务创建工作订单，初始化订单金额和支付状态。操作完成后释放分布式锁。</w:t>
+        <w:t xml:space="preserve">申请审核的核心逻辑在 ApplicationController 的 reviewApplication 方法中实现。方法首先获取分布式锁（键名为 application:job:{jobId}:applicant:{applicantId}），防止并发审核导致的超录问题。获取锁后，系统验证申请状态和岗位招聘余额，校验通过后更新申请状态。若审核结果为录用，则同步更新兼职岗位的已录用人数，并通过订单服务创建工作订单，初始化订单金额和支付状态。操作完成后释放分布式锁。</w:t>
       </w:r>
     </w:p>
     <w:p>
@@ -15488,7 +16811,7 @@
           <w:sz w:val="24"/>
           <w:szCs w:val="24"/>
         </w:rPr>
-        <w:t xml:space="preserve">5.2.5 订单结算模块</w:t>
+        <w:t xml:space="preserve">5.2.5 订单结算模块</w:t>
       </w:r>
     </w:p>
     <w:p>
@@ -15537,7 +16860,7 @@
           <w:sz w:val="24"/>
           <w:szCs w:val="24"/>
         </w:rPr>
-        <w:t xml:space="preserve">5.3 学生端模块</w:t>
+        <w:t xml:space="preserve">5.3 学生端模块</w:t>
       </w:r>
     </w:p>
     <w:p>
@@ -15552,7 +16875,7 @@
           <w:sz w:val="24"/>
           <w:szCs w:val="24"/>
         </w:rPr>
-        <w:t xml:space="preserve">5.3.1 登录注册模块</w:t>
+        <w:t xml:space="preserve">5.3.1 登录注册模块</w:t>
       </w:r>
     </w:p>
     <w:p>
@@ -15599,7 +16922,7 @@
           <w:sz w:val="24"/>
           <w:szCs w:val="24"/>
         </w:rPr>
-        <w:t xml:space="preserve">5.3.2 兼职浏览模块</w:t>
+        <w:t xml:space="preserve">5.3.2 兼职浏览模块</w:t>
       </w:r>
     </w:p>
     <w:p>
@@ -15614,7 +16937,7 @@
           <w:sz w:val="21"/>
           <w:szCs w:val="21"/>
         </w:rPr>
-        <w:t xml:space="preserve">兼职浏览模块是学生端最核心的功能。首页以兼职列表的形式展示所有已审核通过且处于上架状态的兼职信息，每条信息以卡片形式展示岗位名称、薪资、工作地点和发布时间等关键信息。页面顶部提供搜索栏和多维度筛选条件，学生可以按关键词搜索、按类别筛选、按薪资类型筛选和按地点筛选。列表支持分页加载，每页默认展示 10 条记录。学生点击兼职卡片可进入详情页查看完整信息。</w:t>
+        <w:t xml:space="preserve">兼职浏览模块是学生端最核心的功能。首页以兼职列表的形式展示所有已审核通过且处于上架状态的兼职信息，每条信息以卡片形式展示岗位名称、薪资、工作地点和发布时间等关键信息。页面顶部提供搜索栏和多维度筛选条件，学生可以按关键词搜索、按类别筛选、按薪资类型筛选和按地点筛选。列表支持分页加载，每页默认展示 10 条记录。学生点击兼职卡片可进入详情页查看完整信息。</w:t>
       </w:r>
     </w:p>
     <w:p>
@@ -15645,7 +16968,41 @@
           <w:sz w:val="21"/>
           <w:szCs w:val="21"/>
         </w:rPr>
-        <w:t xml:space="preserve">兼职搜索的核心逻辑在 JobController 的 searchJobs 方法中实现。方法接收前端传入的搜索条件和分页参数，通过 MyBatis-Plus 的条件构造器（QueryWrapper）动态拼接查询条件。查询条件包括审核状态为通过、上架状态为上架，以及根据关键词匹配岗位名称和描述、根据类别 ID 匹配分类等。分页查询通过 MyBatis-Plus 的分页插件实现，返回分页结果包含记录列表和分页信息。搜索结果按发布时间倒序排列，确保最新的兼职信息优先展示。</w:t>
+        <w:t xml:space="preserve">兼职搜索的核心逻辑在 JobController 的 searchJobs 方法中实现。方法接收前端传入的搜索条件和分页参数，通过 </w:t>
+      </w:r>
+      <w:r>
+        <w:rPr>
+          <w:rFonts w:ascii="Times New Roman" w:cs="Times New Roman" w:eastAsia="Times New Roman" w:hAnsi="Times New Roman"/>
+          <w:sz w:val="21"/>
+          <w:szCs w:val="21"/>
+          <w:noBreak/>
+        </w:rPr>
+        <w:t xml:space="preserve">MyBatis-Plus</w:t>
+      </w:r>
+      <w:r>
+        <w:rPr>
+          <w:rFonts w:ascii="Times New Roman" w:cs="Times New Roman" w:eastAsia="Times New Roman" w:hAnsi="Times New Roman"/>
+          <w:sz w:val="21"/>
+          <w:szCs w:val="21"/>
+        </w:rPr>
+        <w:t xml:space="preserve"> 的条件构造器（QueryWrapper）动态拼接查询条件。查询条件包括审核状态为通过、上架状态为上架，以及根据关键词匹配岗位名称和描述、根据类别 ID 匹配分类等。分页查询通过 </w:t>
+      </w:r>
+      <w:r>
+        <w:rPr>
+          <w:rFonts w:ascii="Times New Roman" w:cs="Times New Roman" w:eastAsia="Times New Roman" w:hAnsi="Times New Roman"/>
+          <w:sz w:val="21"/>
+          <w:szCs w:val="21"/>
+          <w:noBreak/>
+        </w:rPr>
+        <w:t xml:space="preserve">MyBatis-Plus</w:t>
+      </w:r>
+      <w:r>
+        <w:rPr>
+          <w:rFonts w:ascii="Times New Roman" w:cs="Times New Roman" w:eastAsia="Times New Roman" w:hAnsi="Times New Roman"/>
+          <w:sz w:val="21"/>
+          <w:szCs w:val="21"/>
+        </w:rPr>
+        <w:t xml:space="preserve"> 的分页插件实现，返回分页结果包含记录列表和分页信息。搜索结果按发布时间倒序排列，确保最新的兼职信息优先展示。</w:t>
       </w:r>
     </w:p>
     <w:p>
@@ -15677,7 +17034,7 @@
           <w:sz w:val="24"/>
           <w:szCs w:val="24"/>
         </w:rPr>
-        <w:t xml:space="preserve">5.3.3 兼职详情与申请模块</w:t>
+        <w:t xml:space="preserve">5.3.3 兼职详情与申请模块</w:t>
       </w:r>
     </w:p>
     <w:p>
@@ -15724,7 +17081,7 @@
           <w:sz w:val="24"/>
           <w:szCs w:val="24"/>
         </w:rPr>
-        <w:t xml:space="preserve">5.3.4 我的申请模块</w:t>
+        <w:t xml:space="preserve">5.3.4 我的申请模块</w:t>
       </w:r>
     </w:p>
     <w:p>
@@ -15771,7 +17128,7 @@
           <w:sz w:val="24"/>
           <w:szCs w:val="24"/>
         </w:rPr>
-        <w:t xml:space="preserve">5.3.5 我的订单模块</w:t>
+        <w:t xml:space="preserve">5.3.5 我的订单模块</w:t>
       </w:r>
     </w:p>
     <w:p>
@@ -15818,7 +17175,7 @@
           <w:sz w:val="24"/>
           <w:szCs w:val="24"/>
         </w:rPr>
-        <w:t xml:space="preserve">5.3.6 评价模块</w:t>
+        <w:t xml:space="preserve">5.3.6 评价模块</w:t>
       </w:r>
     </w:p>
     <w:p>
@@ -15833,7 +17190,7 @@
           <w:sz w:val="21"/>
           <w:szCs w:val="21"/>
         </w:rPr>
-        <w:t xml:space="preserve">评价模块实现了学生与雇主之间的双向评价机制。订单结算完成后，学生可以对雇主进行评分和文字评价，雇主同样可以对学生的表现进行评价。评分范围为 1 至 5 分，评价内容包括评分和评论文字。评价提交后不可修改，确保评价的真实性和公正性。评价信息将影响被评价者的信用积分，评分越高信用积分增加越多，低评分则会扣除一定信用积分。</w:t>
+        <w:t xml:space="preserve">评价模块实现了学生与雇主之间的双向评价机制。订单结算完成后，学生可以对雇主进行评分和文字评价，雇主同样可以对学生的表现进行评价。评分范围为 1 至 5 分，评价内容包括评分和评论文字。评价提交后不可修改，确保评价的真实性和公正性。评价信息将影响被评价者的信用积分，评分越高信用积分增加越多，低评分则会扣除一定信用积分。</w:t>
       </w:r>
     </w:p>
     <w:p>
@@ -15864,7 +17221,24 @@
           <w:sz w:val="21"/>
           <w:szCs w:val="21"/>
         </w:rPr>
-        <w:t xml:space="preserve">评价提交的核心逻辑在 ReviewController 的 submitReview 方法中实现。方法首先验证当前订单是否已结算、是否已提交过同类型评价，校验通过后保存评价记录。评价保存成功后，系统自动更新被评价者的信用积分：评分 4 分及以上增加 2 分信用积分，评分 3 分不增不减，评分 2 分及以下扣除 3 分信用积分。信用积分更新通过用户服务完成，服务间通过 OpenFeign 进行调用。</w:t>
+        <w:t xml:space="preserve">评价提交的核心逻辑在 ReviewController 的 submitReview 方法中实现。方法首先验证当前订单是否已结算、是否已提交过同类型评价，校验通过后保存评价记录。评价保存成功后，系统自动更新被评价者的信用积分：评分 4 分及以上增加 2 分信用积分，评分 3 分不增不减，评分 2 分及以下扣除 3 分信用积分。信用积分更新通过用户服务完成，服务间通过 </w:t>
+      </w:r>
+      <w:r>
+        <w:rPr>
+          <w:rFonts w:ascii="Times New Roman" w:cs="Times New Roman" w:eastAsia="Times New Roman" w:hAnsi="Times New Roman"/>
+          <w:sz w:val="21"/>
+          <w:szCs w:val="21"/>
+          <w:noBreak/>
+        </w:rPr>
+        <w:t xml:space="preserve">OpenFeign</w:t>
+      </w:r>
+      <w:r>
+        <w:rPr>
+          <w:rFonts w:ascii="Times New Roman" w:cs="Times New Roman" w:eastAsia="Times New Roman" w:hAnsi="Times New Roman"/>
+          <w:sz w:val="21"/>
+          <w:szCs w:val="21"/>
+        </w:rPr>
+        <w:t xml:space="preserve"> 进行调用。</w:t>
       </w:r>
     </w:p>
     <w:p>
@@ -15896,7 +17270,7 @@
           <w:sz w:val="24"/>
           <w:szCs w:val="24"/>
         </w:rPr>
-        <w:t xml:space="preserve">5.3.7 个人信息模块</w:t>
+        <w:t xml:space="preserve">5.3.7 个人信息模块</w:t>
       </w:r>
     </w:p>
     <w:p>
@@ -15945,7 +17319,7 @@
           <w:sz w:val="24"/>
           <w:szCs w:val="24"/>
         </w:rPr>
-        <w:t xml:space="preserve">6 系统功能测试</w:t>
+        <w:t xml:space="preserve">6 系统功能测试</w:t>
       </w:r>
     </w:p>
     <w:p>
@@ -15962,7 +17336,7 @@
           <w:sz w:val="24"/>
           <w:szCs w:val="24"/>
         </w:rPr>
-        <w:t xml:space="preserve">6.1 测试的定义和目的</w:t>
+        <w:t xml:space="preserve">6.1 测试的定义和目的</w:t>
       </w:r>
     </w:p>
     <w:p>
@@ -16009,7 +17383,7 @@
           <w:sz w:val="24"/>
           <w:szCs w:val="24"/>
         </w:rPr>
-        <w:t xml:space="preserve">6.2 测试的方法</w:t>
+        <w:t xml:space="preserve">6.2 测试的方法</w:t>
       </w:r>
     </w:p>
     <w:p>
@@ -16056,7 +17430,7 @@
           <w:sz w:val="24"/>
           <w:szCs w:val="24"/>
         </w:rPr>
-        <w:t xml:space="preserve">6.3 系统测试</w:t>
+        <w:t xml:space="preserve">6.3 系统测试</w:t>
       </w:r>
     </w:p>
     <w:p>
@@ -16070,7 +17444,7 @@
           <w:sz w:val="21"/>
           <w:szCs w:val="21"/>
         </w:rPr>
-        <w:t xml:space="preserve">以下为本系统核心功能的测试用例及测试结果，如表 6-1 所示。</w:t>
+        <w:t xml:space="preserve">以下为本系统核心功能的测试用例及测试结果，如表 6-1 所示。</w:t>
       </w:r>
     </w:p>
     <w:tbl>
@@ -16429,7 +17803,7 @@
                 <w:sz w:val="18"/>
                 <w:szCs w:val="18"/>
               </w:rPr>
-              <w:t xml:space="preserve">登录成功，返回 JWT 令牌</w:t>
+              <w:t xml:space="preserve">登录成功，返回 JWT 令牌</w:t>
             </w:r>
           </w:p>
         </w:tc>
@@ -16455,7 +17829,7 @@
                 <w:sz w:val="18"/>
                 <w:szCs w:val="18"/>
               </w:rPr>
-              <w:t xml:space="preserve">登录成功，返回 JWT 令牌</w:t>
+              <w:t xml:space="preserve">登录成功，返回 JWT 令牌</w:t>
             </w:r>
           </w:p>
         </w:tc>
@@ -18059,7 +19433,7 @@
                 <w:sz w:val="18"/>
                 <w:szCs w:val="18"/>
               </w:rPr>
-              <w:t xml:space="preserve">评分 4 分+评论内容</w:t>
+              <w:t xml:space="preserve">评分 4 分+评论内容</w:t>
             </w:r>
           </w:p>
         </w:tc>
@@ -18186,7 +19560,7 @@
           <w:sz w:val="24"/>
           <w:szCs w:val="24"/>
         </w:rPr>
-        <w:t xml:space="preserve">7 结论</w:t>
+        <w:t xml:space="preserve">7 结论</w:t>
       </w:r>
     </w:p>
     <w:p>
@@ -18201,7 +19575,143 @@
           <w:sz w:val="21"/>
           <w:szCs w:val="21"/>
         </w:rPr>
-        <w:t xml:space="preserve">本课题围绕校园兼职市场的信息化需求，设计并实现了一个基于 Spring Cloud 微服务架构的校园兼职平台——小易聘。系统采用前后端分离的开发模式，后端基于 Spring Boot 2.7 和 Spring Cloud 构建了网关服务、认证服务、用户服务、兼职服务和订单服务五个核心微服务，利用 Nacos 实现服务注册与配置管理，通过 OpenFeign 完成服务间通信，使用 Redis 实现缓存加速和分布式并发控制；前端基于 Vue 3 和 Element Plus 实现了学生端、雇主端和管理端三个角色的完整功能，涵盖用户注册登录、兼职信息发布与审核、简历投递、申请审核、订单管理与结算、双向评价评价等核心业务流程。</w:t>
+        <w:t xml:space="preserve">本课题围绕校园兼职市场的信息化需求，设计并实现了一个基于 </w:t>
+      </w:r>
+      <w:r>
+        <w:rPr>
+          <w:rFonts w:ascii="Times New Roman" w:cs="Times New Roman" w:eastAsia="Times New Roman" w:hAnsi="Times New Roman"/>
+          <w:sz w:val="21"/>
+          <w:szCs w:val="21"/>
+          <w:noBreak/>
+        </w:rPr>
+        <w:t xml:space="preserve">Spring Cloud</w:t>
+      </w:r>
+      <w:r>
+        <w:rPr>
+          <w:rFonts w:ascii="Times New Roman" w:cs="Times New Roman" w:eastAsia="Times New Roman" w:hAnsi="Times New Roman"/>
+          <w:sz w:val="21"/>
+          <w:szCs w:val="21"/>
+        </w:rPr>
+        <w:t xml:space="preserve"> 微服务架构的校园兼职平台——小易聘。系统采用前后端分离的开发模式，后端基于 </w:t>
+      </w:r>
+      <w:r>
+        <w:rPr>
+          <w:rFonts w:ascii="Times New Roman" w:cs="Times New Roman" w:eastAsia="Times New Roman" w:hAnsi="Times New Roman"/>
+          <w:sz w:val="21"/>
+          <w:szCs w:val="21"/>
+          <w:noBreak/>
+        </w:rPr>
+        <w:t xml:space="preserve">Spring Boot</w:t>
+      </w:r>
+      <w:r>
+        <w:rPr>
+          <w:rFonts w:ascii="Times New Roman" w:cs="Times New Roman" w:eastAsia="Times New Roman" w:hAnsi="Times New Roman"/>
+          <w:sz w:val="21"/>
+          <w:szCs w:val="21"/>
+        </w:rPr>
+        <w:t xml:space="preserve"> 2.7 和 </w:t>
+      </w:r>
+      <w:r>
+        <w:rPr>
+          <w:rFonts w:ascii="Times New Roman" w:cs="Times New Roman" w:eastAsia="Times New Roman" w:hAnsi="Times New Roman"/>
+          <w:sz w:val="21"/>
+          <w:szCs w:val="21"/>
+          <w:noBreak/>
+        </w:rPr>
+        <w:t xml:space="preserve">Spring Cloud</w:t>
+      </w:r>
+      <w:r>
+        <w:rPr>
+          <w:rFonts w:ascii="Times New Roman" w:cs="Times New Roman" w:eastAsia="Times New Roman" w:hAnsi="Times New Roman"/>
+          <w:sz w:val="21"/>
+          <w:szCs w:val="21"/>
+        </w:rPr>
+        <w:t xml:space="preserve"> 构建了网关服务、认证服务、用户服务、兼职服务和订单服务五个核心微服务，利用 </w:t>
+      </w:r>
+      <w:r>
+        <w:rPr>
+          <w:rFonts w:ascii="Times New Roman" w:cs="Times New Roman" w:eastAsia="Times New Roman" w:hAnsi="Times New Roman"/>
+          <w:sz w:val="21"/>
+          <w:szCs w:val="21"/>
+          <w:noBreak/>
+        </w:rPr>
+        <w:t xml:space="preserve">Nacos</w:t>
+      </w:r>
+      <w:r>
+        <w:rPr>
+          <w:rFonts w:ascii="Times New Roman" w:cs="Times New Roman" w:eastAsia="Times New Roman" w:hAnsi="Times New Roman"/>
+          <w:sz w:val="21"/>
+          <w:szCs w:val="21"/>
+        </w:rPr>
+        <w:t xml:space="preserve"> 实现服务注册与配置管理，通过 </w:t>
+      </w:r>
+      <w:r>
+        <w:rPr>
+          <w:rFonts w:ascii="Times New Roman" w:cs="Times New Roman" w:eastAsia="Times New Roman" w:hAnsi="Times New Roman"/>
+          <w:sz w:val="21"/>
+          <w:szCs w:val="21"/>
+          <w:noBreak/>
+        </w:rPr>
+        <w:t xml:space="preserve">OpenFeign</w:t>
+      </w:r>
+      <w:r>
+        <w:rPr>
+          <w:rFonts w:ascii="Times New Roman" w:cs="Times New Roman" w:eastAsia="Times New Roman" w:hAnsi="Times New Roman"/>
+          <w:sz w:val="21"/>
+          <w:szCs w:val="21"/>
+        </w:rPr>
+        <w:t xml:space="preserve"> 完成服务间通信，使用 </w:t>
+      </w:r>
+      <w:r>
+        <w:rPr>
+          <w:rFonts w:ascii="Times New Roman" w:cs="Times New Roman" w:eastAsia="Times New Roman" w:hAnsi="Times New Roman"/>
+          <w:sz w:val="21"/>
+          <w:szCs w:val="21"/>
+          <w:noBreak/>
+        </w:rPr>
+        <w:t xml:space="preserve">Redis</w:t>
+      </w:r>
+      <w:r>
+        <w:rPr>
+          <w:rFonts w:ascii="Times New Roman" w:cs="Times New Roman" w:eastAsia="Times New Roman" w:hAnsi="Times New Roman"/>
+          <w:sz w:val="21"/>
+          <w:szCs w:val="21"/>
+        </w:rPr>
+        <w:t xml:space="preserve"> 实现缓存加速和分布式并发控制；前端基于 </w:t>
+      </w:r>
+      <w:r>
+        <w:rPr>
+          <w:rFonts w:ascii="Times New Roman" w:cs="Times New Roman" w:eastAsia="Times New Roman" w:hAnsi="Times New Roman"/>
+          <w:sz w:val="21"/>
+          <w:szCs w:val="21"/>
+          <w:noBreak/>
+        </w:rPr>
+        <w:t xml:space="preserve">Vue 3</w:t>
+      </w:r>
+      <w:r>
+        <w:rPr>
+          <w:rFonts w:ascii="Times New Roman" w:cs="Times New Roman" w:eastAsia="Times New Roman" w:hAnsi="Times New Roman"/>
+          <w:sz w:val="21"/>
+          <w:szCs w:val="21"/>
+        </w:rPr>
+        <w:t xml:space="preserve"> 和 </w:t>
+      </w:r>
+      <w:r>
+        <w:rPr>
+          <w:rFonts w:ascii="Times New Roman" w:cs="Times New Roman" w:eastAsia="Times New Roman" w:hAnsi="Times New Roman"/>
+          <w:sz w:val="21"/>
+          <w:szCs w:val="21"/>
+          <w:noBreak/>
+        </w:rPr>
+        <w:t xml:space="preserve">Element Plus</w:t>
+      </w:r>
+      <w:r>
+        <w:rPr>
+          <w:rFonts w:ascii="Times New Roman" w:cs="Times New Roman" w:eastAsia="Times New Roman" w:hAnsi="Times New Roman"/>
+          <w:sz w:val="21"/>
+          <w:szCs w:val="21"/>
+        </w:rPr>
+        <w:t xml:space="preserve"> 实现了学生端、雇主端和管理端三个角色的完整功能，涵盖用户注册登录、兼职信息发布与审核、简历投递、申请审核、订单管理与结算、双向评价评价等核心业务流程。</w:t>
       </w:r>
     </w:p>
     <w:p>
@@ -18216,7 +19726,41 @@
           <w:sz w:val="21"/>
           <w:szCs w:val="21"/>
         </w:rPr>
-        <w:t xml:space="preserve">在系统设计方面，本课题深入分析了校园兼职平台的功能需求，采用微服务架构实现了系统的模块化设计和服务解耦，提高了系统的可扩展性和可维护性。在技术实现方面，项目运用了 JWT 双令牌认证、Redis 分布式锁、MyBatis-Plus 持久层增强等关键技术，解决了实际开发中的身份认证、并发控制和数据持久化等问题。在系统测试方面，通过功能测试验证了系统核心功能的正确性和可靠性。</w:t>
+        <w:t xml:space="preserve">在系统设计方面，本课题深入分析了校园兼职平台的功能需求，采用微服务架构实现了系统的模块化设计和服务解耦，提高了系统的可扩展性和可维护性。在技术实现方面，项目运用了 JWT 双令牌认证、</w:t>
+      </w:r>
+      <w:r>
+        <w:rPr>
+          <w:rFonts w:ascii="Times New Roman" w:cs="Times New Roman" w:eastAsia="Times New Roman" w:hAnsi="Times New Roman"/>
+          <w:sz w:val="21"/>
+          <w:szCs w:val="21"/>
+          <w:noBreak/>
+        </w:rPr>
+        <w:t xml:space="preserve">Redis</w:t>
+      </w:r>
+      <w:r>
+        <w:rPr>
+          <w:rFonts w:ascii="Times New Roman" w:cs="Times New Roman" w:eastAsia="Times New Roman" w:hAnsi="Times New Roman"/>
+          <w:sz w:val="21"/>
+          <w:szCs w:val="21"/>
+        </w:rPr>
+        <w:t xml:space="preserve"> 分布式锁、</w:t>
+      </w:r>
+      <w:r>
+        <w:rPr>
+          <w:rFonts w:ascii="Times New Roman" w:cs="Times New Roman" w:eastAsia="Times New Roman" w:hAnsi="Times New Roman"/>
+          <w:sz w:val="21"/>
+          <w:szCs w:val="21"/>
+          <w:noBreak/>
+        </w:rPr>
+        <w:t xml:space="preserve">MyBatis-Plus</w:t>
+      </w:r>
+      <w:r>
+        <w:rPr>
+          <w:rFonts w:ascii="Times New Roman" w:cs="Times New Roman" w:eastAsia="Times New Roman" w:hAnsi="Times New Roman"/>
+          <w:sz w:val="21"/>
+          <w:szCs w:val="21"/>
+        </w:rPr>
+        <w:t xml:space="preserve"> 持久层增强等关键技术，解决了实际开发中的身份认证、并发控制和数据持久化等问题。在系统测试方面，通过功能测试验证了系统核心功能的正确性和可靠性。</w:t>
       </w:r>
     </w:p>
     <w:p>
@@ -18231,7 +19775,7 @@
           <w:sz w:val="21"/>
           <w:szCs w:val="21"/>
         </w:rPr>
-        <w:t xml:space="preserve">尽管本系统已实现了校园兼职平台的核心功能，但仍有进一步优化和扩展的空间。未来可以在以下方面进行改进：一是引入即时通讯功能，实现学生与雇主之间的实时在线沟通；二是集成第三方支付接口，实现薪资的在线支付和资金托管；三是引入推荐算法，根据学生的专业背景和求职偏好智能推荐合适的兼职岗位；四是增加数据可视化和运营分析功能，为平台运营提供更丰富的决策支持；五是考虑容器化部署方案，使用 Docker 和 Kubernetes 实现微服务的自动化部署和弹性伸缩。</w:t>
+        <w:t xml:space="preserve">尽管本系统已实现了校园兼职平台的核心功能，但仍有进一步优化和扩展的空间。未来可以在以下方面进行改进：一是引入即时通讯功能，实现学生与雇主之间的实时在线沟通；二是集成第三方支付接口，实现薪资的在线支付和资金托管；三是引入推荐算法，根据学生的专业背景和求职偏好智能推荐合适的兼职岗位；四是增加数据可视化和运营分析功能，为平台运营提供更丰富的决策支持；五是考虑容器化部署方案，使用 Docker 和 Kubernetes 实现微服务的自动化部署和弹性伸缩。</w:t>
       </w:r>
     </w:p>
     <w:p>
@@ -18261,7 +19805,7 @@
           <w:sz w:val="21"/>
           <w:szCs w:val="21"/>
         </w:rPr>
-        <w:t xml:space="preserve">[1] 张明华, 李志强. 基于 Web 的校园兼职信息平台的设计与实现[J]. 计算机应用与软件, 2021, 38(5): 112-117.</w:t>
+        <w:t xml:space="preserve">[1] 张明华, 李志强. 基于 Web 的校园兼职信息平台的设计与实现[J]. 计算机应用与软件, 2021, 38(5): 112-117.</w:t>
       </w:r>
     </w:p>
     <w:p>
@@ -18287,7 +19831,7 @@
           <w:sz w:val="21"/>
           <w:szCs w:val="21"/>
         </w:rPr>
-        <w:t xml:space="preserve">[3] 尤雨溪. Vue.js 设计与实现[M]. 北京: 人民邮电出版社, 2022.</w:t>
+        <w:t xml:space="preserve">[3] 尤雨溪. Vue.js 设计与实现[M]. 北京: 人民邮电出版社, 2022.</w:t>
       </w:r>
     </w:p>
     <w:p>
@@ -18300,7 +19844,7 @@
           <w:sz w:val="21"/>
           <w:szCs w:val="21"/>
         </w:rPr>
-        <w:t xml:space="preserve">[4] 王建国, 陈晓东. 基于 JWT 的无状态身份认证方案研究[J]. 信息安全研究, 2022, 8(3): 245-251.</w:t>
+        <w:t xml:space="preserve">[4] 王建国, 陈晓东. 基于 JWT 的无状态身份认证方案研究[J]. 信息安全研究, 2022, 8(3): 245-251.</w:t>
       </w:r>
     </w:p>
     <w:p>
@@ -18312,8 +19856,9 @@
           <w:rFonts w:ascii="Times New Roman" w:cs="Times New Roman" w:eastAsia="Times New Roman" w:hAnsi="Times New Roman"/>
           <w:sz w:val="21"/>
           <w:szCs w:val="21"/>
-        </w:rPr>
-        <w:t xml:space="preserve">[5] 苗春雨. MyBatis-Plus 从入门到精通[M]. 北京: 电子工业出版社, 2021.</w:t>
+          <w:noBreak/>
+        </w:rPr>
+        <w:t xml:space="preserve">[5] 苗春雨. MyBatis-Plus 从入门到精通[M]. 北京: 电子工业出版社, 2021.</w:t>
       </w:r>
     </w:p>
     <w:p>
@@ -18325,8 +19870,9 @@
           <w:rFonts w:ascii="Times New Roman" w:cs="Times New Roman" w:eastAsia="Times New Roman" w:hAnsi="Times New Roman"/>
           <w:sz w:val="21"/>
           <w:szCs w:val="21"/>
-        </w:rPr>
-        <w:t xml:space="preserve">[6] 刘伟, 赵丹. Redis 在 Web 高并发场景下的应用研究[J]. 软件导刊, 2023, 22(1): 88-92.</w:t>
+          <w:noBreak/>
+        </w:rPr>
+        <w:t xml:space="preserve">[6] 刘伟, 赵丹. Redis 在 Web 高并发场景下的应用研究[J]. 软件导刊, 2023, 22(1): 88-92.</w:t>
       </w:r>
     </w:p>
     <w:p>
@@ -18338,8 +19884,9 @@
           <w:rFonts w:ascii="Times New Roman" w:cs="Times New Roman" w:eastAsia="Times New Roman" w:hAnsi="Times New Roman"/>
           <w:sz w:val="21"/>
           <w:szCs w:val="21"/>
-        </w:rPr>
-        <w:t xml:space="preserve">[7] 阿里巴巴中间件团队. Nacos 架构设计与原理[M]. 北京: 电子工业出版社, 2023.</w:t>
+          <w:noBreak/>
+        </w:rPr>
+        <w:t xml:space="preserve">[7] 阿里巴巴中间件团队. Nacos 架构设计与原理[M]. 北京: 电子工业出版社, 2023.</w:t>
       </w:r>
     </w:p>
     <w:p>
@@ -18398,6 +19945,7 @@
           <w:bCs/>
           <w:sz w:val="32"/>
           <w:szCs w:val="32"/>
+          <w:noBreak/>
         </w:rPr>
         <w:t xml:space="preserve">Design and Implementation of Campus Part-Time Job Platform Based on Spring Cloud</w:t>
       </w:r>
@@ -18447,6 +19995,7 @@
           <w:rFonts w:ascii="Times New Roman" w:cs="Times New Roman" w:eastAsia="Times New Roman" w:hAnsi="Times New Roman"/>
           <w:sz w:val="24"/>
           <w:szCs w:val="24"/>
+          <w:noBreak/>
         </w:rPr>
         <w:t xml:space="preserve">With the continuous expansion of college enrollment and the increasing number of university students, campus part-time employment has become an important way for many students to gain practical experience and reduce financial burdens. However, traditional methods of disseminating part-time job information on campus mainly rely on informal channels such as word-of-mouth, posters, and social media groups, which suffer from information asymmetry, fraudulent recruitment, salary disputes, and safety concerns. To address these issues, this project designs and implements a campus part-time job platform called "Xiao-Yi-Pin" based on the Spring Cloud microservices architecture. The platform adopts a front-end and back-end separation development model. The back-end constructs five core microservices: Gateway Service, Authentication Service, User Service, Job Service, and Order Service, using Spring Boot and Spring Cloud. Nacos is employed for service registration and configuration management, OpenFeign for inter-service communication, and Redis for caching and distributed locking. The front-end is built with the Vue 3 framework combined with Element Plus component library, implementing complete functionalities for three user roles: student, employer, and administrator. The platform covers core business processes including user registration and login, job posting and auditing, resume submission, application review, order management and settlement, and bidirectional review system, providing a safe, efficient, and standardized information solution for the campus part-time job market.</w:t>
       </w:r>
@@ -18470,6 +20019,7 @@
           <w:rFonts w:ascii="Times New Roman" w:cs="Times New Roman" w:eastAsia="Times New Roman" w:hAnsi="Times New Roman"/>
           <w:sz w:val="24"/>
           <w:szCs w:val="24"/>
+          <w:noBreak/>
         </w:rPr>
         <w:t xml:space="preserve">Campus Part-Time Job Platform; Spring Cloud; Microservices Architecture; Vue 3; Front-end and Back-end Separation</w:t>
       </w:r>
